--- a/docs/manual/Medical-Supply_ERP_User_Manual_AR.docx
+++ b/docs/manual/Medical-Supply_ERP_User_Manual_AR.docx
@@ -31,7 +31,7 @@
                 <w:b/>
                 <w:color w:val="FFFFFF"/>
                 <w:sz w:val="64"/>
-                <w:rFonts w:cs="Arial" w:ascii="Arial" w:hAnsi="Arial"/>
+                <w:rFonts w:cs="Tajawal" w:ascii="Tajawal" w:hAnsi="Tajawal"/>
                 <w:rtl/>
               </w:rPr>
               <w:t>نظام إدارة موارد المستلزمات الطبية</w:t>
@@ -46,7 +46,7 @@
                 <w:b/>
                 <w:color w:val="FFFFFF"/>
                 <w:sz w:val="40"/>
-                <w:rFonts w:cs="Arial" w:ascii="Arial" w:hAnsi="Arial"/>
+                <w:rFonts w:cs="Tajawal" w:ascii="Tajawal" w:hAnsi="Tajawal"/>
                 <w:rtl/>
               </w:rPr>
               <w:t>دليل المستخدم</w:t>
@@ -65,7 +65,7 @@
           <w:b/>
           <w:color w:val="094E66"/>
           <w:sz w:val="32"/>
-          <w:rFonts w:cs="Arial" w:ascii="Arial" w:hAnsi="Arial"/>
+          <w:rFonts w:cs="Tajawal" w:ascii="Tajawal" w:hAnsi="Tajawal"/>
           <w:rtl/>
         </w:rPr>
         <w:t>شركة السودان للمستلزمات الطبية</w:t>
@@ -79,7 +79,7 @@
         <w:rPr>
           <w:color w:val="333333"/>
           <w:sz w:val="24"/>
-          <w:rFonts w:cs="Arial" w:ascii="Arial" w:hAnsi="Arial"/>
+          <w:rFonts w:cs="Tajawal" w:ascii="Tajawal" w:hAnsi="Tajawal"/>
           <w:rtl/>
         </w:rPr>
         <w:t>مبني على أودو 18 المجتمعي</w:t>
@@ -93,10 +93,10 @@
         <w:rPr>
           <w:color w:val="333333"/>
           <w:sz w:val="24"/>
-          <w:rFonts w:cs="Arial" w:ascii="Arial" w:hAnsi="Arial"/>
-          <w:rtl/>
-        </w:rPr>
-        <w:t>الإصدار 1.0  •  يونيو 2026</w:t>
+          <w:rFonts w:cs="Tajawal" w:ascii="Tajawal" w:hAnsi="Tajawal"/>
+          <w:rtl/>
+        </w:rPr>
+        <w:t>الإصدار 2.0  •  يونيو 2026</w:t>
       </w:r>
     </w:p>
     <w:p>
@@ -114,7 +114,7 @@
           <w:b/>
           <w:color w:val="094E66"/>
           <w:sz w:val="32"/>
-          <w:rFonts w:cs="Arial" w:ascii="Arial" w:hAnsi="Arial"/>
+          <w:rFonts w:cs="Tajawal" w:ascii="Tajawal" w:hAnsi="Tajawal"/>
           <w:rtl/>
         </w:rPr>
         <w:t>جدول المحتويات</w:t>
@@ -145,7 +145,7 @@
       </w:pPr>
       <w:r>
         <w:rPr>
-          <w:rFonts w:cs="Arial" w:ascii="Arial" w:hAnsi="Arial"/>
+          <w:rFonts w:cs="Tajawal" w:ascii="Tajawal" w:hAnsi="Tajawal"/>
           <w:rtl/>
         </w:rPr>
         <w:t>1. مقدمة</w:t>
@@ -158,7 +158,7 @@
       </w:pPr>
       <w:r>
         <w:rPr>
-          <w:rFonts w:cs="Arial" w:ascii="Arial" w:hAnsi="Arial"/>
+          <w:rFonts w:cs="Tajawal" w:ascii="Tajawal" w:hAnsi="Tajawal"/>
           <w:rtl/>
         </w:rPr>
         <w:t xml:space="preserve">يصف هذا الدليل </w:t>
@@ -166,14 +166,14 @@
       <w:r>
         <w:rPr>
           <w:b/>
-          <w:rFonts w:cs="Arial" w:ascii="Arial" w:hAnsi="Arial"/>
+          <w:rFonts w:cs="Tajawal" w:ascii="Tajawal" w:hAnsi="Tajawal"/>
           <w:rtl/>
         </w:rPr>
         <w:t>نظام إدارة موارد المستلزمات الطبية</w:t>
       </w:r>
       <w:r>
         <w:rPr>
-          <w:rFonts w:cs="Arial" w:ascii="Arial" w:hAnsi="Arial"/>
+          <w:rFonts w:cs="Tajawal" w:ascii="Tajawal" w:hAnsi="Tajawal"/>
           <w:rtl/>
         </w:rPr>
         <w:t xml:space="preserve"> — وهو نظام أعمال متكامل لشركة تستورد وتخزّن وتوزّع المستلزمات الطبية والأدوية. يغطي النظام سلسلة العمليات الكاملة: إعداد البيانات الأساسية، والمخزون والمستودعات، والمشتريات، والمبيعات، والمحاسبة، مع دعم أصيل </w:t>
@@ -181,14 +181,14 @@
       <w:r>
         <w:rPr>
           <w:b/>
-          <w:rFonts w:cs="Arial" w:ascii="Arial" w:hAnsi="Arial"/>
+          <w:rFonts w:cs="Tajawal" w:ascii="Tajawal" w:hAnsi="Tajawal"/>
           <w:rtl/>
         </w:rPr>
         <w:t>لتعدد العملات</w:t>
       </w:r>
       <w:r>
         <w:rPr>
-          <w:rFonts w:cs="Arial" w:ascii="Arial" w:hAnsi="Arial"/>
+          <w:rFonts w:cs="Tajawal" w:ascii="Tajawal" w:hAnsi="Tajawal"/>
           <w:rtl/>
         </w:rPr>
         <w:t xml:space="preserve"> (الجنيه السوداني كعملة أساسية والدولار الأمريكي كعملة مرجعية).</w:t>
@@ -201,7 +201,7 @@
       </w:pPr>
       <w:r>
         <w:rPr>
-          <w:rFonts w:cs="Arial" w:ascii="Arial" w:hAnsi="Arial"/>
+          <w:rFonts w:cs="Tajawal" w:ascii="Tajawal" w:hAnsi="Tajawal"/>
           <w:rtl/>
         </w:rPr>
         <w:t xml:space="preserve">النظام مبني على </w:t>
@@ -209,14 +209,14 @@
       <w:r>
         <w:rPr>
           <w:b/>
-          <w:rFonts w:cs="Arial" w:ascii="Arial" w:hAnsi="Arial"/>
+          <w:rFonts w:cs="Tajawal" w:ascii="Tajawal" w:hAnsi="Tajawal"/>
           <w:rtl/>
         </w:rPr>
         <w:t>أودو 18 المجتمعي</w:t>
       </w:r>
       <w:r>
         <w:rPr>
-          <w:rFonts w:cs="Arial" w:ascii="Arial" w:hAnsi="Arial"/>
+          <w:rFonts w:cs="Tajawal" w:ascii="Tajawal" w:hAnsi="Tajawal"/>
           <w:rtl/>
         </w:rPr>
         <w:t xml:space="preserve"> ويستخدم وحدات مجتمعية ومفتوحة المصدر فقط (OCA / Odoo-Mates) — دون الحاجة إلى أي تراخيص Enterprise مملوكة.</w:t>
@@ -230,7 +230,7 @@
       </w:pPr>
       <w:r>
         <w:rPr>
-          <w:rFonts w:cs="Arial" w:ascii="Arial" w:hAnsi="Arial"/>
+          <w:rFonts w:cs="Tajawal" w:ascii="Tajawal" w:hAnsi="Tajawal"/>
           <w:rtl/>
         </w:rPr>
         <w:t>1.1 لمن هذا الدليل</w:t>
@@ -245,14 +245,14 @@
       <w:r>
         <w:rPr>
           <w:b/>
-          <w:rFonts w:cs="Arial" w:ascii="Arial" w:hAnsi="Arial"/>
+          <w:rFonts w:cs="Tajawal" w:ascii="Tajawal" w:hAnsi="Tajawal"/>
           <w:rtl/>
         </w:rPr>
         <w:t>المسؤولون</w:t>
       </w:r>
       <w:r>
         <w:rPr>
-          <w:rFonts w:cs="Arial" w:ascii="Arial" w:hAnsi="Arial"/>
+          <w:rFonts w:cs="Tajawal" w:ascii="Tajawal" w:hAnsi="Tajawal"/>
           <w:rtl/>
         </w:rPr>
         <w:t xml:space="preserve"> الذين يهيئون البيانات الأساسية — المستودعات والأصناف والعملاء والموردين والبنوك والعملات وأسعار الصرف.</w:t>
@@ -267,14 +267,14 @@
       <w:r>
         <w:rPr>
           <w:b/>
-          <w:rFonts w:cs="Arial" w:ascii="Arial" w:hAnsi="Arial"/>
+          <w:rFonts w:cs="Tajawal" w:ascii="Tajawal" w:hAnsi="Tajawal"/>
           <w:rtl/>
         </w:rPr>
         <w:t>موظفو المشتريات</w:t>
       </w:r>
       <w:r>
         <w:rPr>
-          <w:rFonts w:cs="Arial" w:ascii="Arial" w:hAnsi="Arial"/>
+          <w:rFonts w:cs="Tajawal" w:ascii="Tajawal" w:hAnsi="Tajawal"/>
           <w:rtl/>
         </w:rPr>
         <w:t xml:space="preserve"> الذين ينشئون أوامر الشراء ويستلمون البضائع.</w:t>
@@ -289,14 +289,14 @@
       <w:r>
         <w:rPr>
           <w:b/>
-          <w:rFonts w:cs="Arial" w:ascii="Arial" w:hAnsi="Arial"/>
+          <w:rFonts w:cs="Tajawal" w:ascii="Tajawal" w:hAnsi="Tajawal"/>
           <w:rtl/>
         </w:rPr>
         <w:t>موظفو المبيعات</w:t>
       </w:r>
       <w:r>
         <w:rPr>
-          <w:rFonts w:cs="Arial" w:ascii="Arial" w:hAnsi="Arial"/>
+          <w:rFonts w:cs="Tajawal" w:ascii="Tajawal" w:hAnsi="Tajawal"/>
           <w:rtl/>
         </w:rPr>
         <w:t xml:space="preserve"> الذين يعرضون الأسعار ويبيعون ويسلّمون للعملاء.</w:t>
@@ -311,14 +311,14 @@
       <w:r>
         <w:rPr>
           <w:b/>
-          <w:rFonts w:cs="Arial" w:ascii="Arial" w:hAnsi="Arial"/>
+          <w:rFonts w:cs="Tajawal" w:ascii="Tajawal" w:hAnsi="Tajawal"/>
           <w:rtl/>
         </w:rPr>
         <w:t>المحاسبون</w:t>
       </w:r>
       <w:r>
         <w:rPr>
-          <w:rFonts w:cs="Arial" w:ascii="Arial" w:hAnsi="Arial"/>
+          <w:rFonts w:cs="Tajawal" w:ascii="Tajawal" w:hAnsi="Tajawal"/>
           <w:rtl/>
         </w:rPr>
         <w:t xml:space="preserve"> الذين يديرون الفواتير والمدفوعات والتسوية البنكية والتقارير.</w:t>
@@ -332,7 +332,7 @@
       </w:pPr>
       <w:r>
         <w:rPr>
-          <w:rFonts w:cs="Arial" w:ascii="Arial" w:hAnsi="Arial"/>
+          <w:rFonts w:cs="Tajawal" w:ascii="Tajawal" w:hAnsi="Tajawal"/>
           <w:rtl/>
         </w:rPr>
         <w:t>1.2 لمحة سريعة عن القدرات</w:t>
@@ -365,7 +365,7 @@
               <w:rPr>
                 <w:b/>
                 <w:color w:val="FFFFFF"/>
-                <w:rFonts w:cs="Arial" w:ascii="Arial" w:hAnsi="Arial"/>
+                <w:rFonts w:cs="Tajawal" w:ascii="Tajawal" w:hAnsi="Tajawal"/>
                 <w:rtl/>
               </w:rPr>
               <w:t>المجال</w:t>
@@ -386,7 +386,7 @@
               <w:rPr>
                 <w:b/>
                 <w:color w:val="FFFFFF"/>
-                <w:rFonts w:cs="Arial" w:ascii="Arial" w:hAnsi="Arial"/>
+                <w:rFonts w:cs="Tajawal" w:ascii="Tajawal" w:hAnsi="Tajawal"/>
                 <w:rtl/>
               </w:rPr>
               <w:t>ما يمكنك عمله</w:t>
@@ -406,7 +406,7 @@
             </w:pPr>
             <w:r>
               <w:rPr>
-                <w:rFonts w:cs="Arial" w:ascii="Arial" w:hAnsi="Arial"/>
+                <w:rFonts w:cs="Tajawal" w:ascii="Tajawal" w:hAnsi="Tajawal"/>
                 <w:rtl/>
               </w:rPr>
               <w:t>الإعدادات</w:t>
@@ -424,7 +424,7 @@
             </w:pPr>
             <w:r>
               <w:rPr>
-                <w:rFonts w:cs="Arial" w:ascii="Arial" w:hAnsi="Arial"/>
+                <w:rFonts w:cs="Tajawal" w:ascii="Tajawal" w:hAnsi="Tajawal"/>
                 <w:rtl/>
               </w:rPr>
               <w:t>تعريف الشركة والعملات والأسعار والعملاء والموردين والبنوك وخزائن النقد والوحدات والمستودعات وفئات المنتجات.</w:t>
@@ -445,7 +445,7 @@
             </w:pPr>
             <w:r>
               <w:rPr>
-                <w:rFonts w:cs="Arial" w:ascii="Arial" w:hAnsi="Arial"/>
+                <w:rFonts w:cs="Tajawal" w:ascii="Tajawal" w:hAnsi="Tajawal"/>
                 <w:rtl/>
               </w:rPr>
               <w:t>المخزون</w:t>
@@ -464,7 +464,7 @@
             </w:pPr>
             <w:r>
               <w:rPr>
-                <w:rFonts w:cs="Arial" w:ascii="Arial" w:hAnsi="Arial"/>
+                <w:rFonts w:cs="Tajawal" w:ascii="Tajawal" w:hAnsi="Tajawal"/>
                 <w:rtl/>
               </w:rPr>
               <w:t>تسجيل الأصناف مع تتبّع الدفعات وتواريخ الانتهاء؛ وإدارة الرصيد المتاح والتقييم.</w:t>
@@ -484,7 +484,7 @@
             </w:pPr>
             <w:r>
               <w:rPr>
-                <w:rFonts w:cs="Arial" w:ascii="Arial" w:hAnsi="Arial"/>
+                <w:rFonts w:cs="Tajawal" w:ascii="Tajawal" w:hAnsi="Tajawal"/>
                 <w:rtl/>
               </w:rPr>
               <w:t>المستودعات</w:t>
@@ -502,7 +502,7 @@
             </w:pPr>
             <w:r>
               <w:rPr>
-                <w:rFonts w:cs="Arial" w:ascii="Arial" w:hAnsi="Arial"/>
+                <w:rFonts w:cs="Tajawal" w:ascii="Tajawal" w:hAnsi="Tajawal"/>
                 <w:rtl/>
               </w:rPr>
               <w:t>تشغيل عدة مستودعات ومواقع داخلية (مثل التخزين المبرّد والحجر)؛ والاستلام والتسليم والتحويلات الداخلية.</w:t>
@@ -523,7 +523,7 @@
             </w:pPr>
             <w:r>
               <w:rPr>
-                <w:rFonts w:cs="Arial" w:ascii="Arial" w:hAnsi="Arial"/>
+                <w:rFonts w:cs="Tajawal" w:ascii="Tajawal" w:hAnsi="Tajawal"/>
                 <w:rtl/>
               </w:rPr>
               <w:t>المشتريات</w:t>
@@ -542,7 +542,7 @@
             </w:pPr>
             <w:r>
               <w:rPr>
-                <w:rFonts w:cs="Arial" w:ascii="Arial" w:hAnsi="Arial"/>
+                <w:rFonts w:cs="Tajawal" w:ascii="Tajawal" w:hAnsi="Tajawal"/>
                 <w:rtl/>
               </w:rPr>
               <w:t>طلب عرض سعر ← أمر شراء ← استلام ← فاتورة مورّد، مع قوائم أسعار الموردين والشراء بعملات متعددة.</w:t>
@@ -562,7 +562,7 @@
             </w:pPr>
             <w:r>
               <w:rPr>
-                <w:rFonts w:cs="Arial" w:ascii="Arial" w:hAnsi="Arial"/>
+                <w:rFonts w:cs="Tajawal" w:ascii="Tajawal" w:hAnsi="Tajawal"/>
                 <w:rtl/>
               </w:rPr>
               <w:t>المبيعات</w:t>
@@ -580,7 +580,7 @@
             </w:pPr>
             <w:r>
               <w:rPr>
-                <w:rFonts w:cs="Arial" w:ascii="Arial" w:hAnsi="Arial"/>
+                <w:rFonts w:cs="Tajawal" w:ascii="Tajawal" w:hAnsi="Tajawal"/>
                 <w:rtl/>
               </w:rPr>
               <w:t>عرض سعر ← أمر بيع ← تسليم ← فاتورة عميل، مع قوائم أسعار لكل عملة.</w:t>
@@ -601,7 +601,7 @@
             </w:pPr>
             <w:r>
               <w:rPr>
-                <w:rFonts w:cs="Arial" w:ascii="Arial" w:hAnsi="Arial"/>
+                <w:rFonts w:cs="Tajawal" w:ascii="Tajawal" w:hAnsi="Tajawal"/>
                 <w:rtl/>
               </w:rPr>
               <w:t>المحاسبة</w:t>
@@ -620,7 +620,7 @@
             </w:pPr>
             <w:r>
               <w:rPr>
-                <w:rFonts w:cs="Arial" w:ascii="Arial" w:hAnsi="Arial"/>
+                <w:rFonts w:cs="Tajawal" w:ascii="Tajawal" w:hAnsi="Tajawal"/>
                 <w:rtl/>
               </w:rPr>
               <w:t>فواتير العملاء وفواتير الموردين والمدفوعات والتسوية البنكية والتقارير المالية والسنة المالية والمطالبات.</w:t>
@@ -640,7 +640,7 @@
             </w:pPr>
             <w:r>
               <w:rPr>
-                <w:rFonts w:cs="Arial" w:ascii="Arial" w:hAnsi="Arial"/>
+                <w:rFonts w:cs="Tajawal" w:ascii="Tajawal" w:hAnsi="Tajawal"/>
                 <w:rtl/>
               </w:rPr>
               <w:t>تعدد العملات</w:t>
@@ -658,7 +658,7 @@
             </w:pPr>
             <w:r>
               <w:rPr>
-                <w:rFonts w:cs="Arial" w:ascii="Arial" w:hAnsi="Arial"/>
+                <w:rFonts w:cs="Tajawal" w:ascii="Tajawal" w:hAnsi="Tajawal"/>
                 <w:rtl/>
               </w:rPr>
               <w:t>الجنيه السوداني أساسية والدولار مرجعية؛ مع سجل مؤرّخ لأسعار الصرف يسهل تحديثه.</w:t>
@@ -681,7 +681,7 @@
       </w:pPr>
       <w:r>
         <w:rPr>
-          <w:rFonts w:cs="Arial" w:ascii="Arial" w:hAnsi="Arial"/>
+          <w:rFonts w:cs="Tajawal" w:ascii="Tajawal" w:hAnsi="Tajawal"/>
           <w:rtl/>
         </w:rPr>
         <w:t>2. نظرة عامة على النظام</w:t>
@@ -695,7 +695,7 @@
       </w:pPr>
       <w:r>
         <w:rPr>
-          <w:rFonts w:cs="Arial" w:ascii="Arial" w:hAnsi="Arial"/>
+          <w:rFonts w:cs="Tajawal" w:ascii="Tajawal" w:hAnsi="Tajawal"/>
           <w:rtl/>
         </w:rPr>
         <w:t>2.1 المكوّنات الأساسية</w:t>
@@ -708,7 +708,7 @@
       </w:pPr>
       <w:r>
         <w:rPr>
-          <w:rFonts w:cs="Arial" w:ascii="Arial" w:hAnsi="Arial"/>
+          <w:rFonts w:cs="Tajawal" w:ascii="Tajawal" w:hAnsi="Tajawal"/>
           <w:rtl/>
         </w:rPr>
         <w:t>ينقسم النظام إلى تطبيقات متعاونة. يضيف كل تطبيق قوائمه ومستنداته وتقاريره، لكنها تتشارك نفس المنتجات وجهات الاتصال والمحاسبة.</w:t>
@@ -741,7 +741,7 @@
               <w:rPr>
                 <w:b/>
                 <w:color w:val="FFFFFF"/>
-                <w:rFonts w:cs="Arial" w:ascii="Arial" w:hAnsi="Arial"/>
+                <w:rFonts w:cs="Tajawal" w:ascii="Tajawal" w:hAnsi="Tajawal"/>
                 <w:rtl/>
               </w:rPr>
               <w:t>التطبيق</w:t>
@@ -762,7 +762,7 @@
               <w:rPr>
                 <w:b/>
                 <w:color w:val="FFFFFF"/>
-                <w:rFonts w:cs="Arial" w:ascii="Arial" w:hAnsi="Arial"/>
+                <w:rFonts w:cs="Tajawal" w:ascii="Tajawal" w:hAnsi="Tajawal"/>
                 <w:rtl/>
               </w:rPr>
               <w:t>الغرض</w:t>
@@ -782,7 +782,7 @@
             </w:pPr>
             <w:r>
               <w:rPr>
-                <w:rFonts w:cs="Arial" w:ascii="Arial" w:hAnsi="Arial"/>
+                <w:rFonts w:cs="Tajawal" w:ascii="Tajawal" w:hAnsi="Tajawal"/>
                 <w:rtl/>
               </w:rPr>
               <w:t>المخزون</w:t>
@@ -800,7 +800,7 @@
             </w:pPr>
             <w:r>
               <w:rPr>
-                <w:rFonts w:cs="Arial" w:ascii="Arial" w:hAnsi="Arial"/>
+                <w:rFonts w:cs="Tajawal" w:ascii="Tajawal" w:hAnsi="Tajawal"/>
                 <w:rtl/>
               </w:rPr>
               <w:t>الأصناف والرصيد والمستودعات والمواقع والدفعات وتواريخ الانتهاء والتحويلات.</w:t>
@@ -821,7 +821,7 @@
             </w:pPr>
             <w:r>
               <w:rPr>
-                <w:rFonts w:cs="Arial" w:ascii="Arial" w:hAnsi="Arial"/>
+                <w:rFonts w:cs="Tajawal" w:ascii="Tajawal" w:hAnsi="Tajawal"/>
                 <w:rtl/>
               </w:rPr>
               <w:t>المشتريات</w:t>
@@ -840,7 +840,7 @@
             </w:pPr>
             <w:r>
               <w:rPr>
-                <w:rFonts w:cs="Arial" w:ascii="Arial" w:hAnsi="Arial"/>
+                <w:rFonts w:cs="Tajawal" w:ascii="Tajawal" w:hAnsi="Tajawal"/>
                 <w:rtl/>
               </w:rPr>
               <w:t>أوامر الموردين واستلام البضائع.</w:t>
@@ -860,7 +860,7 @@
             </w:pPr>
             <w:r>
               <w:rPr>
-                <w:rFonts w:cs="Arial" w:ascii="Arial" w:hAnsi="Arial"/>
+                <w:rFonts w:cs="Tajawal" w:ascii="Tajawal" w:hAnsi="Tajawal"/>
                 <w:rtl/>
               </w:rPr>
               <w:t>المبيعات</w:t>
@@ -878,7 +878,7 @@
             </w:pPr>
             <w:r>
               <w:rPr>
-                <w:rFonts w:cs="Arial" w:ascii="Arial" w:hAnsi="Arial"/>
+                <w:rFonts w:cs="Tajawal" w:ascii="Tajawal" w:hAnsi="Tajawal"/>
                 <w:rtl/>
               </w:rPr>
               <w:t>عروض الأسعار وأوامر البيع والتسليمات.</w:t>
@@ -899,7 +899,7 @@
             </w:pPr>
             <w:r>
               <w:rPr>
-                <w:rFonts w:cs="Arial" w:ascii="Arial" w:hAnsi="Arial"/>
+                <w:rFonts w:cs="Tajawal" w:ascii="Tajawal" w:hAnsi="Tajawal"/>
                 <w:rtl/>
               </w:rPr>
               <w:t>الفوترة / المحاسبة</w:t>
@@ -918,7 +918,7 @@
             </w:pPr>
             <w:r>
               <w:rPr>
-                <w:rFonts w:cs="Arial" w:ascii="Arial" w:hAnsi="Arial"/>
+                <w:rFonts w:cs="Tajawal" w:ascii="Tajawal" w:hAnsi="Tajawal"/>
                 <w:rtl/>
               </w:rPr>
               <w:t>الفواتير والمدفوعات ودفاتر اليومية والتقارير.</w:t>
@@ -938,7 +938,7 @@
             </w:pPr>
             <w:r>
               <w:rPr>
-                <w:rFonts w:cs="Arial" w:ascii="Arial" w:hAnsi="Arial"/>
+                <w:rFonts w:cs="Tajawal" w:ascii="Tajawal" w:hAnsi="Tajawal"/>
                 <w:rtl/>
               </w:rPr>
               <w:t>جهات الاتصال</w:t>
@@ -956,7 +956,7 @@
             </w:pPr>
             <w:r>
               <w:rPr>
-                <w:rFonts w:cs="Arial" w:ascii="Arial" w:hAnsi="Arial"/>
+                <w:rFonts w:cs="Tajawal" w:ascii="Tajawal" w:hAnsi="Tajawal"/>
                 <w:rtl/>
               </w:rPr>
               <w:t>العملاء والموردون (يمكن أن تكون الجهة عميلًا ومورّدًا معًا).</w:t>
@@ -977,7 +977,7 @@
             </w:pPr>
             <w:r>
               <w:rPr>
-                <w:rFonts w:cs="Arial" w:ascii="Arial" w:hAnsi="Arial"/>
+                <w:rFonts w:cs="Tajawal" w:ascii="Tajawal" w:hAnsi="Tajawal"/>
                 <w:rtl/>
               </w:rPr>
               <w:t>الإعدادات</w:t>
@@ -996,7 +996,7 @@
             </w:pPr>
             <w:r>
               <w:rPr>
-                <w:rFonts w:cs="Arial" w:ascii="Arial" w:hAnsi="Arial"/>
+                <w:rFonts w:cs="Tajawal" w:ascii="Tajawal" w:hAnsi="Tajawal"/>
                 <w:rtl/>
               </w:rPr>
               <w:t>الشركة والعملات والمستخدمون ومفاتيح تفعيل الخصائص.</w:t>
@@ -1014,7 +1014,7 @@
       </w:pPr>
       <w:r>
         <w:rPr>
-          <w:rFonts w:cs="Arial" w:ascii="Arial" w:hAnsi="Arial"/>
+          <w:rFonts w:cs="Tajawal" w:ascii="Tajawal" w:hAnsi="Tajawal"/>
           <w:rtl/>
         </w:rPr>
         <w:t>2.2 تسجيل الدخول</w:t>
@@ -1028,7 +1028,7 @@
       </w:pPr>
       <w:r>
         <w:rPr>
-          <w:rFonts w:cs="Arial" w:ascii="Arial" w:hAnsi="Arial"/>
+          <w:rFonts w:cs="Tajawal" w:ascii="Tajawal" w:hAnsi="Tajawal"/>
           <w:rtl/>
         </w:rPr>
         <w:t xml:space="preserve">افتح رابط النظام في المتصفح (للنسخة التجريبية المحلية: </w:t>
@@ -1036,14 +1036,14 @@
       <w:r>
         <w:rPr>
           <w:b/>
-          <w:rFonts w:cs="Arial" w:ascii="Arial" w:hAnsi="Arial"/>
+          <w:rFonts w:cs="Tajawal" w:ascii="Tajawal" w:hAnsi="Tajawal"/>
           <w:rtl/>
         </w:rPr>
         <w:t>http://localhost:8069</w:t>
       </w:r>
       <w:r>
         <w:rPr>
-          <w:rFonts w:cs="Arial" w:ascii="Arial" w:hAnsi="Arial"/>
+          <w:rFonts w:cs="Tajawal" w:ascii="Tajawal" w:hAnsi="Tajawal"/>
           <w:rtl/>
         </w:rPr>
         <w:t>).</w:t>
@@ -1057,7 +1057,7 @@
       </w:pPr>
       <w:r>
         <w:rPr>
-          <w:rFonts w:cs="Arial" w:ascii="Arial" w:hAnsi="Arial"/>
+          <w:rFonts w:cs="Tajawal" w:ascii="Tajawal" w:hAnsi="Tajawal"/>
           <w:rtl/>
         </w:rPr>
         <w:t xml:space="preserve">إذا ظهرت قائمة قواعد البيانات، اختر </w:t>
@@ -1065,14 +1065,14 @@
       <w:r>
         <w:rPr>
           <w:b/>
-          <w:rFonts w:cs="Arial" w:ascii="Arial" w:hAnsi="Arial"/>
+          <w:rFonts w:cs="Tajawal" w:ascii="Tajawal" w:hAnsi="Tajawal"/>
           <w:rtl/>
         </w:rPr>
         <w:t>erpmedsupply</w:t>
       </w:r>
       <w:r>
         <w:rPr>
-          <w:rFonts w:cs="Arial" w:ascii="Arial" w:hAnsi="Arial"/>
+          <w:rFonts w:cs="Tajawal" w:ascii="Tajawal" w:hAnsi="Tajawal"/>
           <w:rtl/>
         </w:rPr>
         <w:t>.</w:t>
@@ -1086,7 +1086,7 @@
       </w:pPr>
       <w:r>
         <w:rPr>
-          <w:rFonts w:cs="Arial" w:ascii="Arial" w:hAnsi="Arial"/>
+          <w:rFonts w:cs="Tajawal" w:ascii="Tajawal" w:hAnsi="Tajawal"/>
           <w:rtl/>
         </w:rPr>
         <w:t xml:space="preserve">أدخل اسم المستخدم وكلمة المرور. المسؤول الافتراضي في النسخة التجريبية هو </w:t>
@@ -1094,19 +1094,75 @@
       <w:r>
         <w:rPr>
           <w:b/>
-          <w:rFonts w:cs="Arial" w:ascii="Arial" w:hAnsi="Arial"/>
+          <w:rFonts w:cs="Tajawal" w:ascii="Tajawal" w:hAnsi="Tajawal"/>
           <w:rtl/>
         </w:rPr>
         <w:t>admin / admin</w:t>
       </w:r>
       <w:r>
         <w:rPr>
-          <w:rFonts w:cs="Arial" w:ascii="Arial" w:hAnsi="Arial"/>
+          <w:rFonts w:cs="Tajawal" w:ascii="Tajawal" w:hAnsi="Tajawal"/>
           <w:rtl/>
         </w:rPr>
         <w:t xml:space="preserve"> — غيّر كلمة المرور قبل التشغيل الفعلي.</w:t>
       </w:r>
     </w:p>
+    <w:p>
+      <w:pPr>
+        <w:jc w:val="center"/>
+      </w:pPr>
+      <w:r>
+        <w:drawing>
+          <wp:inline xmlns:a="http://schemas.openxmlformats.org/drawingml/2006/main" xmlns:pic="http://schemas.openxmlformats.org/drawingml/2006/picture">
+            <wp:extent cx="5577840" cy="3542682"/>
+            <wp:docPr id="1" name="Picture 1"/>
+            <wp:cNvGraphicFramePr>
+              <a:graphicFrameLocks noChangeAspect="1"/>
+            </wp:cNvGraphicFramePr>
+            <a:graphic>
+              <a:graphicData uri="http://schemas.openxmlformats.org/drawingml/2006/picture">
+                <pic:pic>
+                  <pic:nvPicPr>
+                    <pic:cNvPr id="0" name="login.png"/>
+                    <pic:cNvPicPr/>
+                  </pic:nvPicPr>
+                  <pic:blipFill>
+                    <a:blip r:embed="rId10"/>
+                    <a:stretch>
+                      <a:fillRect/>
+                    </a:stretch>
+                  </pic:blipFill>
+                  <pic:spPr>
+                    <a:xfrm>
+                      <a:off x="0" y="0"/>
+                      <a:ext cx="5577840" cy="3542682"/>
+                    </a:xfrm>
+                    <a:prstGeom prst="rect"/>
+                  </pic:spPr>
+                </pic:pic>
+              </a:graphicData>
+            </a:graphic>
+          </wp:inline>
+        </w:drawing>
+      </w:r>
+    </w:p>
+    <w:p>
+      <w:pPr>
+        <w:jc w:val="right"/>
+        <w:bidi/>
+      </w:pPr>
+      <w:r>
+        <w:rPr>
+          <w:i/>
+          <w:color w:val="555555"/>
+          <w:sz w:val="19"/>
+          <w:rFonts w:cs="Tajawal" w:ascii="Tajawal" w:hAnsi="Tajawal"/>
+          <w:rtl/>
+        </w:rPr>
+        <w:t>شكل 1 — شاشة تسجيل الدخول — اختر قاعدة البيانات **erpmedsupply** وسجّل الدخول.</w:t>
+      </w:r>
+    </w:p>
+    <w:p/>
     <w:tbl>
       <w:tblPr>
         <w:tblW w:type="auto" w:w="0"/>
@@ -1131,7 +1187,7 @@
               <w:rPr>
                 <w:b/>
                 <w:color w:val="B00020"/>
-                <w:rFonts w:cs="Arial" w:ascii="Arial" w:hAnsi="Arial"/>
+                <w:rFonts w:cs="Tajawal" w:ascii="Tajawal" w:hAnsi="Tajawal"/>
                 <w:rtl/>
               </w:rPr>
               <w:t>هام — غيّر بيانات الدخول الافتراضية</w:t>
@@ -1144,7 +1200,7 @@
             </w:pPr>
             <w:r>
               <w:rPr>
-                <w:rFonts w:cs="Arial" w:ascii="Arial" w:hAnsi="Arial"/>
+                <w:rFonts w:cs="Tajawal" w:ascii="Tajawal" w:hAnsi="Tajawal"/>
                 <w:rtl/>
               </w:rPr>
               <w:t>يجب تغيير كلمة مرور المسؤول التجريبية (</w:t>
@@ -1152,14 +1208,14 @@
             <w:r>
               <w:rPr>
                 <w:b/>
-                <w:rFonts w:cs="Arial" w:ascii="Arial" w:hAnsi="Arial"/>
+                <w:rFonts w:cs="Tajawal" w:ascii="Tajawal" w:hAnsi="Tajawal"/>
                 <w:rtl/>
               </w:rPr>
               <w:t>admin</w:t>
             </w:r>
             <w:r>
               <w:rPr>
-                <w:rFonts w:cs="Arial" w:ascii="Arial" w:hAnsi="Arial"/>
+                <w:rFonts w:cs="Tajawal" w:ascii="Tajawal" w:hAnsi="Tajawal"/>
                 <w:rtl/>
               </w:rPr>
               <w:t>) وكلمة المرور الرئيسية لقاعدة البيانات قبل استخدام النظام ببيانات حقيقية.</w:t>
@@ -1177,7 +1233,7 @@
       </w:pPr>
       <w:r>
         <w:rPr>
-          <w:rFonts w:cs="Arial" w:ascii="Arial" w:hAnsi="Arial"/>
+          <w:rFonts w:cs="Tajawal" w:ascii="Tajawal" w:hAnsi="Tajawal"/>
           <w:rtl/>
         </w:rPr>
         <w:t>2.3 التنقّل في النظام</w:t>
@@ -1192,14 +1248,14 @@
       <w:r>
         <w:rPr>
           <w:b/>
-          <w:rFonts w:cs="Arial" w:ascii="Arial" w:hAnsi="Arial"/>
+          <w:rFonts w:cs="Tajawal" w:ascii="Tajawal" w:hAnsi="Tajawal"/>
           <w:rtl/>
         </w:rPr>
         <w:t>شريط القوائم العلوي</w:t>
       </w:r>
       <w:r>
         <w:rPr>
-          <w:rFonts w:cs="Arial" w:ascii="Arial" w:hAnsi="Arial"/>
+          <w:rFonts w:cs="Tajawal" w:ascii="Tajawal" w:hAnsi="Tajawal"/>
           <w:rtl/>
         </w:rPr>
         <w:t xml:space="preserve"> ينقلك بين التطبيقات (المخزون، المشتريات، المبيعات، المحاسبة…).</w:t>
@@ -1213,7 +1269,7 @@
       </w:pPr>
       <w:r>
         <w:rPr>
-          <w:rFonts w:cs="Arial" w:ascii="Arial" w:hAnsi="Arial"/>
+          <w:rFonts w:cs="Tajawal" w:ascii="Tajawal" w:hAnsi="Tajawal"/>
           <w:rtl/>
         </w:rPr>
         <w:t xml:space="preserve">لكل تطبيق قائمة فرعية </w:t>
@@ -1221,14 +1277,14 @@
       <w:r>
         <w:rPr>
           <w:b/>
-          <w:rFonts w:cs="Arial" w:ascii="Arial" w:hAnsi="Arial"/>
+          <w:rFonts w:cs="Tajawal" w:ascii="Tajawal" w:hAnsi="Tajawal"/>
           <w:rtl/>
         </w:rPr>
         <w:t>الإعدادات</w:t>
       </w:r>
       <w:r>
         <w:rPr>
-          <w:rFonts w:cs="Arial" w:ascii="Arial" w:hAnsi="Arial"/>
+          <w:rFonts w:cs="Tajawal" w:ascii="Tajawal" w:hAnsi="Tajawal"/>
           <w:rtl/>
         </w:rPr>
         <w:t xml:space="preserve"> الخاصة به لمهام التهيئة.</w:t>
@@ -1242,7 +1298,7 @@
       </w:pPr>
       <w:r>
         <w:rPr>
-          <w:rFonts w:cs="Arial" w:ascii="Arial" w:hAnsi="Arial"/>
+          <w:rFonts w:cs="Tajawal" w:ascii="Tajawal" w:hAnsi="Tajawal"/>
           <w:rtl/>
         </w:rPr>
         <w:t xml:space="preserve">تتبع معظم المستندات دورة حياة </w:t>
@@ -1250,19 +1306,75 @@
       <w:r>
         <w:rPr>
           <w:b/>
-          <w:rFonts w:cs="Arial" w:ascii="Arial" w:hAnsi="Arial"/>
+          <w:rFonts w:cs="Tajawal" w:ascii="Tajawal" w:hAnsi="Tajawal"/>
           <w:rtl/>
         </w:rPr>
         <w:t>مسودة ← مؤكد ← منجز</w:t>
       </w:r>
       <w:r>
         <w:rPr>
-          <w:rFonts w:cs="Arial" w:ascii="Arial" w:hAnsi="Arial"/>
+          <w:rFonts w:cs="Tajawal" w:ascii="Tajawal" w:hAnsi="Tajawal"/>
           <w:rtl/>
         </w:rPr>
         <w:t xml:space="preserve"> تظهر عبر أزرار الحالة أعلى اليسار.</w:t>
       </w:r>
     </w:p>
+    <w:p>
+      <w:pPr>
+        <w:jc w:val="center"/>
+      </w:pPr>
+      <w:r>
+        <w:drawing>
+          <wp:inline xmlns:a="http://schemas.openxmlformats.org/drawingml/2006/main" xmlns:pic="http://schemas.openxmlformats.org/drawingml/2006/picture">
+            <wp:extent cx="5577840" cy="3542682"/>
+            <wp:docPr id="2" name="Picture 2"/>
+            <wp:cNvGraphicFramePr>
+              <a:graphicFrameLocks noChangeAspect="1"/>
+            </wp:cNvGraphicFramePr>
+            <a:graphic>
+              <a:graphicData uri="http://schemas.openxmlformats.org/drawingml/2006/picture">
+                <pic:pic>
+                  <pic:nvPicPr>
+                    <pic:cNvPr id="0" name="apps_home.png"/>
+                    <pic:cNvPicPr/>
+                  </pic:nvPicPr>
+                  <pic:blipFill>
+                    <a:blip r:embed="rId11"/>
+                    <a:stretch>
+                      <a:fillRect/>
+                    </a:stretch>
+                  </pic:blipFill>
+                  <pic:spPr>
+                    <a:xfrm>
+                      <a:off x="0" y="0"/>
+                      <a:ext cx="5577840" cy="3542682"/>
+                    </a:xfrm>
+                    <a:prstGeom prst="rect"/>
+                  </pic:spPr>
+                </pic:pic>
+              </a:graphicData>
+            </a:graphic>
+          </wp:inline>
+        </w:drawing>
+      </w:r>
+    </w:p>
+    <w:p>
+      <w:pPr>
+        <w:jc w:val="right"/>
+        <w:bidi/>
+      </w:pPr>
+      <w:r>
+        <w:rPr>
+          <w:i/>
+          <w:color w:val="555555"/>
+          <w:sz w:val="19"/>
+          <w:rFonts w:cs="Tajawal" w:ascii="Tajawal" w:hAnsi="Tajawal"/>
+          <w:rtl/>
+        </w:rPr>
+        <w:t>شكل 2 — الشاشة الرئيسية للتطبيقات، وتعرض تطبيقات الأعمال المثبّتة.</w:t>
+      </w:r>
+    </w:p>
+    <w:p/>
     <w:p>
       <w:r>
         <w:br w:type="page"/>
@@ -1276,7 +1388,7 @@
       </w:pPr>
       <w:r>
         <w:rPr>
-          <w:rFonts w:cs="Arial" w:ascii="Arial" w:hAnsi="Arial"/>
+          <w:rFonts w:cs="Tajawal" w:ascii="Tajawal" w:hAnsi="Tajawal"/>
           <w:rtl/>
         </w:rPr>
         <w:t>3. الإعدادات (الإدارة المركزية)</w:t>
@@ -1289,7 +1401,7 @@
       </w:pPr>
       <w:r>
         <w:rPr>
-          <w:rFonts w:cs="Arial" w:ascii="Arial" w:hAnsi="Arial"/>
+          <w:rFonts w:cs="Tajawal" w:ascii="Tajawal" w:hAnsi="Tajawal"/>
           <w:rtl/>
         </w:rPr>
         <w:t xml:space="preserve">الإعدادات هي قلب النظام. أكمل هذه الخطوات </w:t>
@@ -1297,14 +1409,14 @@
       <w:r>
         <w:rPr>
           <w:b/>
-          <w:rFonts w:cs="Arial" w:ascii="Arial" w:hAnsi="Arial"/>
+          <w:rFonts w:cs="Tajawal" w:ascii="Tajawal" w:hAnsi="Tajawal"/>
           <w:rtl/>
         </w:rPr>
         <w:t>بالترتيب</w:t>
       </w:r>
       <w:r>
         <w:rPr>
-          <w:rFonts w:cs="Arial" w:ascii="Arial" w:hAnsi="Arial"/>
+          <w:rFonts w:cs="Tajawal" w:ascii="Tajawal" w:hAnsi="Tajawal"/>
           <w:rtl/>
         </w:rPr>
         <w:t xml:space="preserve"> قبل تسجيل العمليات اليومية، لأن بعض الإعدادات (خاصة العملة الأساسية وشجرة الحسابات) يصعب تغييرها بعد وجود عمليات.</w:t>
@@ -1318,7 +1430,7 @@
       </w:pPr>
       <w:r>
         <w:rPr>
-          <w:rFonts w:cs="Arial" w:ascii="Arial" w:hAnsi="Arial"/>
+          <w:rFonts w:cs="Tajawal" w:ascii="Tajawal" w:hAnsi="Tajawal"/>
           <w:rtl/>
         </w:rPr>
         <w:t>3.1 الشركة</w:t>
@@ -1332,7 +1444,7 @@
       </w:pPr>
       <w:r>
         <w:rPr>
-          <w:rFonts w:cs="Arial" w:ascii="Arial" w:hAnsi="Arial"/>
+          <w:rFonts w:cs="Tajawal" w:ascii="Tajawal" w:hAnsi="Tajawal"/>
           <w:rtl/>
         </w:rPr>
         <w:t xml:space="preserve">اذهب إلى </w:t>
@@ -1340,14 +1452,14 @@
       <w:r>
         <w:rPr>
           <w:b/>
-          <w:rFonts w:cs="Arial" w:ascii="Arial" w:hAnsi="Arial"/>
+          <w:rFonts w:cs="Tajawal" w:ascii="Tajawal" w:hAnsi="Tajawal"/>
           <w:rtl/>
         </w:rPr>
         <w:t>الإعدادات ← المستخدمون والشركات ← الشركات</w:t>
       </w:r>
       <w:r>
         <w:rPr>
-          <w:rFonts w:cs="Arial" w:ascii="Arial" w:hAnsi="Arial"/>
+          <w:rFonts w:cs="Tajawal" w:ascii="Tajawal" w:hAnsi="Tajawal"/>
           <w:rtl/>
         </w:rPr>
         <w:t xml:space="preserve"> وافتح شركتك.</w:t>
@@ -1361,7 +1473,7 @@
       </w:pPr>
       <w:r>
         <w:rPr>
-          <w:rFonts w:cs="Arial" w:ascii="Arial" w:hAnsi="Arial"/>
+          <w:rFonts w:cs="Tajawal" w:ascii="Tajawal" w:hAnsi="Tajawal"/>
           <w:rtl/>
         </w:rPr>
         <w:t>أدخل الاسم القانوني والعنوان والرقم الضريبي والشعار.</w:t>
@@ -1375,7 +1487,7 @@
       </w:pPr>
       <w:r>
         <w:rPr>
-          <w:rFonts w:cs="Arial" w:ascii="Arial" w:hAnsi="Arial"/>
+          <w:rFonts w:cs="Tajawal" w:ascii="Tajawal" w:hAnsi="Tajawal"/>
           <w:rtl/>
         </w:rPr>
         <w:t xml:space="preserve">اضبط </w:t>
@@ -1383,14 +1495,14 @@
       <w:r>
         <w:rPr>
           <w:b/>
-          <w:rFonts w:cs="Arial" w:ascii="Arial" w:hAnsi="Arial"/>
+          <w:rFonts w:cs="Tajawal" w:ascii="Tajawal" w:hAnsi="Tajawal"/>
           <w:rtl/>
         </w:rPr>
         <w:t>الدولة</w:t>
       </w:r>
       <w:r>
         <w:rPr>
-          <w:rFonts w:cs="Arial" w:ascii="Arial" w:hAnsi="Arial"/>
+          <w:rFonts w:cs="Tajawal" w:ascii="Tajawal" w:hAnsi="Tajawal"/>
           <w:rtl/>
         </w:rPr>
         <w:t xml:space="preserve"> على السودان.</w:t>
@@ -1404,7 +1516,7 @@
       </w:pPr>
       <w:r>
         <w:rPr>
-          <w:rFonts w:cs="Arial" w:ascii="Arial" w:hAnsi="Arial"/>
+          <w:rFonts w:cs="Tajawal" w:ascii="Tajawal" w:hAnsi="Tajawal"/>
           <w:rtl/>
         </w:rPr>
         <w:t>3.2 العملات وأسعار الصرف</w:t>
@@ -1417,7 +1529,7 @@
       </w:pPr>
       <w:r>
         <w:rPr>
-          <w:rFonts w:cs="Arial" w:ascii="Arial" w:hAnsi="Arial"/>
+          <w:rFonts w:cs="Tajawal" w:ascii="Tajawal" w:hAnsi="Tajawal"/>
           <w:rtl/>
         </w:rPr>
         <w:t xml:space="preserve">يستخدم النظام </w:t>
@@ -1425,14 +1537,14 @@
       <w:r>
         <w:rPr>
           <w:b/>
-          <w:rFonts w:cs="Arial" w:ascii="Arial" w:hAnsi="Arial"/>
+          <w:rFonts w:cs="Tajawal" w:ascii="Tajawal" w:hAnsi="Tajawal"/>
           <w:rtl/>
         </w:rPr>
         <w:t>الجنيه السوداني (SDG)</w:t>
       </w:r>
       <w:r>
         <w:rPr>
-          <w:rFonts w:cs="Arial" w:ascii="Arial" w:hAnsi="Arial"/>
+          <w:rFonts w:cs="Tajawal" w:ascii="Tajawal" w:hAnsi="Tajawal"/>
           <w:rtl/>
         </w:rPr>
         <w:t xml:space="preserve"> كعملة أساسية للشركة و</w:t>
@@ -1440,14 +1552,14 @@
       <w:r>
         <w:rPr>
           <w:b/>
-          <w:rFonts w:cs="Arial" w:ascii="Arial" w:hAnsi="Arial"/>
+          <w:rFonts w:cs="Tajawal" w:ascii="Tajawal" w:hAnsi="Tajawal"/>
           <w:rtl/>
         </w:rPr>
         <w:t>الدولار الأمريكي (USD)</w:t>
       </w:r>
       <w:r>
         <w:rPr>
-          <w:rFonts w:cs="Arial" w:ascii="Arial" w:hAnsi="Arial"/>
+          <w:rFonts w:cs="Tajawal" w:ascii="Tajawal" w:hAnsi="Tajawal"/>
           <w:rtl/>
         </w:rPr>
         <w:t xml:space="preserve"> كعملة مرجعية للاستيراد وعروض الأسعار.</w:t>
@@ -1461,7 +1573,7 @@
       </w:pPr>
       <w:r>
         <w:rPr>
-          <w:rFonts w:cs="Arial" w:ascii="Arial" w:hAnsi="Arial"/>
+          <w:rFonts w:cs="Tajawal" w:ascii="Tajawal" w:hAnsi="Tajawal"/>
           <w:rtl/>
         </w:rPr>
         <w:t xml:space="preserve">فعّل تعدد العملات: </w:t>
@@ -1469,14 +1581,14 @@
       <w:r>
         <w:rPr>
           <w:b/>
-          <w:rFonts w:cs="Arial" w:ascii="Arial" w:hAnsi="Arial"/>
+          <w:rFonts w:cs="Tajawal" w:ascii="Tajawal" w:hAnsi="Tajawal"/>
           <w:rtl/>
         </w:rPr>
         <w:t>الإعدادات ← المحاسبة ← العملات ← فعّل تعدد العملات</w:t>
       </w:r>
       <w:r>
         <w:rPr>
-          <w:rFonts w:cs="Arial" w:ascii="Arial" w:hAnsi="Arial"/>
+          <w:rFonts w:cs="Tajawal" w:ascii="Tajawal" w:hAnsi="Tajawal"/>
           <w:rtl/>
         </w:rPr>
         <w:t>.</w:t>
@@ -1490,7 +1602,7 @@
       </w:pPr>
       <w:r>
         <w:rPr>
-          <w:rFonts w:cs="Arial" w:ascii="Arial" w:hAnsi="Arial"/>
+          <w:rFonts w:cs="Tajawal" w:ascii="Tajawal" w:hAnsi="Tajawal"/>
           <w:rtl/>
         </w:rPr>
         <w:t xml:space="preserve">فعّل العملات المستخدمة: </w:t>
@@ -1498,14 +1610,14 @@
       <w:r>
         <w:rPr>
           <w:b/>
-          <w:rFonts w:cs="Arial" w:ascii="Arial" w:hAnsi="Arial"/>
+          <w:rFonts w:cs="Tajawal" w:ascii="Tajawal" w:hAnsi="Tajawal"/>
           <w:rtl/>
         </w:rPr>
         <w:t>الإعدادات ← العملات</w:t>
       </w:r>
       <w:r>
         <w:rPr>
-          <w:rFonts w:cs="Arial" w:ascii="Arial" w:hAnsi="Arial"/>
+          <w:rFonts w:cs="Tajawal" w:ascii="Tajawal" w:hAnsi="Tajawal"/>
           <w:rtl/>
         </w:rPr>
         <w:t xml:space="preserve">، فعّل </w:t>
@@ -1513,14 +1625,14 @@
       <w:r>
         <w:rPr>
           <w:b/>
-          <w:rFonts w:cs="Arial" w:ascii="Arial" w:hAnsi="Arial"/>
+          <w:rFonts w:cs="Tajawal" w:ascii="Tajawal" w:hAnsi="Tajawal"/>
           <w:rtl/>
         </w:rPr>
         <w:t>SDG</w:t>
       </w:r>
       <w:r>
         <w:rPr>
-          <w:rFonts w:cs="Arial" w:ascii="Arial" w:hAnsi="Arial"/>
+          <w:rFonts w:cs="Tajawal" w:ascii="Tajawal" w:hAnsi="Tajawal"/>
           <w:rtl/>
         </w:rPr>
         <w:t xml:space="preserve"> و</w:t>
@@ -1528,14 +1640,14 @@
       <w:r>
         <w:rPr>
           <w:b/>
-          <w:rFonts w:cs="Arial" w:ascii="Arial" w:hAnsi="Arial"/>
+          <w:rFonts w:cs="Tajawal" w:ascii="Tajawal" w:hAnsi="Tajawal"/>
           <w:rtl/>
         </w:rPr>
         <w:t>USD</w:t>
       </w:r>
       <w:r>
         <w:rPr>
-          <w:rFonts w:cs="Arial" w:ascii="Arial" w:hAnsi="Arial"/>
+          <w:rFonts w:cs="Tajawal" w:ascii="Tajawal" w:hAnsi="Tajawal"/>
           <w:rtl/>
         </w:rPr>
         <w:t>.</w:t>
@@ -1549,7 +1661,7 @@
       </w:pPr>
       <w:r>
         <w:rPr>
-          <w:rFonts w:cs="Arial" w:ascii="Arial" w:hAnsi="Arial"/>
+          <w:rFonts w:cs="Tajawal" w:ascii="Tajawal" w:hAnsi="Tajawal"/>
           <w:rtl/>
         </w:rPr>
         <w:t xml:space="preserve">تأكد أن العملة الأساسية للشركة هي </w:t>
@@ -1557,14 +1669,14 @@
       <w:r>
         <w:rPr>
           <w:b/>
-          <w:rFonts w:cs="Arial" w:ascii="Arial" w:hAnsi="Arial"/>
+          <w:rFonts w:cs="Tajawal" w:ascii="Tajawal" w:hAnsi="Tajawal"/>
           <w:rtl/>
         </w:rPr>
         <w:t>SDG</w:t>
       </w:r>
       <w:r>
         <w:rPr>
-          <w:rFonts w:cs="Arial" w:ascii="Arial" w:hAnsi="Arial"/>
+          <w:rFonts w:cs="Tajawal" w:ascii="Tajawal" w:hAnsi="Tajawal"/>
           <w:rtl/>
         </w:rPr>
         <w:t>.</w:t>
@@ -1578,7 +1690,7 @@
       </w:pPr>
       <w:r>
         <w:rPr>
-          <w:rFonts w:cs="Arial" w:ascii="Arial" w:hAnsi="Arial"/>
+          <w:rFonts w:cs="Tajawal" w:ascii="Tajawal" w:hAnsi="Tajawal"/>
           <w:rtl/>
         </w:rPr>
         <w:t>تسجيل سعر صرف جديد للدولار</w:t>
@@ -1591,7 +1703,7 @@
       </w:pPr>
       <w:r>
         <w:rPr>
-          <w:rFonts w:cs="Arial" w:ascii="Arial" w:hAnsi="Arial"/>
+          <w:rFonts w:cs="Tajawal" w:ascii="Tajawal" w:hAnsi="Tajawal"/>
           <w:rtl/>
         </w:rPr>
         <w:t>تُخزَّن أسعار الصرف كـ</w:t>
@@ -1599,14 +1711,14 @@
       <w:r>
         <w:rPr>
           <w:b/>
-          <w:rFonts w:cs="Arial" w:ascii="Arial" w:hAnsi="Arial"/>
+          <w:rFonts w:cs="Tajawal" w:ascii="Tajawal" w:hAnsi="Tajawal"/>
           <w:rtl/>
         </w:rPr>
         <w:t>سجلات مؤرّخة</w:t>
       </w:r>
       <w:r>
         <w:rPr>
-          <w:rFonts w:cs="Arial" w:ascii="Arial" w:hAnsi="Arial"/>
+          <w:rFonts w:cs="Tajawal" w:ascii="Tajawal" w:hAnsi="Tajawal"/>
           <w:rtl/>
         </w:rPr>
         <w:t>، فيُحفَظ التاريخ الكامل ويُقيَّم أي مستند سابق بالسعر الذي كان ساريًا في تاريخه.</w:t>
@@ -1620,7 +1732,7 @@
       </w:pPr>
       <w:r>
         <w:rPr>
-          <w:rFonts w:cs="Arial" w:ascii="Arial" w:hAnsi="Arial"/>
+          <w:rFonts w:cs="Tajawal" w:ascii="Tajawal" w:hAnsi="Tajawal"/>
           <w:rtl/>
         </w:rPr>
         <w:t xml:space="preserve">افتح </w:t>
@@ -1628,14 +1740,14 @@
       <w:r>
         <w:rPr>
           <w:b/>
-          <w:rFonts w:cs="Arial" w:ascii="Arial" w:hAnsi="Arial"/>
+          <w:rFonts w:cs="Tajawal" w:ascii="Tajawal" w:hAnsi="Tajawal"/>
           <w:rtl/>
         </w:rPr>
         <w:t>المحاسبة ← الإعدادات ← العملات</w:t>
       </w:r>
       <w:r>
         <w:rPr>
-          <w:rFonts w:cs="Arial" w:ascii="Arial" w:hAnsi="Arial"/>
+          <w:rFonts w:cs="Tajawal" w:ascii="Tajawal" w:hAnsi="Tajawal"/>
           <w:rtl/>
         </w:rPr>
         <w:t xml:space="preserve"> واضغط </w:t>
@@ -1643,14 +1755,14 @@
       <w:r>
         <w:rPr>
           <w:b/>
-          <w:rFonts w:cs="Arial" w:ascii="Arial" w:hAnsi="Arial"/>
+          <w:rFonts w:cs="Tajawal" w:ascii="Tajawal" w:hAnsi="Tajawal"/>
           <w:rtl/>
         </w:rPr>
         <w:t>USD</w:t>
       </w:r>
       <w:r>
         <w:rPr>
-          <w:rFonts w:cs="Arial" w:ascii="Arial" w:hAnsi="Arial"/>
+          <w:rFonts w:cs="Tajawal" w:ascii="Tajawal" w:hAnsi="Tajawal"/>
           <w:rtl/>
         </w:rPr>
         <w:t>.</w:t>
@@ -1664,7 +1776,7 @@
       </w:pPr>
       <w:r>
         <w:rPr>
-          <w:rFonts w:cs="Arial" w:ascii="Arial" w:hAnsi="Arial"/>
+          <w:rFonts w:cs="Tajawal" w:ascii="Tajawal" w:hAnsi="Tajawal"/>
           <w:rtl/>
         </w:rPr>
         <w:t xml:space="preserve">انتقل إلى تبويب </w:t>
@@ -1672,14 +1784,14 @@
       <w:r>
         <w:rPr>
           <w:b/>
-          <w:rFonts w:cs="Arial" w:ascii="Arial" w:hAnsi="Arial"/>
+          <w:rFonts w:cs="Tajawal" w:ascii="Tajawal" w:hAnsi="Tajawal"/>
           <w:rtl/>
         </w:rPr>
         <w:t>الأسعار</w:t>
       </w:r>
       <w:r>
         <w:rPr>
-          <w:rFonts w:cs="Arial" w:ascii="Arial" w:hAnsi="Arial"/>
+          <w:rFonts w:cs="Tajawal" w:ascii="Tajawal" w:hAnsi="Tajawal"/>
           <w:rtl/>
         </w:rPr>
         <w:t xml:space="preserve"> واضغط </w:t>
@@ -1687,14 +1799,14 @@
       <w:r>
         <w:rPr>
           <w:b/>
-          <w:rFonts w:cs="Arial" w:ascii="Arial" w:hAnsi="Arial"/>
+          <w:rFonts w:cs="Tajawal" w:ascii="Tajawal" w:hAnsi="Tajawal"/>
           <w:rtl/>
         </w:rPr>
         <w:t>إضافة سطر</w:t>
       </w:r>
       <w:r>
         <w:rPr>
-          <w:rFonts w:cs="Arial" w:ascii="Arial" w:hAnsi="Arial"/>
+          <w:rFonts w:cs="Tajawal" w:ascii="Tajawal" w:hAnsi="Tajawal"/>
           <w:rtl/>
         </w:rPr>
         <w:t>.</w:t>
@@ -1708,7 +1820,7 @@
       </w:pPr>
       <w:r>
         <w:rPr>
-          <w:rFonts w:cs="Arial" w:ascii="Arial" w:hAnsi="Arial"/>
+          <w:rFonts w:cs="Tajawal" w:ascii="Tajawal" w:hAnsi="Tajawal"/>
           <w:rtl/>
         </w:rPr>
         <w:t xml:space="preserve">أدخل </w:t>
@@ -1716,14 +1828,14 @@
       <w:r>
         <w:rPr>
           <w:b/>
-          <w:rFonts w:cs="Arial" w:ascii="Arial" w:hAnsi="Arial"/>
+          <w:rFonts w:cs="Tajawal" w:ascii="Tajawal" w:hAnsi="Tajawal"/>
           <w:rtl/>
         </w:rPr>
         <w:t>التاريخ</w:t>
       </w:r>
       <w:r>
         <w:rPr>
-          <w:rFonts w:cs="Arial" w:ascii="Arial" w:hAnsi="Arial"/>
+          <w:rFonts w:cs="Tajawal" w:ascii="Tajawal" w:hAnsi="Tajawal"/>
           <w:rtl/>
         </w:rPr>
         <w:t xml:space="preserve"> والسعر — اكتب الرقم البديهي: </w:t>
@@ -1731,14 +1843,14 @@
       <w:r>
         <w:rPr>
           <w:b/>
-          <w:rFonts w:cs="Arial" w:ascii="Arial" w:hAnsi="Arial"/>
+          <w:rFonts w:cs="Tajawal" w:ascii="Tajawal" w:hAnsi="Tajawal"/>
           <w:rtl/>
         </w:rPr>
         <w:t>كم جنيهًا يساوي دولارًا واحدًا</w:t>
       </w:r>
       <w:r>
         <w:rPr>
-          <w:rFonts w:cs="Arial" w:ascii="Arial" w:hAnsi="Arial"/>
+          <w:rFonts w:cs="Tajawal" w:ascii="Tajawal" w:hAnsi="Tajawal"/>
           <w:rtl/>
         </w:rPr>
         <w:t xml:space="preserve"> (مثلًا 700).</w:t>
@@ -1752,7 +1864,7 @@
       </w:pPr>
       <w:r>
         <w:rPr>
-          <w:rFonts w:cs="Arial" w:ascii="Arial" w:hAnsi="Arial"/>
+          <w:rFonts w:cs="Tajawal" w:ascii="Tajawal" w:hAnsi="Tajawal"/>
           <w:rtl/>
         </w:rPr>
         <w:t>احفظ. ينطبق السعر الجديد على كل المستندات المؤرخة في ذلك اليوم أو بعده.</w:t>
@@ -1782,7 +1894,7 @@
               <w:rPr>
                 <w:b/>
                 <w:color w:val="1F7A4D"/>
-                <w:rFonts w:cs="Arial" w:ascii="Arial" w:hAnsi="Arial"/>
+                <w:rFonts w:cs="Tajawal" w:ascii="Tajawal" w:hAnsi="Tajawal"/>
                 <w:rtl/>
               </w:rPr>
               <w:t>نصيحة — تحديث سهل للأسعار</w:t>
@@ -1795,7 +1907,7 @@
             </w:pPr>
             <w:r>
               <w:rPr>
-                <w:rFonts w:cs="Arial" w:ascii="Arial" w:hAnsi="Arial"/>
+                <w:rFonts w:cs="Tajawal" w:ascii="Tajawal" w:hAnsi="Tajawal"/>
                 <w:rtl/>
               </w:rPr>
               <w:t>بما أن كل تغيير سطر مؤرّخ جديد، فأنت تضيف سطرًا كلما تحرّك السعر — دون أن تطمس التاريخ. تستخدم التقارير والمستندات السعر الصحيح لتاريخها تلقائيًا.</w:t>
@@ -1804,6 +1916,62 @@
         </w:tc>
       </w:tr>
     </w:tbl>
+    <w:p/>
+    <w:p>
+      <w:pPr>
+        <w:jc w:val="center"/>
+      </w:pPr>
+      <w:r>
+        <w:drawing>
+          <wp:inline xmlns:a="http://schemas.openxmlformats.org/drawingml/2006/main" xmlns:pic="http://schemas.openxmlformats.org/drawingml/2006/picture">
+            <wp:extent cx="5577840" cy="3542682"/>
+            <wp:docPr id="3" name="Picture 3"/>
+            <wp:cNvGraphicFramePr>
+              <a:graphicFrameLocks noChangeAspect="1"/>
+            </wp:cNvGraphicFramePr>
+            <a:graphic>
+              <a:graphicData uri="http://schemas.openxmlformats.org/drawingml/2006/picture">
+                <pic:pic>
+                  <pic:nvPicPr>
+                    <pic:cNvPr id="0" name="currency_rates.png"/>
+                    <pic:cNvPicPr/>
+                  </pic:nvPicPr>
+                  <pic:blipFill>
+                    <a:blip r:embed="rId12"/>
+                    <a:stretch>
+                      <a:fillRect/>
+                    </a:stretch>
+                  </pic:blipFill>
+                  <pic:spPr>
+                    <a:xfrm>
+                      <a:off x="0" y="0"/>
+                      <a:ext cx="5577840" cy="3542682"/>
+                    </a:xfrm>
+                    <a:prstGeom prst="rect"/>
+                  </pic:spPr>
+                </pic:pic>
+              </a:graphicData>
+            </a:graphic>
+          </wp:inline>
+        </w:drawing>
+      </w:r>
+    </w:p>
+    <w:p>
+      <w:pPr>
+        <w:jc w:val="right"/>
+        <w:bidi/>
+      </w:pPr>
+      <w:r>
+        <w:rPr>
+          <w:i/>
+          <w:color w:val="555555"/>
+          <w:sz w:val="19"/>
+          <w:rFonts w:cs="Tajawal" w:ascii="Tajawal" w:hAnsi="Tajawal"/>
+          <w:rtl/>
+        </w:rPr>
+        <w:t>شكل 3 — سجل أسعار صرف الدولار المؤرّخ (1 دولار = 600 ← 700 جنيه). أدخل السعر في عمود **جنيه لكل وحدة**.</w:t>
+      </w:r>
+    </w:p>
     <w:p/>
     <w:tbl>
       <w:tblPr>
@@ -1829,7 +1997,7 @@
               <w:rPr>
                 <w:b/>
                 <w:color w:val="094E66"/>
-                <w:rFonts w:cs="Arial" w:ascii="Arial" w:hAnsi="Arial"/>
+                <w:rFonts w:cs="Tajawal" w:ascii="Tajawal" w:hAnsi="Tajawal"/>
                 <w:rtl/>
               </w:rPr>
               <w:t>ملاحظة — الأسعار التلقائية (اختياري)</w:t>
@@ -1842,7 +2010,7 @@
             </w:pPr>
             <w:r>
               <w:rPr>
-                <w:rFonts w:cs="Arial" w:ascii="Arial" w:hAnsi="Arial"/>
+                <w:rFonts w:cs="Tajawal" w:ascii="Tajawal" w:hAnsi="Tajawal"/>
                 <w:rtl/>
               </w:rPr>
               <w:t xml:space="preserve">لا يجلب أودو المجتمعي الأسعار تلقائيًا. إن رغبت بتحديث مجدول، يمكن إضافة وحدة </w:t>
@@ -1850,14 +2018,14 @@
             <w:r>
               <w:rPr>
                 <w:b/>
-                <w:rFonts w:cs="Arial" w:ascii="Arial" w:hAnsi="Arial"/>
+                <w:rFonts w:cs="Tajawal" w:ascii="Tajawal" w:hAnsi="Tajawal"/>
                 <w:rtl/>
               </w:rPr>
               <w:t>currency_rate_update</w:t>
             </w:r>
             <w:r>
               <w:rPr>
-                <w:rFonts w:cs="Arial" w:ascii="Arial" w:hAnsi="Arial"/>
+                <w:rFonts w:cs="Tajawal" w:ascii="Tajawal" w:hAnsi="Tajawal"/>
                 <w:rtl/>
               </w:rPr>
               <w:t xml:space="preserve"> من OCA لاحقًا؛ وإلا تُحدَّث الأسعار يدويًا.</w:t>
@@ -1875,7 +2043,7 @@
       </w:pPr>
       <w:r>
         <w:rPr>
-          <w:rFonts w:cs="Arial" w:ascii="Arial" w:hAnsi="Arial"/>
+          <w:rFonts w:cs="Tajawal" w:ascii="Tajawal" w:hAnsi="Tajawal"/>
           <w:rtl/>
         </w:rPr>
         <w:t>3.3 العملاء والموردون</w:t>
@@ -1888,7 +2056,7 @@
       </w:pPr>
       <w:r>
         <w:rPr>
-          <w:rFonts w:cs="Arial" w:ascii="Arial" w:hAnsi="Arial"/>
+          <w:rFonts w:cs="Tajawal" w:ascii="Tajawal" w:hAnsi="Tajawal"/>
           <w:rtl/>
         </w:rPr>
         <w:t xml:space="preserve">العملاء والموردون كلاهما </w:t>
@@ -1896,14 +2064,14 @@
       <w:r>
         <w:rPr>
           <w:b/>
-          <w:rFonts w:cs="Arial" w:ascii="Arial" w:hAnsi="Arial"/>
+          <w:rFonts w:cs="Tajawal" w:ascii="Tajawal" w:hAnsi="Tajawal"/>
           <w:rtl/>
         </w:rPr>
         <w:t>جهات اتصال</w:t>
       </w:r>
       <w:r>
         <w:rPr>
-          <w:rFonts w:cs="Arial" w:ascii="Arial" w:hAnsi="Arial"/>
+          <w:rFonts w:cs="Tajawal" w:ascii="Tajawal" w:hAnsi="Tajawal"/>
           <w:rtl/>
         </w:rPr>
         <w:t>. يمكن أن تكون الجهة الواحدة عميلًا ومورّدًا معًا — لا تنشئ نسخًا مكررة.</w:t>
@@ -1917,7 +2085,7 @@
       </w:pPr>
       <w:r>
         <w:rPr>
-          <w:rFonts w:cs="Arial" w:ascii="Arial" w:hAnsi="Arial"/>
+          <w:rFonts w:cs="Tajawal" w:ascii="Tajawal" w:hAnsi="Tajawal"/>
           <w:rtl/>
         </w:rPr>
         <w:t xml:space="preserve">افتح </w:t>
@@ -1925,14 +2093,14 @@
       <w:r>
         <w:rPr>
           <w:b/>
-          <w:rFonts w:cs="Arial" w:ascii="Arial" w:hAnsi="Arial"/>
+          <w:rFonts w:cs="Tajawal" w:ascii="Tajawal" w:hAnsi="Tajawal"/>
           <w:rtl/>
         </w:rPr>
         <w:t>جهات الاتصال ← جديد</w:t>
       </w:r>
       <w:r>
         <w:rPr>
-          <w:rFonts w:cs="Arial" w:ascii="Arial" w:hAnsi="Arial"/>
+          <w:rFonts w:cs="Tajawal" w:ascii="Tajawal" w:hAnsi="Tajawal"/>
           <w:rtl/>
         </w:rPr>
         <w:t>.</w:t>
@@ -1946,7 +2114,7 @@
       </w:pPr>
       <w:r>
         <w:rPr>
-          <w:rFonts w:cs="Arial" w:ascii="Arial" w:hAnsi="Arial"/>
+          <w:rFonts w:cs="Tajawal" w:ascii="Tajawal" w:hAnsi="Tajawal"/>
           <w:rtl/>
         </w:rPr>
         <w:t xml:space="preserve">اختر </w:t>
@@ -1954,14 +2122,14 @@
       <w:r>
         <w:rPr>
           <w:b/>
-          <w:rFonts w:cs="Arial" w:ascii="Arial" w:hAnsi="Arial"/>
+          <w:rFonts w:cs="Tajawal" w:ascii="Tajawal" w:hAnsi="Tajawal"/>
           <w:rtl/>
         </w:rPr>
         <w:t>شركة</w:t>
       </w:r>
       <w:r>
         <w:rPr>
-          <w:rFonts w:cs="Arial" w:ascii="Arial" w:hAnsi="Arial"/>
+          <w:rFonts w:cs="Tajawal" w:ascii="Tajawal" w:hAnsi="Tajawal"/>
           <w:rtl/>
         </w:rPr>
         <w:t xml:space="preserve"> أو </w:t>
@@ -1969,14 +2137,14 @@
       <w:r>
         <w:rPr>
           <w:b/>
-          <w:rFonts w:cs="Arial" w:ascii="Arial" w:hAnsi="Arial"/>
+          <w:rFonts w:cs="Tajawal" w:ascii="Tajawal" w:hAnsi="Tajawal"/>
           <w:rtl/>
         </w:rPr>
         <w:t>فرد</w:t>
       </w:r>
       <w:r>
         <w:rPr>
-          <w:rFonts w:cs="Arial" w:ascii="Arial" w:hAnsi="Arial"/>
+          <w:rFonts w:cs="Tajawal" w:ascii="Tajawal" w:hAnsi="Tajawal"/>
           <w:rtl/>
         </w:rPr>
         <w:t xml:space="preserve"> وأدخل الاسم والعنوان والهاتف.</w:t>
@@ -1990,7 +2158,7 @@
       </w:pPr>
       <w:r>
         <w:rPr>
-          <w:rFonts w:cs="Arial" w:ascii="Arial" w:hAnsi="Arial"/>
+          <w:rFonts w:cs="Tajawal" w:ascii="Tajawal" w:hAnsi="Tajawal"/>
           <w:rtl/>
         </w:rPr>
         <w:t xml:space="preserve">في تبويب </w:t>
@@ -1998,14 +2166,14 @@
       <w:r>
         <w:rPr>
           <w:b/>
-          <w:rFonts w:cs="Arial" w:ascii="Arial" w:hAnsi="Arial"/>
+          <w:rFonts w:cs="Tajawal" w:ascii="Tajawal" w:hAnsi="Tajawal"/>
           <w:rtl/>
         </w:rPr>
         <w:t>المبيعات والمشتريات</w:t>
       </w:r>
       <w:r>
         <w:rPr>
-          <w:rFonts w:cs="Arial" w:ascii="Arial" w:hAnsi="Arial"/>
+          <w:rFonts w:cs="Tajawal" w:ascii="Tajawal" w:hAnsi="Tajawal"/>
           <w:rtl/>
         </w:rPr>
         <w:t xml:space="preserve"> اضبط قائمة الأسعار وشروط الدفع و(للموردين الأجانب) عملة الشراء.</w:t>
@@ -2019,7 +2187,7 @@
       </w:pPr>
       <w:r>
         <w:rPr>
-          <w:rFonts w:cs="Arial" w:ascii="Arial" w:hAnsi="Arial"/>
+          <w:rFonts w:cs="Tajawal" w:ascii="Tajawal" w:hAnsi="Tajawal"/>
           <w:rtl/>
         </w:rPr>
         <w:t xml:space="preserve">في تبويب </w:t>
@@ -2027,14 +2195,14 @@
       <w:r>
         <w:rPr>
           <w:b/>
-          <w:rFonts w:cs="Arial" w:ascii="Arial" w:hAnsi="Arial"/>
+          <w:rFonts w:cs="Tajawal" w:ascii="Tajawal" w:hAnsi="Tajawal"/>
           <w:rtl/>
         </w:rPr>
         <w:t>المحاسبة</w:t>
       </w:r>
       <w:r>
         <w:rPr>
-          <w:rFonts w:cs="Arial" w:ascii="Arial" w:hAnsi="Arial"/>
+          <w:rFonts w:cs="Tajawal" w:ascii="Tajawal" w:hAnsi="Tajawal"/>
           <w:rtl/>
         </w:rPr>
         <w:t xml:space="preserve"> اضبط حسابات المدينين/الدائنين وأضف الحسابات البنكية.</w:t>
@@ -2067,7 +2235,7 @@
               <w:rPr>
                 <w:b/>
                 <w:color w:val="FFFFFF"/>
-                <w:rFonts w:cs="Arial" w:ascii="Arial" w:hAnsi="Arial"/>
+                <w:rFonts w:cs="Tajawal" w:ascii="Tajawal" w:hAnsi="Tajawal"/>
                 <w:rtl/>
               </w:rPr>
               <w:t>الحقل</w:t>
@@ -2088,7 +2256,7 @@
               <w:rPr>
                 <w:b/>
                 <w:color w:val="FFFFFF"/>
-                <w:rFonts w:cs="Arial" w:ascii="Arial" w:hAnsi="Arial"/>
+                <w:rFonts w:cs="Tajawal" w:ascii="Tajawal" w:hAnsi="Tajawal"/>
                 <w:rtl/>
               </w:rPr>
               <w:t>يُستخدم في</w:t>
@@ -2108,7 +2276,7 @@
             </w:pPr>
             <w:r>
               <w:rPr>
-                <w:rFonts w:cs="Arial" w:ascii="Arial" w:hAnsi="Arial"/>
+                <w:rFonts w:cs="Tajawal" w:ascii="Tajawal" w:hAnsi="Tajawal"/>
                 <w:rtl/>
               </w:rPr>
               <w:t>عميل / مورّد</w:t>
@@ -2126,7 +2294,7 @@
             </w:pPr>
             <w:r>
               <w:rPr>
-                <w:rFonts w:cs="Arial" w:ascii="Arial" w:hAnsi="Arial"/>
+                <w:rFonts w:cs="Tajawal" w:ascii="Tajawal" w:hAnsi="Tajawal"/>
                 <w:rtl/>
               </w:rPr>
               <w:t>يحدد ظهور الجهة في المبيعات أو المشتريات.</w:t>
@@ -2147,7 +2315,7 @@
             </w:pPr>
             <w:r>
               <w:rPr>
-                <w:rFonts w:cs="Arial" w:ascii="Arial" w:hAnsi="Arial"/>
+                <w:rFonts w:cs="Tajawal" w:ascii="Tajawal" w:hAnsi="Tajawal"/>
                 <w:rtl/>
               </w:rPr>
               <w:t>عملة الشراء</w:t>
@@ -2166,7 +2334,7 @@
             </w:pPr>
             <w:r>
               <w:rPr>
-                <w:rFonts w:cs="Arial" w:ascii="Arial" w:hAnsi="Arial"/>
+                <w:rFonts w:cs="Tajawal" w:ascii="Tajawal" w:hAnsi="Tajawal"/>
                 <w:rtl/>
               </w:rPr>
               <w:t>العملة الافتراضية لأوامر هذا المورّد (مثل USD للاستيراد).</w:t>
@@ -2186,7 +2354,7 @@
             </w:pPr>
             <w:r>
               <w:rPr>
-                <w:rFonts w:cs="Arial" w:ascii="Arial" w:hAnsi="Arial"/>
+                <w:rFonts w:cs="Tajawal" w:ascii="Tajawal" w:hAnsi="Tajawal"/>
                 <w:rtl/>
               </w:rPr>
               <w:t>قائمة الأسعار</w:t>
@@ -2204,7 +2372,7 @@
             </w:pPr>
             <w:r>
               <w:rPr>
-                <w:rFonts w:cs="Arial" w:ascii="Arial" w:hAnsi="Arial"/>
+                <w:rFonts w:cs="Tajawal" w:ascii="Tajawal" w:hAnsi="Tajawal"/>
                 <w:rtl/>
               </w:rPr>
               <w:t>أسعار البيع والعملة التي تنطبق على هذا العميل.</w:t>
@@ -2225,7 +2393,7 @@
             </w:pPr>
             <w:r>
               <w:rPr>
-                <w:rFonts w:cs="Arial" w:ascii="Arial" w:hAnsi="Arial"/>
+                <w:rFonts w:cs="Tajawal" w:ascii="Tajawal" w:hAnsi="Tajawal"/>
                 <w:rtl/>
               </w:rPr>
               <w:t>الحسابات البنكية</w:t>
@@ -2244,7 +2412,7 @@
             </w:pPr>
             <w:r>
               <w:rPr>
-                <w:rFonts w:cs="Arial" w:ascii="Arial" w:hAnsi="Arial"/>
+                <w:rFonts w:cs="Tajawal" w:ascii="Tajawal" w:hAnsi="Tajawal"/>
                 <w:rtl/>
               </w:rPr>
               <w:t>لازمة لتسجيل المدفوعات أو الدُفعات المجمّعة.</w:t>
@@ -2256,13 +2424,69 @@
     <w:p/>
     <w:p>
       <w:pPr>
+        <w:jc w:val="center"/>
+      </w:pPr>
+      <w:r>
+        <w:drawing>
+          <wp:inline xmlns:a="http://schemas.openxmlformats.org/drawingml/2006/main" xmlns:pic="http://schemas.openxmlformats.org/drawingml/2006/picture">
+            <wp:extent cx="5577840" cy="3542682"/>
+            <wp:docPr id="4" name="Picture 4"/>
+            <wp:cNvGraphicFramePr>
+              <a:graphicFrameLocks noChangeAspect="1"/>
+            </wp:cNvGraphicFramePr>
+            <a:graphic>
+              <a:graphicData uri="http://schemas.openxmlformats.org/drawingml/2006/picture">
+                <pic:pic>
+                  <pic:nvPicPr>
+                    <pic:cNvPr id="0" name="contacts.png"/>
+                    <pic:cNvPicPr/>
+                  </pic:nvPicPr>
+                  <pic:blipFill>
+                    <a:blip r:embed="rId13"/>
+                    <a:stretch>
+                      <a:fillRect/>
+                    </a:stretch>
+                  </pic:blipFill>
+                  <pic:spPr>
+                    <a:xfrm>
+                      <a:off x="0" y="0"/>
+                      <a:ext cx="5577840" cy="3542682"/>
+                    </a:xfrm>
+                    <a:prstGeom prst="rect"/>
+                  </pic:spPr>
+                </pic:pic>
+              </a:graphicData>
+            </a:graphic>
+          </wp:inline>
+        </w:drawing>
+      </w:r>
+    </w:p>
+    <w:p>
+      <w:pPr>
+        <w:jc w:val="right"/>
+        <w:bidi/>
+      </w:pPr>
+      <w:r>
+        <w:rPr>
+          <w:i/>
+          <w:color w:val="555555"/>
+          <w:sz w:val="19"/>
+          <w:rFonts w:cs="Tajawal" w:ascii="Tajawal" w:hAnsi="Tajawal"/>
+          <w:rtl/>
+        </w:rPr>
+        <w:t>شكل 4 — دليل جهات الاتصال — العملاء والموردون في قائمة واحدة.</w:t>
+      </w:r>
+    </w:p>
+    <w:p/>
+    <w:p>
+      <w:pPr>
         <w:pStyle w:val="Heading2"/>
         <w:bidi/>
         <w:jc w:val="right"/>
       </w:pPr>
       <w:r>
         <w:rPr>
-          <w:rFonts w:cs="Arial" w:ascii="Arial" w:hAnsi="Arial"/>
+          <w:rFonts w:cs="Tajawal" w:ascii="Tajawal" w:hAnsi="Tajawal"/>
           <w:rtl/>
         </w:rPr>
         <w:t>3.4 البنوك وخزائن النقد</w:t>
@@ -2275,7 +2499,7 @@
       </w:pPr>
       <w:r>
         <w:rPr>
-          <w:rFonts w:cs="Arial" w:ascii="Arial" w:hAnsi="Arial"/>
+          <w:rFonts w:cs="Tajawal" w:ascii="Tajawal" w:hAnsi="Tajawal"/>
           <w:rtl/>
         </w:rPr>
         <w:t xml:space="preserve">تُتابَع الحركات المالية عبر </w:t>
@@ -2283,14 +2507,14 @@
       <w:r>
         <w:rPr>
           <w:b/>
-          <w:rFonts w:cs="Arial" w:ascii="Arial" w:hAnsi="Arial"/>
+          <w:rFonts w:cs="Tajawal" w:ascii="Tajawal" w:hAnsi="Tajawal"/>
           <w:rtl/>
         </w:rPr>
         <w:t>دفاتر اليومية</w:t>
       </w:r>
       <w:r>
         <w:rPr>
-          <w:rFonts w:cs="Arial" w:ascii="Arial" w:hAnsi="Arial"/>
+          <w:rFonts w:cs="Tajawal" w:ascii="Tajawal" w:hAnsi="Tajawal"/>
           <w:rtl/>
         </w:rPr>
         <w:t xml:space="preserve">. يحتاج </w:t>
@@ -2298,14 +2522,14 @@
       <w:r>
         <w:rPr>
           <w:b/>
-          <w:rFonts w:cs="Arial" w:ascii="Arial" w:hAnsi="Arial"/>
+          <w:rFonts w:cs="Tajawal" w:ascii="Tajawal" w:hAnsi="Tajawal"/>
           <w:rtl/>
         </w:rPr>
         <w:t>البنك</w:t>
       </w:r>
       <w:r>
         <w:rPr>
-          <w:rFonts w:cs="Arial" w:ascii="Arial" w:hAnsi="Arial"/>
+          <w:rFonts w:cs="Tajawal" w:ascii="Tajawal" w:hAnsi="Tajawal"/>
           <w:rtl/>
         </w:rPr>
         <w:t xml:space="preserve"> إلى سجل بنك ودفتر يومية بنكي؛ أما </w:t>
@@ -2313,14 +2537,14 @@
       <w:r>
         <w:rPr>
           <w:b/>
-          <w:rFonts w:cs="Arial" w:ascii="Arial" w:hAnsi="Arial"/>
+          <w:rFonts w:cs="Tajawal" w:ascii="Tajawal" w:hAnsi="Tajawal"/>
           <w:rtl/>
         </w:rPr>
         <w:t>خزينة النقد / الصندوق</w:t>
       </w:r>
       <w:r>
         <w:rPr>
-          <w:rFonts w:cs="Arial" w:ascii="Arial" w:hAnsi="Arial"/>
+          <w:rFonts w:cs="Tajawal" w:ascii="Tajawal" w:hAnsi="Tajawal"/>
           <w:rtl/>
         </w:rPr>
         <w:t xml:space="preserve"> فهي </w:t>
@@ -2328,14 +2552,14 @@
       <w:r>
         <w:rPr>
           <w:b/>
-          <w:rFonts w:cs="Arial" w:ascii="Arial" w:hAnsi="Arial"/>
+          <w:rFonts w:cs="Tajawal" w:ascii="Tajawal" w:hAnsi="Tajawal"/>
           <w:rtl/>
         </w:rPr>
         <w:t>دفتر يومية نقدي</w:t>
       </w:r>
       <w:r>
         <w:rPr>
-          <w:rFonts w:cs="Arial" w:ascii="Arial" w:hAnsi="Arial"/>
+          <w:rFonts w:cs="Tajawal" w:ascii="Tajawal" w:hAnsi="Tajawal"/>
           <w:rtl/>
         </w:rPr>
         <w:t>.</w:t>
@@ -2349,7 +2573,7 @@
       </w:pPr>
       <w:r>
         <w:rPr>
-          <w:rFonts w:cs="Arial" w:ascii="Arial" w:hAnsi="Arial"/>
+          <w:rFonts w:cs="Tajawal" w:ascii="Tajawal" w:hAnsi="Tajawal"/>
           <w:rtl/>
         </w:rPr>
         <w:t xml:space="preserve">أنشئ المؤسسة: </w:t>
@@ -2357,14 +2581,14 @@
       <w:r>
         <w:rPr>
           <w:b/>
-          <w:rFonts w:cs="Arial" w:ascii="Arial" w:hAnsi="Arial"/>
+          <w:rFonts w:cs="Tajawal" w:ascii="Tajawal" w:hAnsi="Tajawal"/>
           <w:rtl/>
         </w:rPr>
         <w:t>المحاسبة ← الإعدادات ← البنوك ← جديد</w:t>
       </w:r>
       <w:r>
         <w:rPr>
-          <w:rFonts w:cs="Arial" w:ascii="Arial" w:hAnsi="Arial"/>
+          <w:rFonts w:cs="Tajawal" w:ascii="Tajawal" w:hAnsi="Tajawal"/>
           <w:rtl/>
         </w:rPr>
         <w:t xml:space="preserve"> (الاسم، SWIFT/BIC).</w:t>
@@ -2378,7 +2602,7 @@
       </w:pPr>
       <w:r>
         <w:rPr>
-          <w:rFonts w:cs="Arial" w:ascii="Arial" w:hAnsi="Arial"/>
+          <w:rFonts w:cs="Tajawal" w:ascii="Tajawal" w:hAnsi="Tajawal"/>
           <w:rtl/>
         </w:rPr>
         <w:t xml:space="preserve">أنشئ دفتر يومية من نوع </w:t>
@@ -2386,14 +2610,14 @@
       <w:r>
         <w:rPr>
           <w:b/>
-          <w:rFonts w:cs="Arial" w:ascii="Arial" w:hAnsi="Arial"/>
+          <w:rFonts w:cs="Tajawal" w:ascii="Tajawal" w:hAnsi="Tajawal"/>
           <w:rtl/>
         </w:rPr>
         <w:t>بنك</w:t>
       </w:r>
       <w:r>
         <w:rPr>
-          <w:rFonts w:cs="Arial" w:ascii="Arial" w:hAnsi="Arial"/>
+          <w:rFonts w:cs="Tajawal" w:ascii="Tajawal" w:hAnsi="Tajawal"/>
           <w:rtl/>
         </w:rPr>
         <w:t>. اضبط عملة للحساب بالعملة الأجنبية (مثل حساب بالدولار).</w:t>
@@ -2407,7 +2631,7 @@
       </w:pPr>
       <w:r>
         <w:rPr>
-          <w:rFonts w:cs="Arial" w:ascii="Arial" w:hAnsi="Arial"/>
+          <w:rFonts w:cs="Tajawal" w:ascii="Tajawal" w:hAnsi="Tajawal"/>
           <w:rtl/>
         </w:rPr>
         <w:t xml:space="preserve">أنشئ دفتر يومية </w:t>
@@ -2415,14 +2639,14 @@
       <w:r>
         <w:rPr>
           <w:b/>
-          <w:rFonts w:cs="Arial" w:ascii="Arial" w:hAnsi="Arial"/>
+          <w:rFonts w:cs="Tajawal" w:ascii="Tajawal" w:hAnsi="Tajawal"/>
           <w:rtl/>
         </w:rPr>
         <w:t>نقدي</w:t>
       </w:r>
       <w:r>
         <w:rPr>
-          <w:rFonts w:cs="Arial" w:ascii="Arial" w:hAnsi="Arial"/>
+          <w:rFonts w:cs="Tajawal" w:ascii="Tajawal" w:hAnsi="Tajawal"/>
           <w:rtl/>
         </w:rPr>
         <w:t xml:space="preserve"> لكل خزينة فعلية: النوع = </w:t>
@@ -2430,17 +2654,47 @@
       <w:r>
         <w:rPr>
           <w:b/>
-          <w:rFonts w:cs="Arial" w:ascii="Arial" w:hAnsi="Arial"/>
+          <w:rFonts w:cs="Tajawal" w:ascii="Tajawal" w:hAnsi="Tajawal"/>
           <w:rtl/>
         </w:rPr>
         <w:t>نقد</w:t>
       </w:r>
       <w:r>
         <w:rPr>
-          <w:rFonts w:cs="Arial" w:ascii="Arial" w:hAnsi="Arial"/>
-          <w:rtl/>
-        </w:rPr>
-        <w:t xml:space="preserve"> (مثل *الخزينة الرئيسية (SDG)*، *خزينة الدولار*).</w:t>
+          <w:rFonts w:cs="Tajawal" w:ascii="Tajawal" w:hAnsi="Tajawal"/>
+          <w:rtl/>
+        </w:rPr>
+        <w:t xml:space="preserve"> (مثل </w:t>
+      </w:r>
+      <w:r>
+        <w:rPr>
+          <w:i/>
+          <w:rFonts w:cs="Tajawal" w:ascii="Tajawal" w:hAnsi="Tajawal"/>
+          <w:rtl/>
+        </w:rPr>
+        <w:t>الخزينة الرئيسية (SDG)</w:t>
+      </w:r>
+      <w:r>
+        <w:rPr>
+          <w:rFonts w:cs="Tajawal" w:ascii="Tajawal" w:hAnsi="Tajawal"/>
+          <w:rtl/>
+        </w:rPr>
+        <w:t xml:space="preserve">، </w:t>
+      </w:r>
+      <w:r>
+        <w:rPr>
+          <w:i/>
+          <w:rFonts w:cs="Tajawal" w:ascii="Tajawal" w:hAnsi="Tajawal"/>
+          <w:rtl/>
+        </w:rPr>
+        <w:t>خزينة الدولار</w:t>
+      </w:r>
+      <w:r>
+        <w:rPr>
+          <w:rFonts w:cs="Tajawal" w:ascii="Tajawal" w:hAnsi="Tajawal"/>
+          <w:rtl/>
+        </w:rPr>
+        <w:t>).</w:t>
       </w:r>
     </w:p>
     <w:tbl>
@@ -2467,7 +2721,7 @@
               <w:rPr>
                 <w:b/>
                 <w:color w:val="094E66"/>
-                <w:rFonts w:cs="Arial" w:ascii="Arial" w:hAnsi="Arial"/>
+                <w:rFonts w:cs="Tajawal" w:ascii="Tajawal" w:hAnsi="Tajawal"/>
                 <w:rtl/>
               </w:rPr>
               <w:t>ملاحظة — لماذا يمثّل الدفتر النقدي 'خزينة'</w:t>
@@ -2480,7 +2734,7 @@
             </w:pPr>
             <w:r>
               <w:rPr>
-                <w:rFonts w:cs="Arial" w:ascii="Arial" w:hAnsi="Arial"/>
+                <w:rFonts w:cs="Tajawal" w:ascii="Tajawal" w:hAnsi="Tajawal"/>
                 <w:rtl/>
               </w:rPr>
               <w:t xml:space="preserve">لا يوجد كائن منفصل اسمه 'خزينة'. تُمثَّل كل خزينة أو صندوق فعلي بدفتر يومية </w:t>
@@ -2488,14 +2742,14 @@
             <w:r>
               <w:rPr>
                 <w:b/>
-                <w:rFonts w:cs="Arial" w:ascii="Arial" w:hAnsi="Arial"/>
+                <w:rFonts w:cs="Tajawal" w:ascii="Tajawal" w:hAnsi="Tajawal"/>
                 <w:rtl/>
               </w:rPr>
               <w:t>نقدي</w:t>
             </w:r>
             <w:r>
               <w:rPr>
-                <w:rFonts w:cs="Arial" w:ascii="Arial" w:hAnsi="Arial"/>
+                <w:rFonts w:cs="Tajawal" w:ascii="Tajawal" w:hAnsi="Tajawal"/>
                 <w:rtl/>
               </w:rPr>
               <w:t xml:space="preserve"> خاص به، فيُتابَع رصيده وحركاته وتُسوّى باستقلالية.</w:t>
@@ -2513,7 +2767,7 @@
       </w:pPr>
       <w:r>
         <w:rPr>
-          <w:rFonts w:cs="Arial" w:ascii="Arial" w:hAnsi="Arial"/>
+          <w:rFonts w:cs="Tajawal" w:ascii="Tajawal" w:hAnsi="Tajawal"/>
           <w:rtl/>
         </w:rPr>
         <w:t>3.5 وحدات القياس</w:t>
@@ -2526,7 +2780,7 @@
       </w:pPr>
       <w:r>
         <w:rPr>
-          <w:rFonts w:cs="Arial" w:ascii="Arial" w:hAnsi="Arial"/>
+          <w:rFonts w:cs="Tajawal" w:ascii="Tajawal" w:hAnsi="Tajawal"/>
           <w:rtl/>
         </w:rPr>
         <w:t xml:space="preserve">فعّل </w:t>
@@ -2534,29 +2788,59 @@
       <w:r>
         <w:rPr>
           <w:b/>
-          <w:rFonts w:cs="Arial" w:ascii="Arial" w:hAnsi="Arial"/>
+          <w:rFonts w:cs="Tajawal" w:ascii="Tajawal" w:hAnsi="Tajawal"/>
           <w:rtl/>
         </w:rPr>
         <w:t>وحدات القياس</w:t>
       </w:r>
       <w:r>
         <w:rPr>
-          <w:rFonts w:cs="Arial" w:ascii="Arial" w:hAnsi="Arial"/>
-          <w:rtl/>
-        </w:rPr>
-        <w:t xml:space="preserve"> للشراء والتخزين والبيع بوحدات مختلفة — مثلًا الشراء *بصندوق من 100* والصرف *بالوحدة*. عرّف الوحدات ومعاملات التحويل من </w:t>
+          <w:rFonts w:cs="Tajawal" w:ascii="Tajawal" w:hAnsi="Tajawal"/>
+          <w:rtl/>
+        </w:rPr>
+        <w:t xml:space="preserve"> للشراء والتخزين والبيع بوحدات مختلفة — مثلًا الشراء </w:t>
+      </w:r>
+      <w:r>
+        <w:rPr>
+          <w:i/>
+          <w:rFonts w:cs="Tajawal" w:ascii="Tajawal" w:hAnsi="Tajawal"/>
+          <w:rtl/>
+        </w:rPr>
+        <w:t>بصندوق من 100</w:t>
+      </w:r>
+      <w:r>
+        <w:rPr>
+          <w:rFonts w:cs="Tajawal" w:ascii="Tajawal" w:hAnsi="Tajawal"/>
+          <w:rtl/>
+        </w:rPr>
+        <w:t xml:space="preserve"> والصرف </w:t>
+      </w:r>
+      <w:r>
+        <w:rPr>
+          <w:i/>
+          <w:rFonts w:cs="Tajawal" w:ascii="Tajawal" w:hAnsi="Tajawal"/>
+          <w:rtl/>
+        </w:rPr>
+        <w:t>بالوحدة</w:t>
+      </w:r>
+      <w:r>
+        <w:rPr>
+          <w:rFonts w:cs="Tajawal" w:ascii="Tajawal" w:hAnsi="Tajawal"/>
+          <w:rtl/>
+        </w:rPr>
+        <w:t xml:space="preserve">. عرّف الوحدات ومعاملات التحويل من </w:t>
       </w:r>
       <w:r>
         <w:rPr>
           <w:b/>
-          <w:rFonts w:cs="Arial" w:ascii="Arial" w:hAnsi="Arial"/>
+          <w:rFonts w:cs="Tajawal" w:ascii="Tajawal" w:hAnsi="Tajawal"/>
           <w:rtl/>
         </w:rPr>
         <w:t>المخزون ← الإعدادات ← وحدات القياس</w:t>
       </w:r>
       <w:r>
         <w:rPr>
-          <w:rFonts w:cs="Arial" w:ascii="Arial" w:hAnsi="Arial"/>
+          <w:rFonts w:cs="Tajawal" w:ascii="Tajawal" w:hAnsi="Tajawal"/>
           <w:rtl/>
         </w:rPr>
         <w:t>.</w:t>
@@ -2570,7 +2854,7 @@
       </w:pPr>
       <w:r>
         <w:rPr>
-          <w:rFonts w:cs="Arial" w:ascii="Arial" w:hAnsi="Arial"/>
+          <w:rFonts w:cs="Tajawal" w:ascii="Tajawal" w:hAnsi="Tajawal"/>
           <w:rtl/>
         </w:rPr>
         <w:t>3.6 المستودعات والمواقع</w:t>
@@ -2584,7 +2868,7 @@
       </w:pPr>
       <w:r>
         <w:rPr>
-          <w:rFonts w:cs="Arial" w:ascii="Arial" w:hAnsi="Arial"/>
+          <w:rFonts w:cs="Tajawal" w:ascii="Tajawal" w:hAnsi="Tajawal"/>
           <w:rtl/>
         </w:rPr>
         <w:t xml:space="preserve">اذهب إلى </w:t>
@@ -2592,17 +2876,32 @@
       <w:r>
         <w:rPr>
           <w:b/>
-          <w:rFonts w:cs="Arial" w:ascii="Arial" w:hAnsi="Arial"/>
+          <w:rFonts w:cs="Tajawal" w:ascii="Tajawal" w:hAnsi="Tajawal"/>
           <w:rtl/>
         </w:rPr>
         <w:t>المخزون ← الإعدادات ← المستودعات</w:t>
       </w:r>
       <w:r>
         <w:rPr>
-          <w:rFonts w:cs="Arial" w:ascii="Arial" w:hAnsi="Arial"/>
-          <w:rtl/>
-        </w:rPr>
-        <w:t xml:space="preserve"> وأنشئ مستودعًا لكل موقع فعلي (اسم + رمز مختصر، مثل *الخرطوم المركزي / KRT*).</w:t>
+          <w:rFonts w:cs="Tajawal" w:ascii="Tajawal" w:hAnsi="Tajawal"/>
+          <w:rtl/>
+        </w:rPr>
+        <w:t xml:space="preserve"> وأنشئ مستودعًا لكل موقع فعلي (اسم + رمز مختصر، مثل </w:t>
+      </w:r>
+      <w:r>
+        <w:rPr>
+          <w:i/>
+          <w:rFonts w:cs="Tajawal" w:ascii="Tajawal" w:hAnsi="Tajawal"/>
+          <w:rtl/>
+        </w:rPr>
+        <w:t>الخرطوم المركزي / KRT</w:t>
+      </w:r>
+      <w:r>
+        <w:rPr>
+          <w:rFonts w:cs="Tajawal" w:ascii="Tajawal" w:hAnsi="Tajawal"/>
+          <w:rtl/>
+        </w:rPr>
+        <w:t>).</w:t>
       </w:r>
     </w:p>
     <w:p>
@@ -2613,7 +2912,7 @@
       </w:pPr>
       <w:r>
         <w:rPr>
-          <w:rFonts w:cs="Arial" w:ascii="Arial" w:hAnsi="Arial"/>
+          <w:rFonts w:cs="Tajawal" w:ascii="Tajawal" w:hAnsi="Tajawal"/>
           <w:rtl/>
         </w:rPr>
         <w:t>اضبط عدد خطوات الاستلام والتسليم لكل مستودع حسب الحاجة.</w:t>
@@ -2627,7 +2926,7 @@
       </w:pPr>
       <w:r>
         <w:rPr>
-          <w:rFonts w:cs="Arial" w:ascii="Arial" w:hAnsi="Arial"/>
+          <w:rFonts w:cs="Tajawal" w:ascii="Tajawal" w:hAnsi="Tajawal"/>
           <w:rtl/>
         </w:rPr>
         <w:t xml:space="preserve">أنشئ </w:t>
@@ -2635,14 +2934,14 @@
       <w:r>
         <w:rPr>
           <w:b/>
-          <w:rFonts w:cs="Arial" w:ascii="Arial" w:hAnsi="Arial"/>
+          <w:rFonts w:cs="Tajawal" w:ascii="Tajawal" w:hAnsi="Tajawal"/>
           <w:rtl/>
         </w:rPr>
         <w:t>مواقع</w:t>
       </w:r>
       <w:r>
         <w:rPr>
-          <w:rFonts w:cs="Arial" w:ascii="Arial" w:hAnsi="Arial"/>
+          <w:rFonts w:cs="Tajawal" w:ascii="Tajawal" w:hAnsi="Tajawal"/>
           <w:rtl/>
         </w:rPr>
         <w:t xml:space="preserve"> داخلية: </w:t>
@@ -2650,14 +2949,14 @@
       <w:r>
         <w:rPr>
           <w:b/>
-          <w:rFonts w:cs="Arial" w:ascii="Arial" w:hAnsi="Arial"/>
+          <w:rFonts w:cs="Tajawal" w:ascii="Tajawal" w:hAnsi="Tajawal"/>
           <w:rtl/>
         </w:rPr>
         <w:t>تخزين مبرّد (2-8°م)</w:t>
       </w:r>
       <w:r>
         <w:rPr>
-          <w:rFonts w:cs="Arial" w:ascii="Arial" w:hAnsi="Arial"/>
+          <w:rFonts w:cs="Tajawal" w:ascii="Tajawal" w:hAnsi="Tajawal"/>
           <w:rtl/>
         </w:rPr>
         <w:t xml:space="preserve">، </w:t>
@@ -2665,14 +2964,14 @@
       <w:r>
         <w:rPr>
           <w:b/>
-          <w:rFonts w:cs="Arial" w:ascii="Arial" w:hAnsi="Arial"/>
+          <w:rFonts w:cs="Tajawal" w:ascii="Tajawal" w:hAnsi="Tajawal"/>
           <w:rtl/>
         </w:rPr>
         <w:t>حجر</w:t>
       </w:r>
       <w:r>
         <w:rPr>
-          <w:rFonts w:cs="Arial" w:ascii="Arial" w:hAnsi="Arial"/>
+          <w:rFonts w:cs="Tajawal" w:ascii="Tajawal" w:hAnsi="Tajawal"/>
           <w:rtl/>
         </w:rPr>
         <w:t xml:space="preserve">، </w:t>
@@ -2680,14 +2979,14 @@
       <w:r>
         <w:rPr>
           <w:b/>
-          <w:rFonts w:cs="Arial" w:ascii="Arial" w:hAnsi="Arial"/>
+          <w:rFonts w:cs="Tajawal" w:ascii="Tajawal" w:hAnsi="Tajawal"/>
           <w:rtl/>
         </w:rPr>
         <w:t>منتهي/تالف</w:t>
       </w:r>
       <w:r>
         <w:rPr>
-          <w:rFonts w:cs="Arial" w:ascii="Arial" w:hAnsi="Arial"/>
+          <w:rFonts w:cs="Tajawal" w:ascii="Tajawal" w:hAnsi="Tajawal"/>
           <w:rtl/>
         </w:rPr>
         <w:t>.</w:t>
@@ -2717,7 +3016,7 @@
               <w:rPr>
                 <w:b/>
                 <w:color w:val="1F7A4D"/>
-                <w:rFonts w:cs="Arial" w:ascii="Arial" w:hAnsi="Arial"/>
+                <w:rFonts w:cs="Tajawal" w:ascii="Tajawal" w:hAnsi="Tajawal"/>
                 <w:rtl/>
               </w:rPr>
               <w:t>نصيحة — سلسلة التبريد</w:t>
@@ -2730,7 +3029,7 @@
             </w:pPr>
             <w:r>
               <w:rPr>
-                <w:rFonts w:cs="Arial" w:ascii="Arial" w:hAnsi="Arial"/>
+                <w:rFonts w:cs="Tajawal" w:ascii="Tajawal" w:hAnsi="Tajawal"/>
                 <w:rtl/>
               </w:rPr>
               <w:t>يُمثَّل التخزين المتحكَّم بحرارته كـ</w:t>
@@ -2738,14 +3037,14 @@
             <w:r>
               <w:rPr>
                 <w:b/>
-                <w:rFonts w:cs="Arial" w:ascii="Arial" w:hAnsi="Arial"/>
+                <w:rFonts w:cs="Tajawal" w:ascii="Tajawal" w:hAnsi="Tajawal"/>
                 <w:rtl/>
               </w:rPr>
               <w:t>موقع</w:t>
             </w:r>
             <w:r>
               <w:rPr>
-                <w:rFonts w:cs="Arial" w:ascii="Arial" w:hAnsi="Arial"/>
+                <w:rFonts w:cs="Tajawal" w:ascii="Tajawal" w:hAnsi="Tajawal"/>
                 <w:rtl/>
               </w:rPr>
               <w:t xml:space="preserve"> داخلي. ويمكن لقاعدة </w:t>
@@ -2753,14 +3052,14 @@
             <w:r>
               <w:rPr>
                 <w:b/>
-                <w:rFonts w:cs="Arial" w:ascii="Arial" w:hAnsi="Arial"/>
+                <w:rFonts w:cs="Tajawal" w:ascii="Tajawal" w:hAnsi="Tajawal"/>
                 <w:rtl/>
               </w:rPr>
               <w:t>تخزين</w:t>
             </w:r>
             <w:r>
               <w:rPr>
-                <w:rFonts w:cs="Arial" w:ascii="Arial" w:hAnsi="Arial"/>
+                <w:rFonts w:cs="Tajawal" w:ascii="Tajawal" w:hAnsi="Tajawal"/>
                 <w:rtl/>
               </w:rPr>
               <w:t xml:space="preserve"> أن توجّه منتجًا (مثل الإنسولين) تلقائيًا إلى التخزين المبرّد عند الاستلام.</w:t>
@@ -2772,13 +3071,69 @@
     <w:p/>
     <w:p>
       <w:pPr>
+        <w:jc w:val="center"/>
+      </w:pPr>
+      <w:r>
+        <w:drawing>
+          <wp:inline xmlns:a="http://schemas.openxmlformats.org/drawingml/2006/main" xmlns:pic="http://schemas.openxmlformats.org/drawingml/2006/picture">
+            <wp:extent cx="5577840" cy="3542682"/>
+            <wp:docPr id="5" name="Picture 5"/>
+            <wp:cNvGraphicFramePr>
+              <a:graphicFrameLocks noChangeAspect="1"/>
+            </wp:cNvGraphicFramePr>
+            <a:graphic>
+              <a:graphicData uri="http://schemas.openxmlformats.org/drawingml/2006/picture">
+                <pic:pic>
+                  <pic:nvPicPr>
+                    <pic:cNvPr id="0" name="locations.png"/>
+                    <pic:cNvPicPr/>
+                  </pic:nvPicPr>
+                  <pic:blipFill>
+                    <a:blip r:embed="rId14"/>
+                    <a:stretch>
+                      <a:fillRect/>
+                    </a:stretch>
+                  </pic:blipFill>
+                  <pic:spPr>
+                    <a:xfrm>
+                      <a:off x="0" y="0"/>
+                      <a:ext cx="5577840" cy="3542682"/>
+                    </a:xfrm>
+                    <a:prstGeom prst="rect"/>
+                  </pic:spPr>
+                </pic:pic>
+              </a:graphicData>
+            </a:graphic>
+          </wp:inline>
+        </w:drawing>
+      </w:r>
+    </w:p>
+    <w:p>
+      <w:pPr>
+        <w:jc w:val="right"/>
+        <w:bidi/>
+      </w:pPr>
+      <w:r>
+        <w:rPr>
+          <w:i/>
+          <w:color w:val="555555"/>
+          <w:sz w:val="19"/>
+          <w:rFonts w:cs="Tajawal" w:ascii="Tajawal" w:hAnsi="Tajawal"/>
+          <w:rtl/>
+        </w:rPr>
+        <w:t>شكل 5 — المواقع الداخلية ضمن مستودع الخرطوم المركزي — منها **التخزين المبرّد (2-8°م)** و**الحجر** و**منتهي/تالف**.</w:t>
+      </w:r>
+    </w:p>
+    <w:p/>
+    <w:p>
+      <w:pPr>
         <w:pStyle w:val="Heading2"/>
         <w:bidi/>
         <w:jc w:val="right"/>
       </w:pPr>
       <w:r>
         <w:rPr>
-          <w:rFonts w:cs="Arial" w:ascii="Arial" w:hAnsi="Arial"/>
+          <w:rFonts w:cs="Tajawal" w:ascii="Tajawal" w:hAnsi="Tajawal"/>
           <w:rtl/>
         </w:rPr>
         <w:t>3.7 فئات المنتجات</w:t>
@@ -2791,7 +3146,7 @@
       </w:pPr>
       <w:r>
         <w:rPr>
-          <w:rFonts w:cs="Arial" w:ascii="Arial" w:hAnsi="Arial"/>
+          <w:rFonts w:cs="Tajawal" w:ascii="Tajawal" w:hAnsi="Tajawal"/>
           <w:rtl/>
         </w:rPr>
         <w:t>تتحكم فئات المنتجات في كيفية تسعير المخزون وتكلفته وطريقة صرفه.</w:t>
@@ -2825,7 +3180,7 @@
               <w:rPr>
                 <w:b/>
                 <w:color w:val="FFFFFF"/>
-                <w:rFonts w:cs="Arial" w:ascii="Arial" w:hAnsi="Arial"/>
+                <w:rFonts w:cs="Tajawal" w:ascii="Tajawal" w:hAnsi="Tajawal"/>
                 <w:rtl/>
               </w:rPr>
               <w:t>الإعداد</w:t>
@@ -2846,7 +3201,7 @@
               <w:rPr>
                 <w:b/>
                 <w:color w:val="FFFFFF"/>
-                <w:rFonts w:cs="Arial" w:ascii="Arial" w:hAnsi="Arial"/>
+                <w:rFonts w:cs="Tajawal" w:ascii="Tajawal" w:hAnsi="Tajawal"/>
                 <w:rtl/>
               </w:rPr>
               <w:t>القيمة الموصى بها</w:t>
@@ -2867,7 +3222,7 @@
               <w:rPr>
                 <w:b/>
                 <w:color w:val="FFFFFF"/>
-                <w:rFonts w:cs="Arial" w:ascii="Arial" w:hAnsi="Arial"/>
+                <w:rFonts w:cs="Tajawal" w:ascii="Tajawal" w:hAnsi="Tajawal"/>
                 <w:rtl/>
               </w:rPr>
               <w:t>الأثر</w:t>
@@ -2887,7 +3242,7 @@
             </w:pPr>
             <w:r>
               <w:rPr>
-                <w:rFonts w:cs="Arial" w:ascii="Arial" w:hAnsi="Arial"/>
+                <w:rFonts w:cs="Tajawal" w:ascii="Tajawal" w:hAnsi="Tajawal"/>
                 <w:rtl/>
               </w:rPr>
               <w:t>طريقة التكلفة</w:t>
@@ -2905,7 +3260,7 @@
             </w:pPr>
             <w:r>
               <w:rPr>
-                <w:rFonts w:cs="Arial" w:ascii="Arial" w:hAnsi="Arial"/>
+                <w:rFonts w:cs="Tajawal" w:ascii="Tajawal" w:hAnsi="Tajawal"/>
                 <w:rtl/>
               </w:rPr>
               <w:t>FIFO</w:t>
@@ -2923,7 +3278,7 @@
             </w:pPr>
             <w:r>
               <w:rPr>
-                <w:rFonts w:cs="Arial" w:ascii="Arial" w:hAnsi="Arial"/>
+                <w:rFonts w:cs="Tajawal" w:ascii="Tajawal" w:hAnsi="Tajawal"/>
                 <w:rtl/>
               </w:rPr>
               <w:t>يُقيَّم المخزون بطريقة الوارد أولًا صادر أولًا.</w:t>
@@ -2944,7 +3299,7 @@
             </w:pPr>
             <w:r>
               <w:rPr>
-                <w:rFonts w:cs="Arial" w:ascii="Arial" w:hAnsi="Arial"/>
+                <w:rFonts w:cs="Tajawal" w:ascii="Tajawal" w:hAnsi="Tajawal"/>
                 <w:rtl/>
               </w:rPr>
               <w:t>تقييم المخزون</w:t>
@@ -2963,7 +3318,7 @@
             </w:pPr>
             <w:r>
               <w:rPr>
-                <w:rFonts w:cs="Arial" w:ascii="Arial" w:hAnsi="Arial"/>
+                <w:rFonts w:cs="Tajawal" w:ascii="Tajawal" w:hAnsi="Tajawal"/>
                 <w:rtl/>
               </w:rPr>
               <w:t>يدوي / دوري*</w:t>
@@ -2982,7 +3337,7 @@
             </w:pPr>
             <w:r>
               <w:rPr>
-                <w:rFonts w:cs="Arial" w:ascii="Arial" w:hAnsi="Arial"/>
+                <w:rFonts w:cs="Tajawal" w:ascii="Tajawal" w:hAnsi="Tajawal"/>
                 <w:rtl/>
               </w:rPr>
               <w:t>يتجنّب الحاجة لحسابات التقييم مسبقًا.</w:t>
@@ -3002,7 +3357,7 @@
             </w:pPr>
             <w:r>
               <w:rPr>
-                <w:rFonts w:cs="Arial" w:ascii="Arial" w:hAnsi="Arial"/>
+                <w:rFonts w:cs="Tajawal" w:ascii="Tajawal" w:hAnsi="Tajawal"/>
                 <w:rtl/>
               </w:rPr>
               <w:t>استراتيجية الصرف</w:t>
@@ -3020,7 +3375,7 @@
             </w:pPr>
             <w:r>
               <w:rPr>
-                <w:rFonts w:cs="Arial" w:ascii="Arial" w:hAnsi="Arial"/>
+                <w:rFonts w:cs="Tajawal" w:ascii="Tajawal" w:hAnsi="Tajawal"/>
                 <w:rtl/>
               </w:rPr>
               <w:t>FEFO</w:t>
@@ -3038,7 +3393,7 @@
             </w:pPr>
             <w:r>
               <w:rPr>
-                <w:rFonts w:cs="Arial" w:ascii="Arial" w:hAnsi="Arial"/>
+                <w:rFonts w:cs="Tajawal" w:ascii="Tajawal" w:hAnsi="Tajawal"/>
                 <w:rtl/>
               </w:rPr>
               <w:t>تُصرَف البضائع الأقرب انتهاءً أولًا.</w:t>
@@ -3072,7 +3427,7 @@
               <w:rPr>
                 <w:b/>
                 <w:color w:val="094E66"/>
-                <w:rFonts w:cs="Arial" w:ascii="Arial" w:hAnsi="Arial"/>
+                <w:rFonts w:cs="Tajawal" w:ascii="Tajawal" w:hAnsi="Tajawal"/>
                 <w:rtl/>
               </w:rPr>
               <w:t>ملاحظة — التقييم الآلي</w:t>
@@ -3085,7 +3440,7 @@
             </w:pPr>
             <w:r>
               <w:rPr>
-                <w:rFonts w:cs="Arial" w:ascii="Arial" w:hAnsi="Arial"/>
+                <w:rFonts w:cs="Tajawal" w:ascii="Tajawal" w:hAnsi="Tajawal"/>
                 <w:rtl/>
               </w:rPr>
               <w:t xml:space="preserve">*تستخدم النسخة التجريبية التقييم الدوري لتُرحَّل حركات البضائع دون إعداد حسابات إضافية. لترحيل قيمة المخزون لحظيًا، اضبط حسابات الإدخال/الإخراج/التقييم ودفتر يومية المخزون للفئة، ثم بدّل التقييم إلى </w:t>
@@ -3093,14 +3448,14 @@
             <w:r>
               <w:rPr>
                 <w:b/>
-                <w:rFonts w:cs="Arial" w:ascii="Arial" w:hAnsi="Arial"/>
+                <w:rFonts w:cs="Tajawal" w:ascii="Tajawal" w:hAnsi="Tajawal"/>
                 <w:rtl/>
               </w:rPr>
               <w:t>آلي</w:t>
             </w:r>
             <w:r>
               <w:rPr>
-                <w:rFonts w:cs="Arial" w:ascii="Arial" w:hAnsi="Arial"/>
+                <w:rFonts w:cs="Tajawal" w:ascii="Tajawal" w:hAnsi="Tajawal"/>
                 <w:rtl/>
               </w:rPr>
               <w:t>.</w:t>
@@ -3123,7 +3478,7 @@
       </w:pPr>
       <w:r>
         <w:rPr>
-          <w:rFonts w:cs="Arial" w:ascii="Arial" w:hAnsi="Arial"/>
+          <w:rFonts w:cs="Tajawal" w:ascii="Tajawal" w:hAnsi="Tajawal"/>
           <w:rtl/>
         </w:rPr>
         <w:t>4. المخزون والأصناف</w:t>
@@ -3137,7 +3492,7 @@
       </w:pPr>
       <w:r>
         <w:rPr>
-          <w:rFonts w:cs="Arial" w:ascii="Arial" w:hAnsi="Arial"/>
+          <w:rFonts w:cs="Tajawal" w:ascii="Tajawal" w:hAnsi="Tajawal"/>
           <w:rtl/>
         </w:rPr>
         <w:t>4.1 تسجيل صنف</w:t>
@@ -3151,7 +3506,7 @@
       </w:pPr>
       <w:r>
         <w:rPr>
-          <w:rFonts w:cs="Arial" w:ascii="Arial" w:hAnsi="Arial"/>
+          <w:rFonts w:cs="Tajawal" w:ascii="Tajawal" w:hAnsi="Tajawal"/>
           <w:rtl/>
         </w:rPr>
         <w:t xml:space="preserve">افتح </w:t>
@@ -3159,14 +3514,14 @@
       <w:r>
         <w:rPr>
           <w:b/>
-          <w:rFonts w:cs="Arial" w:ascii="Arial" w:hAnsi="Arial"/>
+          <w:rFonts w:cs="Tajawal" w:ascii="Tajawal" w:hAnsi="Tajawal"/>
           <w:rtl/>
         </w:rPr>
         <w:t>المخزون ← المنتجات ← المنتجات ← جديد</w:t>
       </w:r>
       <w:r>
         <w:rPr>
-          <w:rFonts w:cs="Arial" w:ascii="Arial" w:hAnsi="Arial"/>
+          <w:rFonts w:cs="Tajawal" w:ascii="Tajawal" w:hAnsi="Tajawal"/>
           <w:rtl/>
         </w:rPr>
         <w:t>.</w:t>
@@ -3180,7 +3535,7 @@
       </w:pPr>
       <w:r>
         <w:rPr>
-          <w:rFonts w:cs="Arial" w:ascii="Arial" w:hAnsi="Arial"/>
+          <w:rFonts w:cs="Tajawal" w:ascii="Tajawal" w:hAnsi="Tajawal"/>
           <w:rtl/>
         </w:rPr>
         <w:t>أدخل الاسم و</w:t>
@@ -3188,14 +3543,14 @@
       <w:r>
         <w:rPr>
           <w:b/>
-          <w:rFonts w:cs="Arial" w:ascii="Arial" w:hAnsi="Arial"/>
+          <w:rFonts w:cs="Tajawal" w:ascii="Tajawal" w:hAnsi="Tajawal"/>
           <w:rtl/>
         </w:rPr>
         <w:t>المرجع الداخلي</w:t>
       </w:r>
       <w:r>
         <w:rPr>
-          <w:rFonts w:cs="Arial" w:ascii="Arial" w:hAnsi="Arial"/>
+          <w:rFonts w:cs="Tajawal" w:ascii="Tajawal" w:hAnsi="Tajawal"/>
           <w:rtl/>
         </w:rPr>
         <w:t xml:space="preserve"> (SKU) و</w:t>
@@ -3203,14 +3558,14 @@
       <w:r>
         <w:rPr>
           <w:b/>
-          <w:rFonts w:cs="Arial" w:ascii="Arial" w:hAnsi="Arial"/>
+          <w:rFonts w:cs="Tajawal" w:ascii="Tajawal" w:hAnsi="Tajawal"/>
           <w:rtl/>
         </w:rPr>
         <w:t>الباركود</w:t>
       </w:r>
       <w:r>
         <w:rPr>
-          <w:rFonts w:cs="Arial" w:ascii="Arial" w:hAnsi="Arial"/>
+          <w:rFonts w:cs="Tajawal" w:ascii="Tajawal" w:hAnsi="Tajawal"/>
           <w:rtl/>
         </w:rPr>
         <w:t>.</w:t>
@@ -3224,7 +3579,7 @@
       </w:pPr>
       <w:r>
         <w:rPr>
-          <w:rFonts w:cs="Arial" w:ascii="Arial" w:hAnsi="Arial"/>
+          <w:rFonts w:cs="Tajawal" w:ascii="Tajawal" w:hAnsi="Tajawal"/>
           <w:rtl/>
         </w:rPr>
         <w:t xml:space="preserve">اضبط </w:t>
@@ -3232,14 +3587,14 @@
       <w:r>
         <w:rPr>
           <w:b/>
-          <w:rFonts w:cs="Arial" w:ascii="Arial" w:hAnsi="Arial"/>
+          <w:rFonts w:cs="Tajawal" w:ascii="Tajawal" w:hAnsi="Tajawal"/>
           <w:rtl/>
         </w:rPr>
         <w:t>نوع المنتج = بضاعة</w:t>
       </w:r>
       <w:r>
         <w:rPr>
-          <w:rFonts w:cs="Arial" w:ascii="Arial" w:hAnsi="Arial"/>
+          <w:rFonts w:cs="Tajawal" w:ascii="Tajawal" w:hAnsi="Tajawal"/>
           <w:rtl/>
         </w:rPr>
         <w:t xml:space="preserve"> وفعّل </w:t>
@@ -3247,14 +3602,14 @@
       <w:r>
         <w:rPr>
           <w:b/>
-          <w:rFonts w:cs="Arial" w:ascii="Arial" w:hAnsi="Arial"/>
+          <w:rFonts w:cs="Tajawal" w:ascii="Tajawal" w:hAnsi="Tajawal"/>
           <w:rtl/>
         </w:rPr>
         <w:t>تتبّع المخزون</w:t>
       </w:r>
       <w:r>
         <w:rPr>
-          <w:rFonts w:cs="Arial" w:ascii="Arial" w:hAnsi="Arial"/>
+          <w:rFonts w:cs="Tajawal" w:ascii="Tajawal" w:hAnsi="Tajawal"/>
           <w:rtl/>
         </w:rPr>
         <w:t>.</w:t>
@@ -3268,7 +3623,7 @@
       </w:pPr>
       <w:r>
         <w:rPr>
-          <w:rFonts w:cs="Arial" w:ascii="Arial" w:hAnsi="Arial"/>
+          <w:rFonts w:cs="Tajawal" w:ascii="Tajawal" w:hAnsi="Tajawal"/>
           <w:rtl/>
         </w:rPr>
         <w:t xml:space="preserve">عيّن </w:t>
@@ -3276,14 +3631,14 @@
       <w:r>
         <w:rPr>
           <w:b/>
-          <w:rFonts w:cs="Arial" w:ascii="Arial" w:hAnsi="Arial"/>
+          <w:rFonts w:cs="Tajawal" w:ascii="Tajawal" w:hAnsi="Tajawal"/>
           <w:rtl/>
         </w:rPr>
         <w:t>فئة المنتج</w:t>
       </w:r>
       <w:r>
         <w:rPr>
-          <w:rFonts w:cs="Arial" w:ascii="Arial" w:hAnsi="Arial"/>
+          <w:rFonts w:cs="Tajawal" w:ascii="Tajawal" w:hAnsi="Tajawal"/>
           <w:rtl/>
         </w:rPr>
         <w:t xml:space="preserve"> (مثل الأدوية).</w:t>
@@ -3297,7 +3652,7 @@
       </w:pPr>
       <w:r>
         <w:rPr>
-          <w:rFonts w:cs="Arial" w:ascii="Arial" w:hAnsi="Arial"/>
+          <w:rFonts w:cs="Tajawal" w:ascii="Tajawal" w:hAnsi="Tajawal"/>
           <w:rtl/>
         </w:rPr>
         <w:t xml:space="preserve">اضبط </w:t>
@@ -3305,14 +3660,14 @@
       <w:r>
         <w:rPr>
           <w:b/>
-          <w:rFonts w:cs="Arial" w:ascii="Arial" w:hAnsi="Arial"/>
+          <w:rFonts w:cs="Tajawal" w:ascii="Tajawal" w:hAnsi="Tajawal"/>
           <w:rtl/>
         </w:rPr>
         <w:t>التكلفة</w:t>
       </w:r>
       <w:r>
         <w:rPr>
-          <w:rFonts w:cs="Arial" w:ascii="Arial" w:hAnsi="Arial"/>
+          <w:rFonts w:cs="Tajawal" w:ascii="Tajawal" w:hAnsi="Tajawal"/>
           <w:rtl/>
         </w:rPr>
         <w:t xml:space="preserve"> و</w:t>
@@ -3320,14 +3675,14 @@
       <w:r>
         <w:rPr>
           <w:b/>
-          <w:rFonts w:cs="Arial" w:ascii="Arial" w:hAnsi="Arial"/>
+          <w:rFonts w:cs="Tajawal" w:ascii="Tajawal" w:hAnsi="Tajawal"/>
           <w:rtl/>
         </w:rPr>
         <w:t>سعر البيع</w:t>
       </w:r>
       <w:r>
         <w:rPr>
-          <w:rFonts w:cs="Arial" w:ascii="Arial" w:hAnsi="Arial"/>
+          <w:rFonts w:cs="Tajawal" w:ascii="Tajawal" w:hAnsi="Tajawal"/>
           <w:rtl/>
         </w:rPr>
         <w:t>.</w:t>
@@ -3341,7 +3696,7 @@
       </w:pPr>
       <w:r>
         <w:rPr>
-          <w:rFonts w:cs="Arial" w:ascii="Arial" w:hAnsi="Arial"/>
+          <w:rFonts w:cs="Tajawal" w:ascii="Tajawal" w:hAnsi="Tajawal"/>
           <w:rtl/>
         </w:rPr>
         <w:t xml:space="preserve">في تبويب </w:t>
@@ -3349,14 +3704,14 @@
       <w:r>
         <w:rPr>
           <w:b/>
-          <w:rFonts w:cs="Arial" w:ascii="Arial" w:hAnsi="Arial"/>
+          <w:rFonts w:cs="Tajawal" w:ascii="Tajawal" w:hAnsi="Tajawal"/>
           <w:rtl/>
         </w:rPr>
         <w:t>المخزون</w:t>
       </w:r>
       <w:r>
         <w:rPr>
-          <w:rFonts w:cs="Arial" w:ascii="Arial" w:hAnsi="Arial"/>
+          <w:rFonts w:cs="Tajawal" w:ascii="Tajawal" w:hAnsi="Tajawal"/>
           <w:rtl/>
         </w:rPr>
         <w:t xml:space="preserve"> اضبط </w:t>
@@ -3364,14 +3719,14 @@
       <w:r>
         <w:rPr>
           <w:b/>
-          <w:rFonts w:cs="Arial" w:ascii="Arial" w:hAnsi="Arial"/>
+          <w:rFonts w:cs="Tajawal" w:ascii="Tajawal" w:hAnsi="Tajawal"/>
           <w:rtl/>
         </w:rPr>
         <w:t>التتبّع = بالدفعات</w:t>
       </w:r>
       <w:r>
         <w:rPr>
-          <w:rFonts w:cs="Arial" w:ascii="Arial" w:hAnsi="Arial"/>
+          <w:rFonts w:cs="Tajawal" w:ascii="Tajawal" w:hAnsi="Tajawal"/>
           <w:rtl/>
         </w:rPr>
         <w:t xml:space="preserve"> وفعّل </w:t>
@@ -3379,19 +3734,131 @@
       <w:r>
         <w:rPr>
           <w:b/>
-          <w:rFonts w:cs="Arial" w:ascii="Arial" w:hAnsi="Arial"/>
+          <w:rFonts w:cs="Tajawal" w:ascii="Tajawal" w:hAnsi="Tajawal"/>
           <w:rtl/>
         </w:rPr>
         <w:t>تاريخ الانتهاء</w:t>
       </w:r>
       <w:r>
         <w:rPr>
-          <w:rFonts w:cs="Arial" w:ascii="Arial" w:hAnsi="Arial"/>
+          <w:rFonts w:cs="Tajawal" w:ascii="Tajawal" w:hAnsi="Tajawal"/>
           <w:rtl/>
         </w:rPr>
         <w:t xml:space="preserve"> للأدوية والمستهلكات.</w:t>
       </w:r>
     </w:p>
+    <w:p>
+      <w:pPr>
+        <w:jc w:val="center"/>
+      </w:pPr>
+      <w:r>
+        <w:drawing>
+          <wp:inline xmlns:a="http://schemas.openxmlformats.org/drawingml/2006/main" xmlns:pic="http://schemas.openxmlformats.org/drawingml/2006/picture">
+            <wp:extent cx="5577840" cy="3542682"/>
+            <wp:docPr id="6" name="Picture 6"/>
+            <wp:cNvGraphicFramePr>
+              <a:graphicFrameLocks noChangeAspect="1"/>
+            </wp:cNvGraphicFramePr>
+            <a:graphic>
+              <a:graphicData uri="http://schemas.openxmlformats.org/drawingml/2006/picture">
+                <pic:pic>
+                  <pic:nvPicPr>
+                    <pic:cNvPr id="0" name="products_list.png"/>
+                    <pic:cNvPicPr/>
+                  </pic:nvPicPr>
+                  <pic:blipFill>
+                    <a:blip r:embed="rId15"/>
+                    <a:stretch>
+                      <a:fillRect/>
+                    </a:stretch>
+                  </pic:blipFill>
+                  <pic:spPr>
+                    <a:xfrm>
+                      <a:off x="0" y="0"/>
+                      <a:ext cx="5577840" cy="3542682"/>
+                    </a:xfrm>
+                    <a:prstGeom prst="rect"/>
+                  </pic:spPr>
+                </pic:pic>
+              </a:graphicData>
+            </a:graphic>
+          </wp:inline>
+        </w:drawing>
+      </w:r>
+    </w:p>
+    <w:p>
+      <w:pPr>
+        <w:jc w:val="right"/>
+        <w:bidi/>
+      </w:pPr>
+      <w:r>
+        <w:rPr>
+          <w:i/>
+          <w:color w:val="555555"/>
+          <w:sz w:val="19"/>
+          <w:rFonts w:cs="Tajawal" w:ascii="Tajawal" w:hAnsi="Tajawal"/>
+          <w:rtl/>
+        </w:rPr>
+        <w:t>شكل 6 — كتالوج المنتجات الطبية مع الكميات المتاحة.</w:t>
+      </w:r>
+    </w:p>
+    <w:p/>
+    <w:p>
+      <w:pPr>
+        <w:jc w:val="center"/>
+      </w:pPr>
+      <w:r>
+        <w:drawing>
+          <wp:inline xmlns:a="http://schemas.openxmlformats.org/drawingml/2006/main" xmlns:pic="http://schemas.openxmlformats.org/drawingml/2006/picture">
+            <wp:extent cx="5577840" cy="3542682"/>
+            <wp:docPr id="7" name="Picture 7"/>
+            <wp:cNvGraphicFramePr>
+              <a:graphicFrameLocks noChangeAspect="1"/>
+            </wp:cNvGraphicFramePr>
+            <a:graphic>
+              <a:graphicData uri="http://schemas.openxmlformats.org/drawingml/2006/picture">
+                <pic:pic>
+                  <pic:nvPicPr>
+                    <pic:cNvPr id="0" name="product_insulin.png"/>
+                    <pic:cNvPicPr/>
+                  </pic:nvPicPr>
+                  <pic:blipFill>
+                    <a:blip r:embed="rId16"/>
+                    <a:stretch>
+                      <a:fillRect/>
+                    </a:stretch>
+                  </pic:blipFill>
+                  <pic:spPr>
+                    <a:xfrm>
+                      <a:off x="0" y="0"/>
+                      <a:ext cx="5577840" cy="3542682"/>
+                    </a:xfrm>
+                    <a:prstGeom prst="rect"/>
+                  </pic:spPr>
+                </pic:pic>
+              </a:graphicData>
+            </a:graphic>
+          </wp:inline>
+        </w:drawing>
+      </w:r>
+    </w:p>
+    <w:p>
+      <w:pPr>
+        <w:jc w:val="right"/>
+        <w:bidi/>
+      </w:pPr>
+      <w:r>
+        <w:rPr>
+          <w:i/>
+          <w:color w:val="555555"/>
+          <w:sz w:val="19"/>
+          <w:rFonts w:cs="Tajawal" w:ascii="Tajawal" w:hAnsi="Tajawal"/>
+          <w:rtl/>
+        </w:rPr>
+        <w:t>شكل 7 — نموذج المنتج **قارورة إنسولين 10 مل** — متتبَّع بالدفعة مع ضبط الانتهاء وتكلفة بالجنيه.</w:t>
+      </w:r>
+    </w:p>
+    <w:p/>
     <w:p>
       <w:pPr>
         <w:pStyle w:val="Heading2"/>
@@ -3400,7 +3867,7 @@
       </w:pPr>
       <w:r>
         <w:rPr>
-          <w:rFonts w:cs="Arial" w:ascii="Arial" w:hAnsi="Arial"/>
+          <w:rFonts w:cs="Tajawal" w:ascii="Tajawal" w:hAnsi="Tajawal"/>
           <w:rtl/>
         </w:rPr>
         <w:t>4.2 تتبّع الدفعات وتواريخ الانتهاء</w:t>
@@ -3413,7 +3880,7 @@
       </w:pPr>
       <w:r>
         <w:rPr>
-          <w:rFonts w:cs="Arial" w:ascii="Arial" w:hAnsi="Arial"/>
+          <w:rFonts w:cs="Tajawal" w:ascii="Tajawal" w:hAnsi="Tajawal"/>
           <w:rtl/>
         </w:rPr>
         <w:t xml:space="preserve">يسجّل تتبّع الدفعات أي </w:t>
@@ -3421,14 +3888,14 @@
       <w:r>
         <w:rPr>
           <w:b/>
-          <w:rFonts w:cs="Arial" w:ascii="Arial" w:hAnsi="Arial"/>
+          <w:rFonts w:cs="Tajawal" w:ascii="Tajawal" w:hAnsi="Tajawal"/>
           <w:rtl/>
         </w:rPr>
         <w:t>دفعة</w:t>
       </w:r>
       <w:r>
         <w:rPr>
-          <w:rFonts w:cs="Arial" w:ascii="Arial" w:hAnsi="Arial"/>
+          <w:rFonts w:cs="Tajawal" w:ascii="Tajawal" w:hAnsi="Tajawal"/>
           <w:rtl/>
         </w:rPr>
         <w:t xml:space="preserve"> تنتمي إليها كل وحدة؛ ويسجّل تتبّع الانتهاء </w:t>
@@ -3436,14 +3903,14 @@
       <w:r>
         <w:rPr>
           <w:b/>
-          <w:rFonts w:cs="Arial" w:ascii="Arial" w:hAnsi="Arial"/>
+          <w:rFonts w:cs="Tajawal" w:ascii="Tajawal" w:hAnsi="Tajawal"/>
           <w:rtl/>
         </w:rPr>
         <w:t>تاريخ انتهاء</w:t>
       </w:r>
       <w:r>
         <w:rPr>
-          <w:rFonts w:cs="Arial" w:ascii="Arial" w:hAnsi="Arial"/>
+          <w:rFonts w:cs="Tajawal" w:ascii="Tajawal" w:hAnsi="Tajawal"/>
           <w:rtl/>
         </w:rPr>
         <w:t xml:space="preserve"> كل دفعة. ويوفّران معًا تتبّعًا كاملًا ويشغّلان آلية FEFO.</w:t>
@@ -3457,7 +3924,7 @@
       </w:pPr>
       <w:r>
         <w:rPr>
-          <w:rFonts w:cs="Arial" w:ascii="Arial" w:hAnsi="Arial"/>
+          <w:rFonts w:cs="Tajawal" w:ascii="Tajawal" w:hAnsi="Tajawal"/>
           <w:rtl/>
         </w:rPr>
         <w:t xml:space="preserve">عند الاستلام يطلب النظام </w:t>
@@ -3465,14 +3932,14 @@
       <w:r>
         <w:rPr>
           <w:b/>
-          <w:rFonts w:cs="Arial" w:ascii="Arial" w:hAnsi="Arial"/>
+          <w:rFonts w:cs="Tajawal" w:ascii="Tajawal" w:hAnsi="Tajawal"/>
           <w:rtl/>
         </w:rPr>
         <w:t>رقم الدفعة</w:t>
       </w:r>
       <w:r>
         <w:rPr>
-          <w:rFonts w:cs="Arial" w:ascii="Arial" w:hAnsi="Arial"/>
+          <w:rFonts w:cs="Tajawal" w:ascii="Tajawal" w:hAnsi="Tajawal"/>
           <w:rtl/>
         </w:rPr>
         <w:t xml:space="preserve"> و</w:t>
@@ -3480,14 +3947,14 @@
       <w:r>
         <w:rPr>
           <w:b/>
-          <w:rFonts w:cs="Arial" w:ascii="Arial" w:hAnsi="Arial"/>
+          <w:rFonts w:cs="Tajawal" w:ascii="Tajawal" w:hAnsi="Tajawal"/>
           <w:rtl/>
         </w:rPr>
         <w:t>تاريخ الانتهاء</w:t>
       </w:r>
       <w:r>
         <w:rPr>
-          <w:rFonts w:cs="Arial" w:ascii="Arial" w:hAnsi="Arial"/>
+          <w:rFonts w:cs="Tajawal" w:ascii="Tajawal" w:hAnsi="Tajawal"/>
           <w:rtl/>
         </w:rPr>
         <w:t>.</w:t>
@@ -3501,7 +3968,7 @@
       </w:pPr>
       <w:r>
         <w:rPr>
-          <w:rFonts w:cs="Arial" w:ascii="Arial" w:hAnsi="Arial"/>
+          <w:rFonts w:cs="Tajawal" w:ascii="Tajawal" w:hAnsi="Tajawal"/>
           <w:rtl/>
         </w:rPr>
         <w:t>يمكن تتبّع المخزون بالدفعة لأغراض السحب من السوق والتدقيق.</w:t>
@@ -3515,12 +3982,68 @@
       </w:pPr>
       <w:r>
         <w:rPr>
-          <w:rFonts w:cs="Arial" w:ascii="Arial" w:hAnsi="Arial"/>
+          <w:rFonts w:cs="Tajawal" w:ascii="Tajawal" w:hAnsi="Tajawal"/>
           <w:rtl/>
         </w:rPr>
         <w:t>يُبرَز المخزون القريب من الانتهاء ويُصرَف أولًا وفق FEFO.</w:t>
       </w:r>
     </w:p>
+    <w:p>
+      <w:pPr>
+        <w:jc w:val="center"/>
+      </w:pPr>
+      <w:r>
+        <w:drawing>
+          <wp:inline xmlns:a="http://schemas.openxmlformats.org/drawingml/2006/main" xmlns:pic="http://schemas.openxmlformats.org/drawingml/2006/picture">
+            <wp:extent cx="5577840" cy="3542682"/>
+            <wp:docPr id="8" name="Picture 8"/>
+            <wp:cNvGraphicFramePr>
+              <a:graphicFrameLocks noChangeAspect="1"/>
+            </wp:cNvGraphicFramePr>
+            <a:graphic>
+              <a:graphicData uri="http://schemas.openxmlformats.org/drawingml/2006/picture">
+                <pic:pic>
+                  <pic:nvPicPr>
+                    <pic:cNvPr id="0" name="lots_expiry.png"/>
+                    <pic:cNvPicPr/>
+                  </pic:nvPicPr>
+                  <pic:blipFill>
+                    <a:blip r:embed="rId17"/>
+                    <a:stretch>
+                      <a:fillRect/>
+                    </a:stretch>
+                  </pic:blipFill>
+                  <pic:spPr>
+                    <a:xfrm>
+                      <a:off x="0" y="0"/>
+                      <a:ext cx="5577840" cy="3542682"/>
+                    </a:xfrm>
+                    <a:prstGeom prst="rect"/>
+                  </pic:spPr>
+                </pic:pic>
+              </a:graphicData>
+            </a:graphic>
+          </wp:inline>
+        </w:drawing>
+      </w:r>
+    </w:p>
+    <w:p>
+      <w:pPr>
+        <w:jc w:val="right"/>
+        <w:bidi/>
+      </w:pPr>
+      <w:r>
+        <w:rPr>
+          <w:i/>
+          <w:color w:val="555555"/>
+          <w:sz w:val="19"/>
+          <w:rFonts w:cs="Tajawal" w:ascii="Tajawal" w:hAnsi="Tajawal"/>
+          <w:rtl/>
+        </w:rPr>
+        <w:t>شكل 8 — سجلات الدفعات، ويحمل كل منها تاريخ انتهاء يشغّل آلية FEFO.</w:t>
+      </w:r>
+    </w:p>
+    <w:p/>
     <w:p>
       <w:pPr>
         <w:pStyle w:val="Heading2"/>
@@ -3529,7 +4052,7 @@
       </w:pPr>
       <w:r>
         <w:rPr>
-          <w:rFonts w:cs="Arial" w:ascii="Arial" w:hAnsi="Arial"/>
+          <w:rFonts w:cs="Tajawal" w:ascii="Tajawal" w:hAnsi="Tajawal"/>
           <w:rtl/>
         </w:rPr>
         <w:t>4.3 مراجعة الرصيد المتاح</w:t>
@@ -3542,7 +4065,7 @@
       </w:pPr>
       <w:r>
         <w:rPr>
-          <w:rFonts w:cs="Arial" w:ascii="Arial" w:hAnsi="Arial"/>
+          <w:rFonts w:cs="Tajawal" w:ascii="Tajawal" w:hAnsi="Tajawal"/>
           <w:rtl/>
         </w:rPr>
         <w:t xml:space="preserve">افتح منتجًا واستخدم أزرار </w:t>
@@ -3550,14 +4073,14 @@
       <w:r>
         <w:rPr>
           <w:b/>
-          <w:rFonts w:cs="Arial" w:ascii="Arial" w:hAnsi="Arial"/>
+          <w:rFonts w:cs="Tajawal" w:ascii="Tajawal" w:hAnsi="Tajawal"/>
           <w:rtl/>
         </w:rPr>
         <w:t>المتاح</w:t>
       </w:r>
       <w:r>
         <w:rPr>
-          <w:rFonts w:cs="Arial" w:ascii="Arial" w:hAnsi="Arial"/>
+          <w:rFonts w:cs="Tajawal" w:ascii="Tajawal" w:hAnsi="Tajawal"/>
           <w:rtl/>
         </w:rPr>
         <w:t xml:space="preserve"> / </w:t>
@@ -3565,14 +4088,14 @@
       <w:r>
         <w:rPr>
           <w:b/>
-          <w:rFonts w:cs="Arial" w:ascii="Arial" w:hAnsi="Arial"/>
+          <w:rFonts w:cs="Tajawal" w:ascii="Tajawal" w:hAnsi="Tajawal"/>
           <w:rtl/>
         </w:rPr>
         <w:t>المتوقع</w:t>
       </w:r>
       <w:r>
         <w:rPr>
-          <w:rFonts w:cs="Arial" w:ascii="Arial" w:hAnsi="Arial"/>
+          <w:rFonts w:cs="Tajawal" w:ascii="Tajawal" w:hAnsi="Tajawal"/>
           <w:rtl/>
         </w:rPr>
         <w:t xml:space="preserve">، أو راجع عمود الرصيد في قائمة المنتجات. توفّر </w:t>
@@ -3580,14 +4103,14 @@
       <w:r>
         <w:rPr>
           <w:b/>
-          <w:rFonts w:cs="Arial" w:ascii="Arial" w:hAnsi="Arial"/>
+          <w:rFonts w:cs="Tajawal" w:ascii="Tajawal" w:hAnsi="Tajawal"/>
           <w:rtl/>
         </w:rPr>
         <w:t>المخزون ← التقارير</w:t>
       </w:r>
       <w:r>
         <w:rPr>
-          <w:rFonts w:cs="Arial" w:ascii="Arial" w:hAnsi="Arial"/>
+          <w:rFonts w:cs="Tajawal" w:ascii="Tajawal" w:hAnsi="Tajawal"/>
           <w:rtl/>
         </w:rPr>
         <w:t xml:space="preserve"> تحليل التقييم والحركة.</w:t>
@@ -3606,12 +4129,68 @@
       </w:pPr>
       <w:r>
         <w:rPr>
-          <w:rFonts w:cs="Arial" w:ascii="Arial" w:hAnsi="Arial"/>
+          <w:rFonts w:cs="Tajawal" w:ascii="Tajawal" w:hAnsi="Tajawal"/>
           <w:rtl/>
         </w:rPr>
         <w:t>5. عمليات المستودع</w:t>
       </w:r>
     </w:p>
+    <w:p>
+      <w:pPr>
+        <w:jc w:val="center"/>
+      </w:pPr>
+      <w:r>
+        <w:drawing>
+          <wp:inline xmlns:a="http://schemas.openxmlformats.org/drawingml/2006/main" xmlns:pic="http://schemas.openxmlformats.org/drawingml/2006/picture">
+            <wp:extent cx="5577840" cy="3542682"/>
+            <wp:docPr id="9" name="Picture 9"/>
+            <wp:cNvGraphicFramePr>
+              <a:graphicFrameLocks noChangeAspect="1"/>
+            </wp:cNvGraphicFramePr>
+            <a:graphic>
+              <a:graphicData uri="http://schemas.openxmlformats.org/drawingml/2006/picture">
+                <pic:pic>
+                  <pic:nvPicPr>
+                    <pic:cNvPr id="0" name="inventory.png"/>
+                    <pic:cNvPicPr/>
+                  </pic:nvPicPr>
+                  <pic:blipFill>
+                    <a:blip r:embed="rId18"/>
+                    <a:stretch>
+                      <a:fillRect/>
+                    </a:stretch>
+                  </pic:blipFill>
+                  <pic:spPr>
+                    <a:xfrm>
+                      <a:off x="0" y="0"/>
+                      <a:ext cx="5577840" cy="3542682"/>
+                    </a:xfrm>
+                    <a:prstGeom prst="rect"/>
+                  </pic:spPr>
+                </pic:pic>
+              </a:graphicData>
+            </a:graphic>
+          </wp:inline>
+        </w:drawing>
+      </w:r>
+    </w:p>
+    <w:p>
+      <w:pPr>
+        <w:jc w:val="right"/>
+        <w:bidi/>
+      </w:pPr>
+      <w:r>
+        <w:rPr>
+          <w:i/>
+          <w:color w:val="555555"/>
+          <w:sz w:val="19"/>
+          <w:rFonts w:cs="Tajawal" w:ascii="Tajawal" w:hAnsi="Tajawal"/>
+          <w:rtl/>
+        </w:rPr>
+        <w:t>شكل 9 — نظرة عامة على المخزون — كل بطاقة نوع عملية (استلام، تسليم، تحويلات داخلية) مع عدد المهام المطلوب إنجازها.</w:t>
+      </w:r>
+    </w:p>
+    <w:p/>
     <w:p>
       <w:pPr>
         <w:pStyle w:val="Heading2"/>
@@ -3620,7 +4199,7 @@
       </w:pPr>
       <w:r>
         <w:rPr>
-          <w:rFonts w:cs="Arial" w:ascii="Arial" w:hAnsi="Arial"/>
+          <w:rFonts w:cs="Tajawal" w:ascii="Tajawal" w:hAnsi="Tajawal"/>
           <w:rtl/>
         </w:rPr>
         <w:t>5.1 الاستلام (بضاعة واردة)</w:t>
@@ -3634,7 +4213,7 @@
       </w:pPr>
       <w:r>
         <w:rPr>
-          <w:rFonts w:cs="Arial" w:ascii="Arial" w:hAnsi="Arial"/>
+          <w:rFonts w:cs="Tajawal" w:ascii="Tajawal" w:hAnsi="Tajawal"/>
           <w:rtl/>
         </w:rPr>
         <w:t>تُنشأ عمليات الاستلام من أوامر الشراء المؤكدة.</w:t>
@@ -3648,7 +4227,7 @@
       </w:pPr>
       <w:r>
         <w:rPr>
-          <w:rFonts w:cs="Arial" w:ascii="Arial" w:hAnsi="Arial"/>
+          <w:rFonts w:cs="Tajawal" w:ascii="Tajawal" w:hAnsi="Tajawal"/>
           <w:rtl/>
         </w:rPr>
         <w:t xml:space="preserve">افتح الاستلام، وأدخل </w:t>
@@ -3656,14 +4235,14 @@
       <w:r>
         <w:rPr>
           <w:b/>
-          <w:rFonts w:cs="Arial" w:ascii="Arial" w:hAnsi="Arial"/>
+          <w:rFonts w:cs="Tajawal" w:ascii="Tajawal" w:hAnsi="Tajawal"/>
           <w:rtl/>
         </w:rPr>
         <w:t>رقم الدفعة</w:t>
       </w:r>
       <w:r>
         <w:rPr>
-          <w:rFonts w:cs="Arial" w:ascii="Arial" w:hAnsi="Arial"/>
+          <w:rFonts w:cs="Tajawal" w:ascii="Tajawal" w:hAnsi="Tajawal"/>
           <w:rtl/>
         </w:rPr>
         <w:t xml:space="preserve"> و</w:t>
@@ -3671,14 +4250,14 @@
       <w:r>
         <w:rPr>
           <w:b/>
-          <w:rFonts w:cs="Arial" w:ascii="Arial" w:hAnsi="Arial"/>
+          <w:rFonts w:cs="Tajawal" w:ascii="Tajawal" w:hAnsi="Tajawal"/>
           <w:rtl/>
         </w:rPr>
         <w:t>تاريخ الانتهاء</w:t>
       </w:r>
       <w:r>
         <w:rPr>
-          <w:rFonts w:cs="Arial" w:ascii="Arial" w:hAnsi="Arial"/>
+          <w:rFonts w:cs="Tajawal" w:ascii="Tajawal" w:hAnsi="Tajawal"/>
           <w:rtl/>
         </w:rPr>
         <w:t xml:space="preserve"> لكل سطر، ثم </w:t>
@@ -3686,14 +4265,14 @@
       <w:r>
         <w:rPr>
           <w:b/>
-          <w:rFonts w:cs="Arial" w:ascii="Arial" w:hAnsi="Arial"/>
+          <w:rFonts w:cs="Tajawal" w:ascii="Tajawal" w:hAnsi="Tajawal"/>
           <w:rtl/>
         </w:rPr>
         <w:t>تحقّق</w:t>
       </w:r>
       <w:r>
         <w:rPr>
-          <w:rFonts w:cs="Arial" w:ascii="Arial" w:hAnsi="Arial"/>
+          <w:rFonts w:cs="Tajawal" w:ascii="Tajawal" w:hAnsi="Tajawal"/>
           <w:rtl/>
         </w:rPr>
         <w:t>.</w:t>
@@ -3707,7 +4286,7 @@
       </w:pPr>
       <w:r>
         <w:rPr>
-          <w:rFonts w:cs="Arial" w:ascii="Arial" w:hAnsi="Arial"/>
+          <w:rFonts w:cs="Tajawal" w:ascii="Tajawal" w:hAnsi="Tajawal"/>
           <w:rtl/>
         </w:rPr>
         <w:t>يُضاف المخزون إلى الوجهة؛ وقد توجّهه قواعد التخزين (مثلًا إلى التخزين المبرّد).</w:t>
@@ -3721,7 +4300,7 @@
       </w:pPr>
       <w:r>
         <w:rPr>
-          <w:rFonts w:cs="Arial" w:ascii="Arial" w:hAnsi="Arial"/>
+          <w:rFonts w:cs="Tajawal" w:ascii="Tajawal" w:hAnsi="Tajawal"/>
           <w:rtl/>
         </w:rPr>
         <w:t>5.2 التسليم (بضاعة صادرة)</w:t>
@@ -3735,7 +4314,7 @@
       </w:pPr>
       <w:r>
         <w:rPr>
-          <w:rFonts w:cs="Arial" w:ascii="Arial" w:hAnsi="Arial"/>
+          <w:rFonts w:cs="Tajawal" w:ascii="Tajawal" w:hAnsi="Tajawal"/>
           <w:rtl/>
         </w:rPr>
         <w:t>تُنشأ عمليات التسليم من أوامر البيع المؤكدة.</w:t>
@@ -3749,7 +4328,7 @@
       </w:pPr>
       <w:r>
         <w:rPr>
-          <w:rFonts w:cs="Arial" w:ascii="Arial" w:hAnsi="Arial"/>
+          <w:rFonts w:cs="Tajawal" w:ascii="Tajawal" w:hAnsi="Tajawal"/>
           <w:rtl/>
         </w:rPr>
         <w:t xml:space="preserve">يحجز النظام المخزون — ووفق </w:t>
@@ -3757,14 +4336,14 @@
       <w:r>
         <w:rPr>
           <w:b/>
-          <w:rFonts w:cs="Arial" w:ascii="Arial" w:hAnsi="Arial"/>
+          <w:rFonts w:cs="Tajawal" w:ascii="Tajawal" w:hAnsi="Tajawal"/>
           <w:rtl/>
         </w:rPr>
         <w:t>FEFO</w:t>
       </w:r>
       <w:r>
         <w:rPr>
-          <w:rFonts w:cs="Arial" w:ascii="Arial" w:hAnsi="Arial"/>
+          <w:rFonts w:cs="Tajawal" w:ascii="Tajawal" w:hAnsi="Tajawal"/>
           <w:rtl/>
         </w:rPr>
         <w:t xml:space="preserve"> يختار الدفعات الأقرب انتهاءً.</w:t>
@@ -3779,14 +4358,14 @@
       <w:r>
         <w:rPr>
           <w:b/>
-          <w:rFonts w:cs="Arial" w:ascii="Arial" w:hAnsi="Arial"/>
+          <w:rFonts w:cs="Tajawal" w:ascii="Tajawal" w:hAnsi="Tajawal"/>
           <w:rtl/>
         </w:rPr>
         <w:t>تحقّق</w:t>
       </w:r>
       <w:r>
         <w:rPr>
-          <w:rFonts w:cs="Arial" w:ascii="Arial" w:hAnsi="Arial"/>
+          <w:rFonts w:cs="Tajawal" w:ascii="Tajawal" w:hAnsi="Tajawal"/>
           <w:rtl/>
         </w:rPr>
         <w:t xml:space="preserve"> من التسليم لشحن البضائع وخفض المخزون.</w:t>
@@ -3800,7 +4379,7 @@
       </w:pPr>
       <w:r>
         <w:rPr>
-          <w:rFonts w:cs="Arial" w:ascii="Arial" w:hAnsi="Arial"/>
+          <w:rFonts w:cs="Tajawal" w:ascii="Tajawal" w:hAnsi="Tajawal"/>
           <w:rtl/>
         </w:rPr>
         <w:t>5.3 التحويلات الداخلية</w:t>
@@ -3813,7 +4392,7 @@
       </w:pPr>
       <w:r>
         <w:rPr>
-          <w:rFonts w:cs="Arial" w:ascii="Arial" w:hAnsi="Arial"/>
+          <w:rFonts w:cs="Tajawal" w:ascii="Tajawal" w:hAnsi="Tajawal"/>
           <w:rtl/>
         </w:rPr>
         <w:t xml:space="preserve">انقل المخزون بين المواقع أو المستودعات — مثلًا من المخزن الرئيسي إلى </w:t>
@@ -3821,14 +4400,14 @@
       <w:r>
         <w:rPr>
           <w:b/>
-          <w:rFonts w:cs="Arial" w:ascii="Arial" w:hAnsi="Arial"/>
+          <w:rFonts w:cs="Tajawal" w:ascii="Tajawal" w:hAnsi="Tajawal"/>
           <w:rtl/>
         </w:rPr>
         <w:t>التخزين المبرّد</w:t>
       </w:r>
       <w:r>
         <w:rPr>
-          <w:rFonts w:cs="Arial" w:ascii="Arial" w:hAnsi="Arial"/>
+          <w:rFonts w:cs="Tajawal" w:ascii="Tajawal" w:hAnsi="Tajawal"/>
           <w:rtl/>
         </w:rPr>
         <w:t xml:space="preserve">. استخدم </w:t>
@@ -3836,19 +4415,75 @@
       <w:r>
         <w:rPr>
           <w:b/>
-          <w:rFonts w:cs="Arial" w:ascii="Arial" w:hAnsi="Arial"/>
+          <w:rFonts w:cs="Tajawal" w:ascii="Tajawal" w:hAnsi="Tajawal"/>
           <w:rtl/>
         </w:rPr>
         <w:t>المخزون ← العمليات ← التحويلات</w:t>
       </w:r>
       <w:r>
         <w:rPr>
-          <w:rFonts w:cs="Arial" w:ascii="Arial" w:hAnsi="Arial"/>
+          <w:rFonts w:cs="Tajawal" w:ascii="Tajawal" w:hAnsi="Tajawal"/>
           <w:rtl/>
         </w:rPr>
         <w:t>، واختر المصدر والوجهة، وأضف المنتج والدفعة، ثم تحقّق.</w:t>
       </w:r>
     </w:p>
+    <w:p>
+      <w:pPr>
+        <w:jc w:val="center"/>
+      </w:pPr>
+      <w:r>
+        <w:drawing>
+          <wp:inline xmlns:a="http://schemas.openxmlformats.org/drawingml/2006/main" xmlns:pic="http://schemas.openxmlformats.org/drawingml/2006/picture">
+            <wp:extent cx="5577840" cy="3542682"/>
+            <wp:docPr id="10" name="Picture 10"/>
+            <wp:cNvGraphicFramePr>
+              <a:graphicFrameLocks noChangeAspect="1"/>
+            </wp:cNvGraphicFramePr>
+            <a:graphic>
+              <a:graphicData uri="http://schemas.openxmlformats.org/drawingml/2006/picture">
+                <pic:pic>
+                  <pic:nvPicPr>
+                    <pic:cNvPr id="0" name="transfers.png"/>
+                    <pic:cNvPicPr/>
+                  </pic:nvPicPr>
+                  <pic:blipFill>
+                    <a:blip r:embed="rId19"/>
+                    <a:stretch>
+                      <a:fillRect/>
+                    </a:stretch>
+                  </pic:blipFill>
+                  <pic:spPr>
+                    <a:xfrm>
+                      <a:off x="0" y="0"/>
+                      <a:ext cx="5577840" cy="3542682"/>
+                    </a:xfrm>
+                    <a:prstGeom prst="rect"/>
+                  </pic:spPr>
+                </pic:pic>
+              </a:graphicData>
+            </a:graphic>
+          </wp:inline>
+        </w:drawing>
+      </w:r>
+    </w:p>
+    <w:p>
+      <w:pPr>
+        <w:jc w:val="right"/>
+        <w:bidi/>
+      </w:pPr>
+      <w:r>
+        <w:rPr>
+          <w:i/>
+          <w:color w:val="555555"/>
+          <w:sz w:val="19"/>
+          <w:rFonts w:cs="Tajawal" w:ascii="Tajawal" w:hAnsi="Tajawal"/>
+          <w:rtl/>
+        </w:rPr>
+        <w:t>شكل 10 — قائمة التحويلات — الاستلام والتسليم والتحويلات الداخلية مع حالة كل منها.</w:t>
+      </w:r>
+    </w:p>
+    <w:p/>
     <w:p>
       <w:pPr>
         <w:pStyle w:val="Heading2"/>
@@ -3857,7 +4492,7 @@
       </w:pPr>
       <w:r>
         <w:rPr>
-          <w:rFonts w:cs="Arial" w:ascii="Arial" w:hAnsi="Arial"/>
+          <w:rFonts w:cs="Tajawal" w:ascii="Tajawal" w:hAnsi="Tajawal"/>
           <w:rtl/>
         </w:rPr>
         <w:t>5.4 قواعد إعادة الطلب</w:t>
@@ -3870,7 +4505,7 @@
       </w:pPr>
       <w:r>
         <w:rPr>
-          <w:rFonts w:cs="Arial" w:ascii="Arial" w:hAnsi="Arial"/>
+          <w:rFonts w:cs="Tajawal" w:ascii="Tajawal" w:hAnsi="Tajawal"/>
           <w:rtl/>
         </w:rPr>
         <w:t>اضبط حدودًا دنيا/عليا للأصناف الحرجة. عندما يهبط المخزون دون الحد الأدنى يقترح النظام أمر شراء لرفعه إلى الحد الأعلى، مانعًا نفاد المخزون.</w:t>
@@ -3889,7 +4524,7 @@
       </w:pPr>
       <w:r>
         <w:rPr>
-          <w:rFonts w:cs="Arial" w:ascii="Arial" w:hAnsi="Arial"/>
+          <w:rFonts w:cs="Tajawal" w:ascii="Tajawal" w:hAnsi="Tajawal"/>
           <w:rtl/>
         </w:rPr>
         <w:t>6. المشتريات</w:t>
@@ -3903,7 +4538,7 @@
       </w:pPr>
       <w:r>
         <w:rPr>
-          <w:rFonts w:cs="Arial" w:ascii="Arial" w:hAnsi="Arial"/>
+          <w:rFonts w:cs="Tajawal" w:ascii="Tajawal" w:hAnsi="Tajawal"/>
           <w:rtl/>
         </w:rPr>
         <w:t>6.1 مسار الشراء</w:t>
@@ -3918,14 +4553,14 @@
       <w:r>
         <w:rPr>
           <w:b/>
-          <w:rFonts w:cs="Arial" w:ascii="Arial" w:hAnsi="Arial"/>
+          <w:rFonts w:cs="Tajawal" w:ascii="Tajawal" w:hAnsi="Tajawal"/>
           <w:rtl/>
         </w:rPr>
         <w:t>المشتريات ← الأوامر ← جديد</w:t>
       </w:r>
       <w:r>
         <w:rPr>
-          <w:rFonts w:cs="Arial" w:ascii="Arial" w:hAnsi="Arial"/>
+          <w:rFonts w:cs="Tajawal" w:ascii="Tajawal" w:hAnsi="Tajawal"/>
           <w:rtl/>
         </w:rPr>
         <w:t xml:space="preserve"> ينشئ طلب عرض سعر (RFQ).</w:t>
@@ -3939,7 +4574,7 @@
       </w:pPr>
       <w:r>
         <w:rPr>
-          <w:rFonts w:cs="Arial" w:ascii="Arial" w:hAnsi="Arial"/>
+          <w:rFonts w:cs="Tajawal" w:ascii="Tajawal" w:hAnsi="Tajawal"/>
           <w:rtl/>
         </w:rPr>
         <w:t>اختر المورّد؛ أضف المنتجات والكميات.</w:t>
@@ -3954,14 +4589,14 @@
       <w:r>
         <w:rPr>
           <w:b/>
-          <w:rFonts w:cs="Arial" w:ascii="Arial" w:hAnsi="Arial"/>
+          <w:rFonts w:cs="Tajawal" w:ascii="Tajawal" w:hAnsi="Tajawal"/>
           <w:rtl/>
         </w:rPr>
         <w:t>تأكيد الأمر</w:t>
       </w:r>
       <w:r>
         <w:rPr>
-          <w:rFonts w:cs="Arial" w:ascii="Arial" w:hAnsi="Arial"/>
+          <w:rFonts w:cs="Tajawal" w:ascii="Tajawal" w:hAnsi="Tajawal"/>
           <w:rtl/>
         </w:rPr>
         <w:t xml:space="preserve"> يحوّل الطلب إلى أمر شراء وينشئ </w:t>
@@ -3969,14 +4604,14 @@
       <w:r>
         <w:rPr>
           <w:b/>
-          <w:rFonts w:cs="Arial" w:ascii="Arial" w:hAnsi="Arial"/>
+          <w:rFonts w:cs="Tajawal" w:ascii="Tajawal" w:hAnsi="Tajawal"/>
           <w:rtl/>
         </w:rPr>
         <w:t>استلامًا</w:t>
       </w:r>
       <w:r>
         <w:rPr>
-          <w:rFonts w:cs="Arial" w:ascii="Arial" w:hAnsi="Arial"/>
+          <w:rFonts w:cs="Tajawal" w:ascii="Tajawal" w:hAnsi="Tajawal"/>
           <w:rtl/>
         </w:rPr>
         <w:t>.</w:t>
@@ -3990,7 +4625,7 @@
       </w:pPr>
       <w:r>
         <w:rPr>
-          <w:rFonts w:cs="Arial" w:ascii="Arial" w:hAnsi="Arial"/>
+          <w:rFonts w:cs="Tajawal" w:ascii="Tajawal" w:hAnsi="Tajawal"/>
           <w:rtl/>
         </w:rPr>
         <w:t>استلم البضائع (مع إدخال الدفعات وتواريخ الانتهاء).</w:t>
@@ -4005,14 +4640,14 @@
       <w:r>
         <w:rPr>
           <w:b/>
-          <w:rFonts w:cs="Arial" w:ascii="Arial" w:hAnsi="Arial"/>
+          <w:rFonts w:cs="Tajawal" w:ascii="Tajawal" w:hAnsi="Tajawal"/>
           <w:rtl/>
         </w:rPr>
         <w:t>إنشاء فاتورة</w:t>
       </w:r>
       <w:r>
         <w:rPr>
-          <w:rFonts w:cs="Arial" w:ascii="Arial" w:hAnsi="Arial"/>
+          <w:rFonts w:cs="Tajawal" w:ascii="Tajawal" w:hAnsi="Tajawal"/>
           <w:rtl/>
         </w:rPr>
         <w:t xml:space="preserve"> يولّد فاتورة المورّد؛ رحّلها وسجّل الدفع.</w:t>
@@ -4026,7 +4661,7 @@
       </w:pPr>
       <w:r>
         <w:rPr>
-          <w:rFonts w:cs="Arial" w:ascii="Arial" w:hAnsi="Arial"/>
+          <w:rFonts w:cs="Tajawal" w:ascii="Tajawal" w:hAnsi="Tajawal"/>
           <w:rtl/>
         </w:rPr>
         <w:t>6.2 قوائم أسعار الموردين</w:t>
@@ -4039,7 +4674,7 @@
       </w:pPr>
       <w:r>
         <w:rPr>
-          <w:rFonts w:cs="Arial" w:ascii="Arial" w:hAnsi="Arial"/>
+          <w:rFonts w:cs="Tajawal" w:ascii="Tajawal" w:hAnsi="Tajawal"/>
           <w:rtl/>
         </w:rPr>
         <w:t xml:space="preserve">في تبويب </w:t>
@@ -4047,14 +4682,14 @@
       <w:r>
         <w:rPr>
           <w:b/>
-          <w:rFonts w:cs="Arial" w:ascii="Arial" w:hAnsi="Arial"/>
+          <w:rFonts w:cs="Tajawal" w:ascii="Tajawal" w:hAnsi="Tajawal"/>
           <w:rtl/>
         </w:rPr>
         <w:t>المشتريات</w:t>
       </w:r>
       <w:r>
         <w:rPr>
-          <w:rFonts w:cs="Arial" w:ascii="Arial" w:hAnsi="Arial"/>
+          <w:rFonts w:cs="Tajawal" w:ascii="Tajawal" w:hAnsi="Tajawal"/>
           <w:rtl/>
         </w:rPr>
         <w:t xml:space="preserve"> للمنتج، أضف سطرًا لكل مورّد يتضمن السعر والعملة والكمية الدنيا ومدة التوريد. يمكن تسعير موردي الاستيراد </w:t>
@@ -4062,14 +4697,14 @@
       <w:r>
         <w:rPr>
           <w:b/>
-          <w:rFonts w:cs="Arial" w:ascii="Arial" w:hAnsi="Arial"/>
+          <w:rFonts w:cs="Tajawal" w:ascii="Tajawal" w:hAnsi="Tajawal"/>
           <w:rtl/>
         </w:rPr>
         <w:t>بالدولار</w:t>
       </w:r>
       <w:r>
         <w:rPr>
-          <w:rFonts w:cs="Arial" w:ascii="Arial" w:hAnsi="Arial"/>
+          <w:rFonts w:cs="Tajawal" w:ascii="Tajawal" w:hAnsi="Tajawal"/>
           <w:rtl/>
         </w:rPr>
         <w:t>.</w:t>
@@ -4083,7 +4718,7 @@
       </w:pPr>
       <w:r>
         <w:rPr>
-          <w:rFonts w:cs="Arial" w:ascii="Arial" w:hAnsi="Arial"/>
+          <w:rFonts w:cs="Tajawal" w:ascii="Tajawal" w:hAnsi="Tajawal"/>
           <w:rtl/>
         </w:rPr>
         <w:t>6.3 الشراء بعملات متعددة</w:t>
@@ -4096,7 +4731,7 @@
       </w:pPr>
       <w:r>
         <w:rPr>
-          <w:rFonts w:cs="Arial" w:ascii="Arial" w:hAnsi="Arial"/>
+          <w:rFonts w:cs="Tajawal" w:ascii="Tajawal" w:hAnsi="Tajawal"/>
           <w:rtl/>
         </w:rPr>
         <w:t>يمكن إصدار أمر الشراء بعملة المورّد (مثل الدولار). ويُحوَّل المبلغ إلى الجنيه السوداني بسعر الصرف في تاريخ الأمر/الفاتورة، فتكون القيمة المحاسبية صحيحة دائمًا بالعملة الأساسية.</w:t>
@@ -4126,7 +4761,7 @@
               <w:rPr>
                 <w:b/>
                 <w:color w:val="1F7A4D"/>
-                <w:rFonts w:cs="Arial" w:ascii="Arial" w:hAnsi="Arial"/>
+                <w:rFonts w:cs="Tajawal" w:ascii="Tajawal" w:hAnsi="Tajawal"/>
                 <w:rtl/>
               </w:rPr>
               <w:t>نصيحة — ضبط الفوترة</w:t>
@@ -4139,7 +4774,7 @@
             </w:pPr>
             <w:r>
               <w:rPr>
-                <w:rFonts w:cs="Arial" w:ascii="Arial" w:hAnsi="Arial"/>
+                <w:rFonts w:cs="Tajawal" w:ascii="Tajawal" w:hAnsi="Tajawal"/>
                 <w:rtl/>
               </w:rPr>
               <w:t xml:space="preserve">اضبط </w:t>
@@ -4147,14 +4782,14 @@
             <w:r>
               <w:rPr>
                 <w:b/>
-                <w:rFonts w:cs="Arial" w:ascii="Arial" w:hAnsi="Arial"/>
+                <w:rFonts w:cs="Tajawal" w:ascii="Tajawal" w:hAnsi="Tajawal"/>
                 <w:rtl/>
               </w:rPr>
               <w:t>ضبط الفوترة = الكميات المستلمة</w:t>
             </w:r>
             <w:r>
               <w:rPr>
-                <w:rFonts w:cs="Arial" w:ascii="Arial" w:hAnsi="Arial"/>
+                <w:rFonts w:cs="Tajawal" w:ascii="Tajawal" w:hAnsi="Tajawal"/>
                 <w:rtl/>
               </w:rPr>
               <w:t xml:space="preserve"> لتدفع فقط مقابل ما وصل فعلًا — وهو أمر مهم للبضائع الطبية.</w:t>
@@ -4165,6 +4800,393 @@
     </w:tbl>
     <w:p/>
     <w:p>
+      <w:pPr>
+        <w:pStyle w:val="Heading2"/>
+        <w:bidi/>
+        <w:jc w:val="right"/>
+      </w:pPr>
+      <w:r>
+        <w:rPr>
+          <w:rFonts w:cs="Tajawal" w:ascii="Tajawal" w:hAnsi="Tajawal"/>
+          <w:rtl/>
+        </w:rPr>
+        <w:t>6.4 مثال تطبيقي — استيراد الإنسولين بالدولار</w:t>
+      </w:r>
+    </w:p>
+    <w:p>
+      <w:pPr>
+        <w:bidi/>
+        <w:jc w:val="right"/>
+      </w:pPr>
+      <w:r>
+        <w:rPr>
+          <w:rFonts w:cs="Tajawal" w:ascii="Tajawal" w:hAnsi="Tajawal"/>
+          <w:rtl/>
+        </w:rPr>
+        <w:t xml:space="preserve">يستخدم هذا الشرح أمر الشراء التجريبي </w:t>
+      </w:r>
+      <w:r>
+        <w:rPr>
+          <w:b/>
+          <w:rFonts w:cs="Tajawal" w:ascii="Tajawal" w:hAnsi="Tajawal"/>
+          <w:rtl/>
+        </w:rPr>
+        <w:t>P00002</w:t>
+      </w:r>
+      <w:r>
+        <w:rPr>
+          <w:rFonts w:cs="Tajawal" w:ascii="Tajawal" w:hAnsi="Tajawal"/>
+          <w:rtl/>
+        </w:rPr>
+        <w:t xml:space="preserve"> الصادر للمورّد المستورد </w:t>
+      </w:r>
+      <w:r>
+        <w:rPr>
+          <w:b/>
+          <w:rFonts w:cs="Tajawal" w:ascii="Tajawal" w:hAnsi="Tajawal"/>
+          <w:rtl/>
+        </w:rPr>
+        <w:t>Gulf MedTrade FZE</w:t>
+      </w:r>
+      <w:r>
+        <w:rPr>
+          <w:rFonts w:cs="Tajawal" w:ascii="Tajawal" w:hAnsi="Tajawal"/>
+          <w:rtl/>
+        </w:rPr>
+        <w:t xml:space="preserve"> والمسعَّر </w:t>
+      </w:r>
+      <w:r>
+        <w:rPr>
+          <w:b/>
+          <w:rFonts w:cs="Tajawal" w:ascii="Tajawal" w:hAnsi="Tajawal"/>
+          <w:rtl/>
+        </w:rPr>
+        <w:t>بالدولار</w:t>
+      </w:r>
+      <w:r>
+        <w:rPr>
+          <w:rFonts w:cs="Tajawal" w:ascii="Tajawal" w:hAnsi="Tajawal"/>
+          <w:rtl/>
+        </w:rPr>
+        <w:t>.</w:t>
+      </w:r>
+    </w:p>
+    <w:p>
+      <w:pPr>
+        <w:pStyle w:val="ListNumber"/>
+        <w:bidi/>
+        <w:jc w:val="right"/>
+      </w:pPr>
+      <w:r>
+        <w:rPr>
+          <w:rFonts w:cs="Tajawal" w:ascii="Tajawal" w:hAnsi="Tajawal"/>
+          <w:rtl/>
+        </w:rPr>
+        <w:t xml:space="preserve">في </w:t>
+      </w:r>
+      <w:r>
+        <w:rPr>
+          <w:b/>
+          <w:rFonts w:cs="Tajawal" w:ascii="Tajawal" w:hAnsi="Tajawal"/>
+          <w:rtl/>
+        </w:rPr>
+        <w:t>المشتريات ← الأوامر</w:t>
+      </w:r>
+      <w:r>
+        <w:rPr>
+          <w:rFonts w:cs="Tajawal" w:ascii="Tajawal" w:hAnsi="Tajawal"/>
+          <w:rtl/>
+        </w:rPr>
+        <w:t xml:space="preserve">، يتضمن الأمر </w:t>
+      </w:r>
+      <w:r>
+        <w:rPr>
+          <w:b/>
+          <w:rFonts w:cs="Tajawal" w:ascii="Tajawal" w:hAnsi="Tajawal"/>
+          <w:rtl/>
+        </w:rPr>
+        <w:t>P00002</w:t>
+      </w:r>
+      <w:r>
+        <w:rPr>
+          <w:rFonts w:cs="Tajawal" w:ascii="Tajawal" w:hAnsi="Tajawal"/>
+          <w:rtl/>
+        </w:rPr>
+        <w:t xml:space="preserve">: </w:t>
+      </w:r>
+      <w:r>
+        <w:rPr>
+          <w:b/>
+          <w:rFonts w:cs="Tajawal" w:ascii="Tajawal" w:hAnsi="Tajawal"/>
+          <w:rtl/>
+        </w:rPr>
+        <w:t>50 × قارورة إنسولين 10 مل</w:t>
+      </w:r>
+      <w:r>
+        <w:rPr>
+          <w:rFonts w:cs="Tajawal" w:ascii="Tajawal" w:hAnsi="Tajawal"/>
+          <w:rtl/>
+        </w:rPr>
+        <w:t xml:space="preserve"> بسعر </w:t>
+      </w:r>
+      <w:r>
+        <w:rPr>
+          <w:b/>
+          <w:rFonts w:cs="Tajawal" w:ascii="Tajawal" w:hAnsi="Tajawal"/>
+          <w:rtl/>
+        </w:rPr>
+        <w:t>14.00 دولار</w:t>
+      </w:r>
+      <w:r>
+        <w:rPr>
+          <w:rFonts w:cs="Tajawal" w:ascii="Tajawal" w:hAnsi="Tajawal"/>
+          <w:rtl/>
+        </w:rPr>
+        <w:t xml:space="preserve"> و</w:t>
+      </w:r>
+      <w:r>
+        <w:rPr>
+          <w:b/>
+          <w:rFonts w:cs="Tajawal" w:ascii="Tajawal" w:hAnsi="Tajawal"/>
+          <w:rtl/>
+        </w:rPr>
+        <w:t>10 × جهاز قياس ضغط رقمي</w:t>
+      </w:r>
+      <w:r>
+        <w:rPr>
+          <w:rFonts w:cs="Tajawal" w:ascii="Tajawal" w:hAnsi="Tajawal"/>
+          <w:rtl/>
+        </w:rPr>
+        <w:t xml:space="preserve"> بسعر </w:t>
+      </w:r>
+      <w:r>
+        <w:rPr>
+          <w:b/>
+          <w:rFonts w:cs="Tajawal" w:ascii="Tajawal" w:hAnsi="Tajawal"/>
+          <w:rtl/>
+        </w:rPr>
+        <w:t>42.00 دولار</w:t>
+      </w:r>
+      <w:r>
+        <w:rPr>
+          <w:rFonts w:cs="Tajawal" w:ascii="Tajawal" w:hAnsi="Tajawal"/>
+          <w:rtl/>
+        </w:rPr>
+        <w:t>.</w:t>
+      </w:r>
+    </w:p>
+    <w:p>
+      <w:pPr>
+        <w:pStyle w:val="ListNumber"/>
+        <w:bidi/>
+        <w:jc w:val="right"/>
+      </w:pPr>
+      <w:r>
+        <w:rPr>
+          <w:rFonts w:cs="Tajawal" w:ascii="Tajawal" w:hAnsi="Tajawal"/>
+          <w:rtl/>
+        </w:rPr>
+        <w:t xml:space="preserve">بما أن عملة شراء Gulf MedTrade هي </w:t>
+      </w:r>
+      <w:r>
+        <w:rPr>
+          <w:b/>
+          <w:rFonts w:cs="Tajawal" w:ascii="Tajawal" w:hAnsi="Tajawal"/>
+          <w:rtl/>
+        </w:rPr>
+        <w:t>الدولار</w:t>
+      </w:r>
+      <w:r>
+        <w:rPr>
+          <w:rFonts w:cs="Tajawal" w:ascii="Tajawal" w:hAnsi="Tajawal"/>
+          <w:rtl/>
+        </w:rPr>
+        <w:t xml:space="preserve">، يبلغ إجمالي الأمر </w:t>
+      </w:r>
+      <w:r>
+        <w:rPr>
+          <w:b/>
+          <w:rFonts w:cs="Tajawal" w:ascii="Tajawal" w:hAnsi="Tajawal"/>
+          <w:rtl/>
+        </w:rPr>
+        <w:t>1,288.00 دولار</w:t>
+      </w:r>
+      <w:r>
+        <w:rPr>
+          <w:rFonts w:cs="Tajawal" w:ascii="Tajawal" w:hAnsi="Tajawal"/>
+          <w:rtl/>
+        </w:rPr>
+        <w:t xml:space="preserve">؛ ويعرض النظام قيمته بالجنيه أسفله بسعر تاريخ الأمر (1 دولار = 700 جنيه ← نحو </w:t>
+      </w:r>
+      <w:r>
+        <w:rPr>
+          <w:b/>
+          <w:rFonts w:cs="Tajawal" w:ascii="Tajawal" w:hAnsi="Tajawal"/>
+          <w:rtl/>
+        </w:rPr>
+        <w:t>901,600 جنيه</w:t>
+      </w:r>
+      <w:r>
+        <w:rPr>
+          <w:rFonts w:cs="Tajawal" w:ascii="Tajawal" w:hAnsi="Tajawal"/>
+          <w:rtl/>
+        </w:rPr>
+        <w:t>).</w:t>
+      </w:r>
+    </w:p>
+    <w:p>
+      <w:pPr>
+        <w:pStyle w:val="ListNumber"/>
+        <w:bidi/>
+        <w:jc w:val="right"/>
+      </w:pPr>
+      <w:r>
+        <w:rPr>
+          <w:rFonts w:cs="Tajawal" w:ascii="Tajawal" w:hAnsi="Tajawal"/>
+          <w:rtl/>
+        </w:rPr>
+        <w:t xml:space="preserve">عند </w:t>
+      </w:r>
+      <w:r>
+        <w:rPr>
+          <w:b/>
+          <w:rFonts w:cs="Tajawal" w:ascii="Tajawal" w:hAnsi="Tajawal"/>
+          <w:rtl/>
+        </w:rPr>
+        <w:t>تأكيد الأمر</w:t>
+      </w:r>
+      <w:r>
+        <w:rPr>
+          <w:rFonts w:cs="Tajawal" w:ascii="Tajawal" w:hAnsi="Tajawal"/>
+          <w:rtl/>
+        </w:rPr>
+        <w:t xml:space="preserve"> يُنشأ </w:t>
+      </w:r>
+      <w:r>
+        <w:rPr>
+          <w:b/>
+          <w:rFonts w:cs="Tajawal" w:ascii="Tajawal" w:hAnsi="Tajawal"/>
+          <w:rtl/>
+        </w:rPr>
+        <w:t>استلام</w:t>
+      </w:r>
+      <w:r>
+        <w:rPr>
+          <w:rFonts w:cs="Tajawal" w:ascii="Tajawal" w:hAnsi="Tajawal"/>
+          <w:rtl/>
+        </w:rPr>
+        <w:t xml:space="preserve">. والتحقق منه (بالدفعة </w:t>
+      </w:r>
+      <w:r>
+        <w:rPr>
+          <w:b/>
+          <w:rFonts w:cs="Tajawal" w:ascii="Tajawal" w:hAnsi="Tajawal"/>
+          <w:rtl/>
+        </w:rPr>
+        <w:t>LOT-GULF-01</w:t>
+      </w:r>
+      <w:r>
+        <w:rPr>
+          <w:rFonts w:cs="Tajawal" w:ascii="Tajawal" w:hAnsi="Tajawal"/>
+          <w:rtl/>
+        </w:rPr>
+        <w:t xml:space="preserve"> وتاريخ الانتهاء) يضيف الإنسولين للمخزون؛ وتوجّهه قاعدة التخزين إلى </w:t>
+      </w:r>
+      <w:r>
+        <w:rPr>
+          <w:b/>
+          <w:rFonts w:cs="Tajawal" w:ascii="Tajawal" w:hAnsi="Tajawal"/>
+          <w:rtl/>
+        </w:rPr>
+        <w:t>التخزين المبرّد</w:t>
+      </w:r>
+      <w:r>
+        <w:rPr>
+          <w:rFonts w:cs="Tajawal" w:ascii="Tajawal" w:hAnsi="Tajawal"/>
+          <w:rtl/>
+        </w:rPr>
+        <w:t>.</w:t>
+      </w:r>
+    </w:p>
+    <w:p>
+      <w:pPr>
+        <w:pStyle w:val="ListNumber"/>
+        <w:bidi/>
+        <w:jc w:val="right"/>
+      </w:pPr>
+      <w:r>
+        <w:rPr>
+          <w:b/>
+          <w:rFonts w:cs="Tajawal" w:ascii="Tajawal" w:hAnsi="Tajawal"/>
+          <w:rtl/>
+        </w:rPr>
+        <w:t>إنشاء فاتورة</w:t>
+      </w:r>
+      <w:r>
+        <w:rPr>
+          <w:rFonts w:cs="Tajawal" w:ascii="Tajawal" w:hAnsi="Tajawal"/>
+          <w:rtl/>
+        </w:rPr>
+        <w:t xml:space="preserve"> يولّد فاتورة المورّد بالدولار؛ وتُقيَّم بالجنيه عند ترحيلها.</w:t>
+      </w:r>
+    </w:p>
+    <w:p>
+      <w:pPr>
+        <w:jc w:val="center"/>
+      </w:pPr>
+      <w:r>
+        <w:drawing>
+          <wp:inline xmlns:a="http://schemas.openxmlformats.org/drawingml/2006/main" xmlns:pic="http://schemas.openxmlformats.org/drawingml/2006/picture">
+            <wp:extent cx="5577840" cy="3542682"/>
+            <wp:docPr id="11" name="Picture 11"/>
+            <wp:cNvGraphicFramePr>
+              <a:graphicFrameLocks noChangeAspect="1"/>
+            </wp:cNvGraphicFramePr>
+            <a:graphic>
+              <a:graphicData uri="http://schemas.openxmlformats.org/drawingml/2006/picture">
+                <pic:pic>
+                  <pic:nvPicPr>
+                    <pic:cNvPr id="0" name="purchase_usd.png"/>
+                    <pic:cNvPicPr/>
+                  </pic:nvPicPr>
+                  <pic:blipFill>
+                    <a:blip r:embed="rId20"/>
+                    <a:stretch>
+                      <a:fillRect/>
+                    </a:stretch>
+                  </pic:blipFill>
+                  <pic:spPr>
+                    <a:xfrm>
+                      <a:off x="0" y="0"/>
+                      <a:ext cx="5577840" cy="3542682"/>
+                    </a:xfrm>
+                    <a:prstGeom prst="rect"/>
+                  </pic:spPr>
+                </pic:pic>
+              </a:graphicData>
+            </a:graphic>
+          </wp:inline>
+        </w:drawing>
+      </w:r>
+    </w:p>
+    <w:p>
+      <w:pPr>
+        <w:jc w:val="right"/>
+        <w:bidi/>
+      </w:pPr>
+      <w:r>
+        <w:rPr>
+          <w:i/>
+          <w:color w:val="555555"/>
+          <w:sz w:val="19"/>
+          <w:rFonts w:cs="Tajawal" w:ascii="Tajawal" w:hAnsi="Tajawal"/>
+          <w:rtl/>
+        </w:rPr>
+        <w:t>شكل 11 — أمر الشراء **P00002** من Gulf MedTrade — أمر بالدولار (1,288 دولار) يُقيَّم تلقائيًا في حسابات الشركة بالجنيه.</w:t>
+      </w:r>
+    </w:p>
+    <w:p/>
+    <w:p>
       <w:r>
         <w:br w:type="page"/>
       </w:r>
@@ -4177,7 +5199,7 @@
       </w:pPr>
       <w:r>
         <w:rPr>
-          <w:rFonts w:cs="Arial" w:ascii="Arial" w:hAnsi="Arial"/>
+          <w:rFonts w:cs="Tajawal" w:ascii="Tajawal" w:hAnsi="Tajawal"/>
           <w:rtl/>
         </w:rPr>
         <w:t>7. المبيعات</w:t>
@@ -4191,7 +5213,7 @@
       </w:pPr>
       <w:r>
         <w:rPr>
-          <w:rFonts w:cs="Arial" w:ascii="Arial" w:hAnsi="Arial"/>
+          <w:rFonts w:cs="Tajawal" w:ascii="Tajawal" w:hAnsi="Tajawal"/>
           <w:rtl/>
         </w:rPr>
         <w:t>7.1 مسار البيع</w:t>
@@ -4206,14 +5228,14 @@
       <w:r>
         <w:rPr>
           <w:b/>
-          <w:rFonts w:cs="Arial" w:ascii="Arial" w:hAnsi="Arial"/>
+          <w:rFonts w:cs="Tajawal" w:ascii="Tajawal" w:hAnsi="Tajawal"/>
           <w:rtl/>
         </w:rPr>
         <w:t>المبيعات ← الأوامر ← جديد</w:t>
       </w:r>
       <w:r>
         <w:rPr>
-          <w:rFonts w:cs="Arial" w:ascii="Arial" w:hAnsi="Arial"/>
+          <w:rFonts w:cs="Tajawal" w:ascii="Tajawal" w:hAnsi="Tajawal"/>
           <w:rtl/>
         </w:rPr>
         <w:t xml:space="preserve"> ينشئ عرض سعر.</w:t>
@@ -4227,7 +5249,7 @@
       </w:pPr>
       <w:r>
         <w:rPr>
-          <w:rFonts w:cs="Arial" w:ascii="Arial" w:hAnsi="Arial"/>
+          <w:rFonts w:cs="Tajawal" w:ascii="Tajawal" w:hAnsi="Tajawal"/>
           <w:rtl/>
         </w:rPr>
         <w:t>اختر العميل؛ تحدد قائمة أسعار العميل الأسعار والعملة.</w:t>
@@ -4241,7 +5263,7 @@
       </w:pPr>
       <w:r>
         <w:rPr>
-          <w:rFonts w:cs="Arial" w:ascii="Arial" w:hAnsi="Arial"/>
+          <w:rFonts w:cs="Tajawal" w:ascii="Tajawal" w:hAnsi="Tajawal"/>
           <w:rtl/>
         </w:rPr>
         <w:t>أضف المنتجات والكميات وأكّد العرض.</w:t>
@@ -4256,14 +5278,14 @@
       <w:r>
         <w:rPr>
           <w:b/>
-          <w:rFonts w:cs="Arial" w:ascii="Arial" w:hAnsi="Arial"/>
+          <w:rFonts w:cs="Tajawal" w:ascii="Tajawal" w:hAnsi="Tajawal"/>
           <w:rtl/>
         </w:rPr>
         <w:t>التأكيد</w:t>
       </w:r>
       <w:r>
         <w:rPr>
-          <w:rFonts w:cs="Arial" w:ascii="Arial" w:hAnsi="Arial"/>
+          <w:rFonts w:cs="Tajawal" w:ascii="Tajawal" w:hAnsi="Tajawal"/>
           <w:rtl/>
         </w:rPr>
         <w:t xml:space="preserve"> ينشئ أمر البيع و</w:t>
@@ -4271,14 +5293,14 @@
       <w:r>
         <w:rPr>
           <w:b/>
-          <w:rFonts w:cs="Arial" w:ascii="Arial" w:hAnsi="Arial"/>
+          <w:rFonts w:cs="Tajawal" w:ascii="Tajawal" w:hAnsi="Tajawal"/>
           <w:rtl/>
         </w:rPr>
         <w:t>تسليمًا</w:t>
       </w:r>
       <w:r>
         <w:rPr>
-          <w:rFonts w:cs="Arial" w:ascii="Arial" w:hAnsi="Arial"/>
+          <w:rFonts w:cs="Tajawal" w:ascii="Tajawal" w:hAnsi="Tajawal"/>
           <w:rtl/>
         </w:rPr>
         <w:t>.</w:t>
@@ -4292,7 +5314,7 @@
       </w:pPr>
       <w:r>
         <w:rPr>
-          <w:rFonts w:cs="Arial" w:ascii="Arial" w:hAnsi="Arial"/>
+          <w:rFonts w:cs="Tajawal" w:ascii="Tajawal" w:hAnsi="Tajawal"/>
           <w:rtl/>
         </w:rPr>
         <w:t xml:space="preserve">تحقّق من التسليم (يختار FEFO الدفعات)، ثم </w:t>
@@ -4300,14 +5322,14 @@
       <w:r>
         <w:rPr>
           <w:b/>
-          <w:rFonts w:cs="Arial" w:ascii="Arial" w:hAnsi="Arial"/>
+          <w:rFonts w:cs="Tajawal" w:ascii="Tajawal" w:hAnsi="Tajawal"/>
           <w:rtl/>
         </w:rPr>
         <w:t>إنشاء فاتورة</w:t>
       </w:r>
       <w:r>
         <w:rPr>
-          <w:rFonts w:cs="Arial" w:ascii="Arial" w:hAnsi="Arial"/>
+          <w:rFonts w:cs="Tajawal" w:ascii="Tajawal" w:hAnsi="Tajawal"/>
           <w:rtl/>
         </w:rPr>
         <w:t xml:space="preserve"> ورحّلها.</w:t>
@@ -4321,7 +5343,7 @@
       </w:pPr>
       <w:r>
         <w:rPr>
-          <w:rFonts w:cs="Arial" w:ascii="Arial" w:hAnsi="Arial"/>
+          <w:rFonts w:cs="Tajawal" w:ascii="Tajawal" w:hAnsi="Tajawal"/>
           <w:rtl/>
         </w:rPr>
         <w:t>7.2 قوائم الأسعار والعملة</w:t>
@@ -4334,7 +5356,7 @@
       </w:pPr>
       <w:r>
         <w:rPr>
-          <w:rFonts w:cs="Arial" w:ascii="Arial" w:hAnsi="Arial"/>
+          <w:rFonts w:cs="Tajawal" w:ascii="Tajawal" w:hAnsi="Tajawal"/>
           <w:rtl/>
         </w:rPr>
         <w:t xml:space="preserve">لكل قائمة أسعار عملة. تستخدم المبيعات المحلية قائمة أسعار </w:t>
@@ -4342,14 +5364,14 @@
       <w:r>
         <w:rPr>
           <w:b/>
-          <w:rFonts w:cs="Arial" w:ascii="Arial" w:hAnsi="Arial"/>
+          <w:rFonts w:cs="Tajawal" w:ascii="Tajawal" w:hAnsi="Tajawal"/>
           <w:rtl/>
         </w:rPr>
         <w:t>بالجنيه السوداني</w:t>
       </w:r>
       <w:r>
         <w:rPr>
-          <w:rFonts w:cs="Arial" w:ascii="Arial" w:hAnsi="Arial"/>
+          <w:rFonts w:cs="Tajawal" w:ascii="Tajawal" w:hAnsi="Tajawal"/>
           <w:rtl/>
         </w:rPr>
         <w:t>. تتبع عملة أمر البيع قائمة أسعاره، فعيّن لكل عميل القائمة الصحيحة.</w:t>
@@ -4379,7 +5401,7 @@
               <w:rPr>
                 <w:b/>
                 <w:color w:val="B00020"/>
-                <w:rFonts w:cs="Arial" w:ascii="Arial" w:hAnsi="Arial"/>
+                <w:rFonts w:cs="Tajawal" w:ascii="Tajawal" w:hAnsi="Tajawal"/>
                 <w:rtl/>
               </w:rPr>
               <w:t>هام — العملة تأتي من قائمة الأسعار</w:t>
@@ -4392,7 +5414,7 @@
             </w:pPr>
             <w:r>
               <w:rPr>
-                <w:rFonts w:cs="Arial" w:ascii="Arial" w:hAnsi="Arial"/>
+                <w:rFonts w:cs="Tajawal" w:ascii="Tajawal" w:hAnsi="Tajawal"/>
                 <w:rtl/>
               </w:rPr>
               <w:t>إن ظهرت الفواتير بعملة خاطئة، فتحقّق من قائمة الأسعار المعيّنة للعميل — تتبع عملة الأمر قائمة الأسعار لا دولة الجهة.</w:t>
@@ -4403,6 +5425,311 @@
     </w:tbl>
     <w:p/>
     <w:p>
+      <w:pPr>
+        <w:pStyle w:val="Heading2"/>
+        <w:bidi/>
+        <w:jc w:val="right"/>
+      </w:pPr>
+      <w:r>
+        <w:rPr>
+          <w:rFonts w:cs="Tajawal" w:ascii="Tajawal" w:hAnsi="Tajawal"/>
+          <w:rtl/>
+        </w:rPr>
+        <w:t>7.3 مثال تطبيقي — البيع لمستشفى الخرطوم التعليمي</w:t>
+      </w:r>
+    </w:p>
+    <w:p>
+      <w:pPr>
+        <w:bidi/>
+        <w:jc w:val="right"/>
+      </w:pPr>
+      <w:r>
+        <w:rPr>
+          <w:rFonts w:cs="Tajawal" w:ascii="Tajawal" w:hAnsi="Tajawal"/>
+          <w:rtl/>
+        </w:rPr>
+        <w:t xml:space="preserve">يتابع هذا الشرح أمر البيع التجريبي </w:t>
+      </w:r>
+      <w:r>
+        <w:rPr>
+          <w:b/>
+          <w:rFonts w:cs="Tajawal" w:ascii="Tajawal" w:hAnsi="Tajawal"/>
+          <w:rtl/>
+        </w:rPr>
+        <w:t>S00001</w:t>
+      </w:r>
+      <w:r>
+        <w:rPr>
+          <w:rFonts w:cs="Tajawal" w:ascii="Tajawal" w:hAnsi="Tajawal"/>
+          <w:rtl/>
+        </w:rPr>
+        <w:t xml:space="preserve"> حتى فاتورته المُرحَّلة.</w:t>
+      </w:r>
+    </w:p>
+    <w:p>
+      <w:pPr>
+        <w:pStyle w:val="ListNumber"/>
+        <w:bidi/>
+        <w:jc w:val="right"/>
+      </w:pPr>
+      <w:r>
+        <w:rPr>
+          <w:rFonts w:cs="Tajawal" w:ascii="Tajawal" w:hAnsi="Tajawal"/>
+          <w:rtl/>
+        </w:rPr>
+        <w:t xml:space="preserve">في </w:t>
+      </w:r>
+      <w:r>
+        <w:rPr>
+          <w:b/>
+          <w:rFonts w:cs="Tajawal" w:ascii="Tajawal" w:hAnsi="Tajawal"/>
+          <w:rtl/>
+        </w:rPr>
+        <w:t>المبيعات ← الأوامر</w:t>
+      </w:r>
+      <w:r>
+        <w:rPr>
+          <w:rFonts w:cs="Tajawal" w:ascii="Tajawal" w:hAnsi="Tajawal"/>
+          <w:rtl/>
+        </w:rPr>
+        <w:t xml:space="preserve">، يبيع الأمر </w:t>
+      </w:r>
+      <w:r>
+        <w:rPr>
+          <w:b/>
+          <w:rFonts w:cs="Tajawal" w:ascii="Tajawal" w:hAnsi="Tajawal"/>
+          <w:rtl/>
+        </w:rPr>
+        <w:t>S00001</w:t>
+      </w:r>
+      <w:r>
+        <w:rPr>
+          <w:rFonts w:cs="Tajawal" w:ascii="Tajawal" w:hAnsi="Tajawal"/>
+          <w:rtl/>
+        </w:rPr>
+        <w:t xml:space="preserve"> لـ</w:t>
+      </w:r>
+      <w:r>
+        <w:rPr>
+          <w:b/>
+          <w:rFonts w:cs="Tajawal" w:ascii="Tajawal" w:hAnsi="Tajawal"/>
+          <w:rtl/>
+        </w:rPr>
+        <w:t>مستشفى الخرطوم التعليمي</w:t>
+      </w:r>
+      <w:r>
+        <w:rPr>
+          <w:rFonts w:cs="Tajawal" w:ascii="Tajawal" w:hAnsi="Tajawal"/>
+          <w:rtl/>
+        </w:rPr>
+        <w:t xml:space="preserve">: </w:t>
+      </w:r>
+      <w:r>
+        <w:rPr>
+          <w:b/>
+          <w:rFonts w:cs="Tajawal" w:ascii="Tajawal" w:hAnsi="Tajawal"/>
+          <w:rtl/>
+        </w:rPr>
+        <w:t>50 × باراسيتامول 500مغ</w:t>
+      </w:r>
+      <w:r>
+        <w:rPr>
+          <w:rFonts w:cs="Tajawal" w:ascii="Tajawal" w:hAnsi="Tajawal"/>
+          <w:rtl/>
+        </w:rPr>
+        <w:t xml:space="preserve"> و</w:t>
+      </w:r>
+      <w:r>
+        <w:rPr>
+          <w:b/>
+          <w:rFonts w:cs="Tajawal" w:ascii="Tajawal" w:hAnsi="Tajawal"/>
+          <w:rtl/>
+        </w:rPr>
+        <w:t>20 × قفازات جراحية</w:t>
+      </w:r>
+      <w:r>
+        <w:rPr>
+          <w:rFonts w:cs="Tajawal" w:ascii="Tajawal" w:hAnsi="Tajawal"/>
+          <w:rtl/>
+        </w:rPr>
+        <w:t xml:space="preserve"> و</w:t>
+      </w:r>
+      <w:r>
+        <w:rPr>
+          <w:b/>
+          <w:rFonts w:cs="Tajawal" w:ascii="Tajawal" w:hAnsi="Tajawal"/>
+          <w:rtl/>
+        </w:rPr>
+        <w:t>30 × محقن 5مل</w:t>
+      </w:r>
+      <w:r>
+        <w:rPr>
+          <w:rFonts w:cs="Tajawal" w:ascii="Tajawal" w:hAnsi="Tajawal"/>
+          <w:rtl/>
+        </w:rPr>
+        <w:t xml:space="preserve"> — وكلها مسعّرة من قائمة أسعار </w:t>
+      </w:r>
+      <w:r>
+        <w:rPr>
+          <w:b/>
+          <w:rFonts w:cs="Tajawal" w:ascii="Tajawal" w:hAnsi="Tajawal"/>
+          <w:rtl/>
+        </w:rPr>
+        <w:t>الجنيه السوداني</w:t>
+      </w:r>
+      <w:r>
+        <w:rPr>
+          <w:rFonts w:cs="Tajawal" w:ascii="Tajawal" w:hAnsi="Tajawal"/>
+          <w:rtl/>
+        </w:rPr>
+        <w:t>.</w:t>
+      </w:r>
+    </w:p>
+    <w:p>
+      <w:pPr>
+        <w:pStyle w:val="ListNumber"/>
+        <w:bidi/>
+        <w:jc w:val="right"/>
+      </w:pPr>
+      <w:r>
+        <w:rPr>
+          <w:rFonts w:cs="Tajawal" w:ascii="Tajawal" w:hAnsi="Tajawal"/>
+          <w:rtl/>
+        </w:rPr>
+        <w:t xml:space="preserve">تأكيد الأمر ينشئ </w:t>
+      </w:r>
+      <w:r>
+        <w:rPr>
+          <w:b/>
+          <w:rFonts w:cs="Tajawal" w:ascii="Tajawal" w:hAnsi="Tajawal"/>
+          <w:rtl/>
+        </w:rPr>
+        <w:t>تسليمًا</w:t>
+      </w:r>
+      <w:r>
+        <w:rPr>
+          <w:rFonts w:cs="Tajawal" w:ascii="Tajawal" w:hAnsi="Tajawal"/>
+          <w:rtl/>
+        </w:rPr>
+        <w:t>؛ ووفق FEFO يحجز النظام الدفعات الأقرب انتهاءً ثم يُتحقَّق منه لشحن البضائع.</w:t>
+      </w:r>
+    </w:p>
+    <w:p>
+      <w:pPr>
+        <w:pStyle w:val="ListNumber"/>
+        <w:bidi/>
+        <w:jc w:val="right"/>
+      </w:pPr>
+      <w:r>
+        <w:rPr>
+          <w:rFonts w:cs="Tajawal" w:ascii="Tajawal" w:hAnsi="Tajawal"/>
+          <w:rtl/>
+        </w:rPr>
+        <w:t xml:space="preserve">ثم </w:t>
+      </w:r>
+      <w:r>
+        <w:rPr>
+          <w:b/>
+          <w:rFonts w:cs="Tajawal" w:ascii="Tajawal" w:hAnsi="Tajawal"/>
+          <w:rtl/>
+        </w:rPr>
+        <w:t>إنشاء فاتورة</w:t>
+      </w:r>
+      <w:r>
+        <w:rPr>
+          <w:rFonts w:cs="Tajawal" w:ascii="Tajawal" w:hAnsi="Tajawal"/>
+          <w:rtl/>
+        </w:rPr>
+        <w:t xml:space="preserve"> يرحّل </w:t>
+      </w:r>
+      <w:r>
+        <w:rPr>
+          <w:b/>
+          <w:rFonts w:cs="Tajawal" w:ascii="Tajawal" w:hAnsi="Tajawal"/>
+          <w:rtl/>
+        </w:rPr>
+        <w:t>INV/2026/00001</w:t>
+      </w:r>
+      <w:r>
+        <w:rPr>
+          <w:rFonts w:cs="Tajawal" w:ascii="Tajawal" w:hAnsi="Tajawal"/>
+          <w:rtl/>
+        </w:rPr>
+        <w:t xml:space="preserve"> بمبلغ </w:t>
+      </w:r>
+      <w:r>
+        <w:rPr>
+          <w:b/>
+          <w:rFonts w:cs="Tajawal" w:ascii="Tajawal" w:hAnsi="Tajawal"/>
+          <w:rtl/>
+        </w:rPr>
+        <w:t>317,400 جنيه</w:t>
+      </w:r>
+      <w:r>
+        <w:rPr>
+          <w:rFonts w:cs="Tajawal" w:ascii="Tajawal" w:hAnsi="Tajawal"/>
+          <w:rtl/>
+        </w:rPr>
+        <w:t xml:space="preserve"> (276,000 صافٍ + 41,400 ضريبة بنسبة 15%).</w:t>
+      </w:r>
+    </w:p>
+    <w:p>
+      <w:pPr>
+        <w:jc w:val="center"/>
+      </w:pPr>
+      <w:r>
+        <w:drawing>
+          <wp:inline xmlns:a="http://schemas.openxmlformats.org/drawingml/2006/main" xmlns:pic="http://schemas.openxmlformats.org/drawingml/2006/picture">
+            <wp:extent cx="5577840" cy="3542682"/>
+            <wp:docPr id="12" name="Picture 12"/>
+            <wp:cNvGraphicFramePr>
+              <a:graphicFrameLocks noChangeAspect="1"/>
+            </wp:cNvGraphicFramePr>
+            <a:graphic>
+              <a:graphicData uri="http://schemas.openxmlformats.org/drawingml/2006/picture">
+                <pic:pic>
+                  <pic:nvPicPr>
+                    <pic:cNvPr id="0" name="sale_order.png"/>
+                    <pic:cNvPicPr/>
+                  </pic:nvPicPr>
+                  <pic:blipFill>
+                    <a:blip r:embed="rId21"/>
+                    <a:stretch>
+                      <a:fillRect/>
+                    </a:stretch>
+                  </pic:blipFill>
+                  <pic:spPr>
+                    <a:xfrm>
+                      <a:off x="0" y="0"/>
+                      <a:ext cx="5577840" cy="3542682"/>
+                    </a:xfrm>
+                    <a:prstGeom prst="rect"/>
+                  </pic:spPr>
+                </pic:pic>
+              </a:graphicData>
+            </a:graphic>
+          </wp:inline>
+        </w:drawing>
+      </w:r>
+    </w:p>
+    <w:p>
+      <w:pPr>
+        <w:jc w:val="right"/>
+        <w:bidi/>
+      </w:pPr>
+      <w:r>
+        <w:rPr>
+          <w:i/>
+          <w:color w:val="555555"/>
+          <w:sz w:val="19"/>
+          <w:rFonts w:cs="Tajawal" w:ascii="Tajawal" w:hAnsi="Tajawal"/>
+          <w:rtl/>
+        </w:rPr>
+        <w:t>شكل 12 — أمر البيع **S00001** لمستشفى الخرطوم التعليمي، مسعّر بالجنيه السوداني.</w:t>
+      </w:r>
+    </w:p>
+    <w:p/>
+    <w:p>
       <w:r>
         <w:br w:type="page"/>
       </w:r>
@@ -4415,7 +5742,7 @@
       </w:pPr>
       <w:r>
         <w:rPr>
-          <w:rFonts w:cs="Arial" w:ascii="Arial" w:hAnsi="Arial"/>
+          <w:rFonts w:cs="Tajawal" w:ascii="Tajawal" w:hAnsi="Tajawal"/>
           <w:rtl/>
         </w:rPr>
         <w:t>8. المحاسبة</w:t>
@@ -4429,7 +5756,7 @@
       </w:pPr>
       <w:r>
         <w:rPr>
-          <w:rFonts w:cs="Arial" w:ascii="Arial" w:hAnsi="Arial"/>
+          <w:rFonts w:cs="Tajawal" w:ascii="Tajawal" w:hAnsi="Tajawal"/>
           <w:rtl/>
         </w:rPr>
         <w:t>8.1 ما الذي يتضمنه</w:t>
@@ -4442,7 +5769,7 @@
       </w:pPr>
       <w:r>
         <w:rPr>
-          <w:rFonts w:cs="Arial" w:ascii="Arial" w:hAnsi="Arial"/>
+          <w:rFonts w:cs="Tajawal" w:ascii="Tajawal" w:hAnsi="Tajawal"/>
           <w:rtl/>
         </w:rPr>
         <w:t xml:space="preserve">يوفّر أودو المجتمعي </w:t>
@@ -4450,14 +5777,14 @@
       <w:r>
         <w:rPr>
           <w:b/>
-          <w:rFonts w:cs="Arial" w:ascii="Arial" w:hAnsi="Arial"/>
+          <w:rFonts w:cs="Tajawal" w:ascii="Tajawal" w:hAnsi="Tajawal"/>
           <w:rtl/>
         </w:rPr>
         <w:t>الفوترة</w:t>
       </w:r>
       <w:r>
         <w:rPr>
-          <w:rFonts w:cs="Arial" w:ascii="Arial" w:hAnsi="Arial"/>
+          <w:rFonts w:cs="Tajawal" w:ascii="Tajawal" w:hAnsi="Tajawal"/>
           <w:rtl/>
         </w:rPr>
         <w:t xml:space="preserve">؛ وتوسّعها وحدات OCA / Odoo-Mates المرفقة إلى نظام </w:t>
@@ -4465,14 +5792,14 @@
       <w:r>
         <w:rPr>
           <w:b/>
-          <w:rFonts w:cs="Arial" w:ascii="Arial" w:hAnsi="Arial"/>
+          <w:rFonts w:cs="Tajawal" w:ascii="Tajawal" w:hAnsi="Tajawal"/>
           <w:rtl/>
         </w:rPr>
         <w:t>محاسبة</w:t>
       </w:r>
       <w:r>
         <w:rPr>
-          <w:rFonts w:cs="Arial" w:ascii="Arial" w:hAnsi="Arial"/>
+          <w:rFonts w:cs="Tajawal" w:ascii="Tajawal" w:hAnsi="Tajawal"/>
           <w:rtl/>
         </w:rPr>
         <w:t xml:space="preserve"> كامل.</w:t>
@@ -4505,7 +5832,7 @@
               <w:rPr>
                 <w:b/>
                 <w:color w:val="FFFFFF"/>
-                <w:rFonts w:cs="Arial" w:ascii="Arial" w:hAnsi="Arial"/>
+                <w:rFonts w:cs="Tajawal" w:ascii="Tajawal" w:hAnsi="Tajawal"/>
                 <w:rtl/>
               </w:rPr>
               <w:t>القدرة</w:t>
@@ -4526,7 +5853,7 @@
               <w:rPr>
                 <w:b/>
                 <w:color w:val="FFFFFF"/>
-                <w:rFonts w:cs="Arial" w:ascii="Arial" w:hAnsi="Arial"/>
+                <w:rFonts w:cs="Tajawal" w:ascii="Tajawal" w:hAnsi="Tajawal"/>
                 <w:rtl/>
               </w:rPr>
               <w:t>مصدرها</w:t>
@@ -4546,7 +5873,7 @@
             </w:pPr>
             <w:r>
               <w:rPr>
-                <w:rFonts w:cs="Arial" w:ascii="Arial" w:hAnsi="Arial"/>
+                <w:rFonts w:cs="Tajawal" w:ascii="Tajawal" w:hAnsi="Tajawal"/>
                 <w:rtl/>
               </w:rPr>
               <w:t>فواتير العملاء والموردين والمدفوعات والضرائب</w:t>
@@ -4564,7 +5891,7 @@
             </w:pPr>
             <w:r>
               <w:rPr>
-                <w:rFonts w:cs="Arial" w:ascii="Arial" w:hAnsi="Arial"/>
+                <w:rFonts w:cs="Tajawal" w:ascii="Tajawal" w:hAnsi="Tajawal"/>
                 <w:rtl/>
               </w:rPr>
               <w:t>الفوترة (أساسي)</w:t>
@@ -4585,7 +5912,7 @@
             </w:pPr>
             <w:r>
               <w:rPr>
-                <w:rFonts w:cs="Arial" w:ascii="Arial" w:hAnsi="Arial"/>
+                <w:rFonts w:cs="Tajawal" w:ascii="Tajawal" w:hAnsi="Tajawal"/>
                 <w:rtl/>
               </w:rPr>
               <w:t>قائمة محاسبة كاملة، الأصول، الموازنة، السنة المالية، المتكرر</w:t>
@@ -4604,7 +5931,7 @@
             </w:pPr>
             <w:r>
               <w:rPr>
-                <w:rFonts w:cs="Arial" w:ascii="Arial" w:hAnsi="Arial"/>
+                <w:rFonts w:cs="Tajawal" w:ascii="Tajawal" w:hAnsi="Tajawal"/>
                 <w:rtl/>
               </w:rPr>
               <w:t>حزمة om_account_accountant</w:t>
@@ -4624,7 +5951,7 @@
             </w:pPr>
             <w:r>
               <w:rPr>
-                <w:rFonts w:cs="Arial" w:ascii="Arial" w:hAnsi="Arial"/>
+                <w:rFonts w:cs="Tajawal" w:ascii="Tajawal" w:hAnsi="Tajawal"/>
                 <w:rtl/>
               </w:rPr>
               <w:t>تقارير مالية (الميزانية، الأرباح والخسائر، الدفاتر، الضريبة، الأعمار)</w:t>
@@ -4642,7 +5969,7 @@
             </w:pPr>
             <w:r>
               <w:rPr>
-                <w:rFonts w:cs="Arial" w:ascii="Arial" w:hAnsi="Arial"/>
+                <w:rFonts w:cs="Tajawal" w:ascii="Tajawal" w:hAnsi="Tajawal"/>
                 <w:rtl/>
               </w:rPr>
               <w:t>accounting_pdf_reports</w:t>
@@ -4663,7 +5990,7 @@
             </w:pPr>
             <w:r>
               <w:rPr>
-                <w:rFonts w:cs="Arial" w:ascii="Arial" w:hAnsi="Arial"/>
+                <w:rFonts w:cs="Tajawal" w:ascii="Tajawal" w:hAnsi="Tajawal"/>
                 <w:rtl/>
               </w:rPr>
               <w:t>دفتر النقد / اليومية / البنك</w:t>
@@ -4682,7 +6009,7 @@
             </w:pPr>
             <w:r>
               <w:rPr>
-                <w:rFonts w:cs="Arial" w:ascii="Arial" w:hAnsi="Arial"/>
+                <w:rFonts w:cs="Tajawal" w:ascii="Tajawal" w:hAnsi="Tajawal"/>
                 <w:rtl/>
               </w:rPr>
               <w:t>om_account_daily_reports</w:t>
@@ -4702,7 +6029,7 @@
             </w:pPr>
             <w:r>
               <w:rPr>
-                <w:rFonts w:cs="Arial" w:ascii="Arial" w:hAnsi="Arial"/>
+                <w:rFonts w:cs="Tajawal" w:ascii="Tajawal" w:hAnsi="Tajawal"/>
                 <w:rtl/>
               </w:rPr>
               <w:t>التسوية البنكية (المطابقة التفاعلية)</w:t>
@@ -4720,7 +6047,7 @@
             </w:pPr>
             <w:r>
               <w:rPr>
-                <w:rFonts w:cs="Arial" w:ascii="Arial" w:hAnsi="Arial"/>
+                <w:rFonts w:cs="Tajawal" w:ascii="Tajawal" w:hAnsi="Tajawal"/>
                 <w:rtl/>
               </w:rPr>
               <w:t>account_reconcile_oca</w:t>
@@ -4741,7 +6068,7 @@
             </w:pPr>
             <w:r>
               <w:rPr>
-                <w:rFonts w:cs="Arial" w:ascii="Arial" w:hAnsi="Arial"/>
+                <w:rFonts w:cs="Tajawal" w:ascii="Tajawal" w:hAnsi="Tajawal"/>
                 <w:rtl/>
               </w:rPr>
               <w:t>متابعة العملاء / المطالبات</w:t>
@@ -4760,7 +6087,7 @@
             </w:pPr>
             <w:r>
               <w:rPr>
-                <w:rFonts w:cs="Arial" w:ascii="Arial" w:hAnsi="Arial"/>
+                <w:rFonts w:cs="Tajawal" w:ascii="Tajawal" w:hAnsi="Tajawal"/>
                 <w:rtl/>
               </w:rPr>
               <w:t>om_account_followup</w:t>
@@ -4772,13 +6099,69 @@
     <w:p/>
     <w:p>
       <w:pPr>
+        <w:jc w:val="center"/>
+      </w:pPr>
+      <w:r>
+        <w:drawing>
+          <wp:inline xmlns:a="http://schemas.openxmlformats.org/drawingml/2006/main" xmlns:pic="http://schemas.openxmlformats.org/drawingml/2006/picture">
+            <wp:extent cx="5577840" cy="3542682"/>
+            <wp:docPr id="13" name="Picture 13"/>
+            <wp:cNvGraphicFramePr>
+              <a:graphicFrameLocks noChangeAspect="1"/>
+            </wp:cNvGraphicFramePr>
+            <a:graphic>
+              <a:graphicData uri="http://schemas.openxmlformats.org/drawingml/2006/picture">
+                <pic:pic>
+                  <pic:nvPicPr>
+                    <pic:cNvPr id="0" name="accounting.png"/>
+                    <pic:cNvPicPr/>
+                  </pic:nvPicPr>
+                  <pic:blipFill>
+                    <a:blip r:embed="rId22"/>
+                    <a:stretch>
+                      <a:fillRect/>
+                    </a:stretch>
+                  </pic:blipFill>
+                  <pic:spPr>
+                    <a:xfrm>
+                      <a:off x="0" y="0"/>
+                      <a:ext cx="5577840" cy="3542682"/>
+                    </a:xfrm>
+                    <a:prstGeom prst="rect"/>
+                  </pic:spPr>
+                </pic:pic>
+              </a:graphicData>
+            </a:graphic>
+          </wp:inline>
+        </w:drawing>
+      </w:r>
+    </w:p>
+    <w:p>
+      <w:pPr>
+        <w:jc w:val="right"/>
+        <w:bidi/>
+      </w:pPr>
+      <w:r>
+        <w:rPr>
+          <w:i/>
+          <w:color w:val="555555"/>
+          <w:sz w:val="19"/>
+          <w:rFonts w:cs="Tajawal" w:ascii="Tajawal" w:hAnsi="Tajawal"/>
+          <w:rtl/>
+        </w:rPr>
+        <w:t>شكل 13 — لوحة المحاسبة — بطاقة لكل دفتر يومية (فواتير العملاء، فواتير الموردين، البنك، النقد) مع إجراءات سريعة.</w:t>
+      </w:r>
+    </w:p>
+    <w:p/>
+    <w:p>
+      <w:pPr>
         <w:pStyle w:val="Heading2"/>
         <w:bidi/>
         <w:jc w:val="right"/>
       </w:pPr>
       <w:r>
         <w:rPr>
-          <w:rFonts w:cs="Arial" w:ascii="Arial" w:hAnsi="Arial"/>
+          <w:rFonts w:cs="Tajawal" w:ascii="Tajawal" w:hAnsi="Tajawal"/>
           <w:rtl/>
         </w:rPr>
         <w:t>8.2 فواتير العملاء والموردين</w:t>
@@ -4792,7 +6175,7 @@
       </w:pPr>
       <w:r>
         <w:rPr>
-          <w:rFonts w:cs="Arial" w:ascii="Arial" w:hAnsi="Arial"/>
+          <w:rFonts w:cs="Tajawal" w:ascii="Tajawal" w:hAnsi="Tajawal"/>
           <w:rtl/>
         </w:rPr>
         <w:t>تُنشأ فواتير العملاء عادةً من أوامر البيع وتُرحَّل من المحاسبة.</w:t>
@@ -4806,7 +6189,7 @@
       </w:pPr>
       <w:r>
         <w:rPr>
-          <w:rFonts w:cs="Arial" w:ascii="Arial" w:hAnsi="Arial"/>
+          <w:rFonts w:cs="Tajawal" w:ascii="Tajawal" w:hAnsi="Tajawal"/>
           <w:rtl/>
         </w:rPr>
         <w:t>تُنشأ فواتير الموردين من أوامر الشراء/الاستلام وتُرحَّل قبل الدفع.</w:t>
@@ -4820,12 +6203,68 @@
       </w:pPr>
       <w:r>
         <w:rPr>
-          <w:rFonts w:cs="Arial" w:ascii="Arial" w:hAnsi="Arial"/>
+          <w:rFonts w:cs="Tajawal" w:ascii="Tajawal" w:hAnsi="Tajawal"/>
           <w:rtl/>
         </w:rPr>
         <w:t>يولّد كل مستند مُرحَّل قيود اليومية المطابقة تلقائيًا.</w:t>
       </w:r>
     </w:p>
+    <w:p>
+      <w:pPr>
+        <w:jc w:val="center"/>
+      </w:pPr>
+      <w:r>
+        <w:drawing>
+          <wp:inline xmlns:a="http://schemas.openxmlformats.org/drawingml/2006/main" xmlns:pic="http://schemas.openxmlformats.org/drawingml/2006/picture">
+            <wp:extent cx="5577840" cy="3542682"/>
+            <wp:docPr id="14" name="Picture 14"/>
+            <wp:cNvGraphicFramePr>
+              <a:graphicFrameLocks noChangeAspect="1"/>
+            </wp:cNvGraphicFramePr>
+            <a:graphic>
+              <a:graphicData uri="http://schemas.openxmlformats.org/drawingml/2006/picture">
+                <pic:pic>
+                  <pic:nvPicPr>
+                    <pic:cNvPr id="0" name="customer_invoice.png"/>
+                    <pic:cNvPicPr/>
+                  </pic:nvPicPr>
+                  <pic:blipFill>
+                    <a:blip r:embed="rId23"/>
+                    <a:stretch>
+                      <a:fillRect/>
+                    </a:stretch>
+                  </pic:blipFill>
+                  <pic:spPr>
+                    <a:xfrm>
+                      <a:off x="0" y="0"/>
+                      <a:ext cx="5577840" cy="3542682"/>
+                    </a:xfrm>
+                    <a:prstGeom prst="rect"/>
+                  </pic:spPr>
+                </pic:pic>
+              </a:graphicData>
+            </a:graphic>
+          </wp:inline>
+        </w:drawing>
+      </w:r>
+    </w:p>
+    <w:p>
+      <w:pPr>
+        <w:jc w:val="right"/>
+        <w:bidi/>
+      </w:pPr>
+      <w:r>
+        <w:rPr>
+          <w:i/>
+          <w:color w:val="555555"/>
+          <w:sz w:val="19"/>
+          <w:rFonts w:cs="Tajawal" w:ascii="Tajawal" w:hAnsi="Tajawal"/>
+          <w:rtl/>
+        </w:rPr>
+        <w:t>شكل 14 — فاتورة عميل مُرحَّلة **INV/2026/00001** بالجنيه السوداني، مرتبطة بأمر بيعها.</w:t>
+      </w:r>
+    </w:p>
+    <w:p/>
     <w:p>
       <w:pPr>
         <w:pStyle w:val="Heading2"/>
@@ -4834,7 +6273,7 @@
       </w:pPr>
       <w:r>
         <w:rPr>
-          <w:rFonts w:cs="Arial" w:ascii="Arial" w:hAnsi="Arial"/>
+          <w:rFonts w:cs="Tajawal" w:ascii="Tajawal" w:hAnsi="Tajawal"/>
           <w:rtl/>
         </w:rPr>
         <w:t>8.3 المدفوعات وخزينة النقد</w:t>
@@ -4847,7 +6286,7 @@
       </w:pPr>
       <w:r>
         <w:rPr>
-          <w:rFonts w:cs="Arial" w:ascii="Arial" w:hAnsi="Arial"/>
+          <w:rFonts w:cs="Tajawal" w:ascii="Tajawal" w:hAnsi="Tajawal"/>
           <w:rtl/>
         </w:rPr>
         <w:t xml:space="preserve">سجّل دفعة من فاتورة واختر الدفتر — حساب </w:t>
@@ -4855,14 +6294,14 @@
       <w:r>
         <w:rPr>
           <w:b/>
-          <w:rFonts w:cs="Arial" w:ascii="Arial" w:hAnsi="Arial"/>
+          <w:rFonts w:cs="Tajawal" w:ascii="Tajawal" w:hAnsi="Tajawal"/>
           <w:rtl/>
         </w:rPr>
         <w:t>بنكي</w:t>
       </w:r>
       <w:r>
         <w:rPr>
-          <w:rFonts w:cs="Arial" w:ascii="Arial" w:hAnsi="Arial"/>
+          <w:rFonts w:cs="Tajawal" w:ascii="Tajawal" w:hAnsi="Tajawal"/>
           <w:rtl/>
         </w:rPr>
         <w:t xml:space="preserve"> أو </w:t>
@@ -4870,14 +6309,14 @@
       <w:r>
         <w:rPr>
           <w:b/>
-          <w:rFonts w:cs="Arial" w:ascii="Arial" w:hAnsi="Arial"/>
+          <w:rFonts w:cs="Tajawal" w:ascii="Tajawal" w:hAnsi="Tajawal"/>
           <w:rtl/>
         </w:rPr>
         <w:t>خزينة نقد</w:t>
       </w:r>
       <w:r>
         <w:rPr>
-          <w:rFonts w:cs="Arial" w:ascii="Arial" w:hAnsi="Arial"/>
+          <w:rFonts w:cs="Tajawal" w:ascii="Tajawal" w:hAnsi="Tajawal"/>
           <w:rtl/>
         </w:rPr>
         <w:t xml:space="preserve">. سوِّ خزائن النقد يوميًا باستخدام </w:t>
@@ -4885,14 +6324,14 @@
       <w:r>
         <w:rPr>
           <w:b/>
-          <w:rFonts w:cs="Arial" w:ascii="Arial" w:hAnsi="Arial"/>
+          <w:rFonts w:cs="Tajawal" w:ascii="Tajawal" w:hAnsi="Tajawal"/>
           <w:rtl/>
         </w:rPr>
         <w:t>دفتر النقد / اليومية</w:t>
       </w:r>
       <w:r>
         <w:rPr>
-          <w:rFonts w:cs="Arial" w:ascii="Arial" w:hAnsi="Arial"/>
+          <w:rFonts w:cs="Tajawal" w:ascii="Tajawal" w:hAnsi="Tajawal"/>
           <w:rtl/>
         </w:rPr>
         <w:t>.</w:t>
@@ -4906,7 +6345,7 @@
       </w:pPr>
       <w:r>
         <w:rPr>
-          <w:rFonts w:cs="Arial" w:ascii="Arial" w:hAnsi="Arial"/>
+          <w:rFonts w:cs="Tajawal" w:ascii="Tajawal" w:hAnsi="Tajawal"/>
           <w:rtl/>
         </w:rPr>
         <w:t>8.4 التسوية البنكية</w:t>
@@ -4919,7 +6358,7 @@
       </w:pPr>
       <w:r>
         <w:rPr>
-          <w:rFonts w:cs="Arial" w:ascii="Arial" w:hAnsi="Arial"/>
+          <w:rFonts w:cs="Tajawal" w:ascii="Tajawal" w:hAnsi="Tajawal"/>
           <w:rtl/>
         </w:rPr>
         <w:t xml:space="preserve">استخدم </w:t>
@@ -4927,14 +6366,14 @@
       <w:r>
         <w:rPr>
           <w:b/>
-          <w:rFonts w:cs="Arial" w:ascii="Arial" w:hAnsi="Arial"/>
+          <w:rFonts w:cs="Tajawal" w:ascii="Tajawal" w:hAnsi="Tajawal"/>
           <w:rtl/>
         </w:rPr>
         <w:t>المحاسبة ← البنك</w:t>
       </w:r>
       <w:r>
         <w:rPr>
-          <w:rFonts w:cs="Arial" w:ascii="Arial" w:hAnsi="Arial"/>
+          <w:rFonts w:cs="Tajawal" w:ascii="Tajawal" w:hAnsi="Tajawal"/>
           <w:rtl/>
         </w:rPr>
         <w:t xml:space="preserve"> لمطابقة سطور كشف الحساب البنكي مع الفواتير والمدفوعات عبر شاشة التسوية التفاعلية.</w:t>
@@ -4948,7 +6387,7 @@
       </w:pPr>
       <w:r>
         <w:rPr>
-          <w:rFonts w:cs="Arial" w:ascii="Arial" w:hAnsi="Arial"/>
+          <w:rFonts w:cs="Tajawal" w:ascii="Tajawal" w:hAnsi="Tajawal"/>
           <w:rtl/>
         </w:rPr>
         <w:t>8.5 التقارير</w:t>
@@ -4963,14 +6402,14 @@
       <w:r>
         <w:rPr>
           <w:b/>
-          <w:rFonts w:cs="Arial" w:ascii="Arial" w:hAnsi="Arial"/>
+          <w:rFonts w:cs="Tajawal" w:ascii="Tajawal" w:hAnsi="Tajawal"/>
           <w:rtl/>
         </w:rPr>
         <w:t>الميزانية العمومية</w:t>
       </w:r>
       <w:r>
         <w:rPr>
-          <w:rFonts w:cs="Arial" w:ascii="Arial" w:hAnsi="Arial"/>
+          <w:rFonts w:cs="Tajawal" w:ascii="Tajawal" w:hAnsi="Tajawal"/>
           <w:rtl/>
         </w:rPr>
         <w:t xml:space="preserve"> و</w:t>
@@ -4978,14 +6417,14 @@
       <w:r>
         <w:rPr>
           <w:b/>
-          <w:rFonts w:cs="Arial" w:ascii="Arial" w:hAnsi="Arial"/>
+          <w:rFonts w:cs="Tajawal" w:ascii="Tajawal" w:hAnsi="Tajawal"/>
           <w:rtl/>
         </w:rPr>
         <w:t>الأرباح والخسائر</w:t>
       </w:r>
       <w:r>
         <w:rPr>
-          <w:rFonts w:cs="Arial" w:ascii="Arial" w:hAnsi="Arial"/>
+          <w:rFonts w:cs="Tajawal" w:ascii="Tajawal" w:hAnsi="Tajawal"/>
           <w:rtl/>
         </w:rPr>
         <w:t xml:space="preserve"> للمركز والأداء الماليين.</w:t>
@@ -5000,14 +6439,14 @@
       <w:r>
         <w:rPr>
           <w:b/>
-          <w:rFonts w:cs="Arial" w:ascii="Arial" w:hAnsi="Arial"/>
+          <w:rFonts w:cs="Tajawal" w:ascii="Tajawal" w:hAnsi="Tajawal"/>
           <w:rtl/>
         </w:rPr>
         <w:t>دفتر الأستاذ العام / دفتر الشركاء</w:t>
       </w:r>
       <w:r>
         <w:rPr>
-          <w:rFonts w:cs="Arial" w:ascii="Arial" w:hAnsi="Arial"/>
+          <w:rFonts w:cs="Tajawal" w:ascii="Tajawal" w:hAnsi="Tajawal"/>
           <w:rtl/>
         </w:rPr>
         <w:t xml:space="preserve">، </w:t>
@@ -5015,14 +6454,14 @@
       <w:r>
         <w:rPr>
           <w:b/>
-          <w:rFonts w:cs="Arial" w:ascii="Arial" w:hAnsi="Arial"/>
+          <w:rFonts w:cs="Tajawal" w:ascii="Tajawal" w:hAnsi="Tajawal"/>
           <w:rtl/>
         </w:rPr>
         <w:t>ميزان المراجعة</w:t>
       </w:r>
       <w:r>
         <w:rPr>
-          <w:rFonts w:cs="Arial" w:ascii="Arial" w:hAnsi="Arial"/>
+          <w:rFonts w:cs="Tajawal" w:ascii="Tajawal" w:hAnsi="Tajawal"/>
           <w:rtl/>
         </w:rPr>
         <w:t xml:space="preserve">، </w:t>
@@ -5030,14 +6469,14 @@
       <w:r>
         <w:rPr>
           <w:b/>
-          <w:rFonts w:cs="Arial" w:ascii="Arial" w:hAnsi="Arial"/>
+          <w:rFonts w:cs="Tajawal" w:ascii="Tajawal" w:hAnsi="Tajawal"/>
           <w:rtl/>
         </w:rPr>
         <w:t>أعمار المدينين / الدائنين</w:t>
       </w:r>
       <w:r>
         <w:rPr>
-          <w:rFonts w:cs="Arial" w:ascii="Arial" w:hAnsi="Arial"/>
+          <w:rFonts w:cs="Tajawal" w:ascii="Tajawal" w:hAnsi="Tajawal"/>
           <w:rtl/>
         </w:rPr>
         <w:t>.</w:t>
@@ -5052,14 +6491,14 @@
       <w:r>
         <w:rPr>
           <w:b/>
-          <w:rFonts w:cs="Arial" w:ascii="Arial" w:hAnsi="Arial"/>
+          <w:rFonts w:cs="Tajawal" w:ascii="Tajawal" w:hAnsi="Tajawal"/>
           <w:rtl/>
         </w:rPr>
         <w:t>تقرير الضريبة</w:t>
       </w:r>
       <w:r>
         <w:rPr>
-          <w:rFonts w:cs="Arial" w:ascii="Arial" w:hAnsi="Arial"/>
+          <w:rFonts w:cs="Tajawal" w:ascii="Tajawal" w:hAnsi="Tajawal"/>
           <w:rtl/>
         </w:rPr>
         <w:t xml:space="preserve"> للإقرار؛ و</w:t>
@@ -5067,14 +6506,14 @@
       <w:r>
         <w:rPr>
           <w:b/>
-          <w:rFonts w:cs="Arial" w:ascii="Arial" w:hAnsi="Arial"/>
+          <w:rFonts w:cs="Tajawal" w:ascii="Tajawal" w:hAnsi="Tajawal"/>
           <w:rtl/>
         </w:rPr>
         <w:t>دفتر اليومية/النقد/البنك</w:t>
       </w:r>
       <w:r>
         <w:rPr>
-          <w:rFonts w:cs="Arial" w:ascii="Arial" w:hAnsi="Arial"/>
+          <w:rFonts w:cs="Tajawal" w:ascii="Tajawal" w:hAnsi="Tajawal"/>
           <w:rtl/>
         </w:rPr>
         <w:t xml:space="preserve"> للرقابة النقدية اليومية.</w:t>
@@ -5088,7 +6527,7 @@
       </w:pPr>
       <w:r>
         <w:rPr>
-          <w:rFonts w:cs="Arial" w:ascii="Arial" w:hAnsi="Arial"/>
+          <w:rFonts w:cs="Tajawal" w:ascii="Tajawal" w:hAnsi="Tajawal"/>
           <w:rtl/>
         </w:rPr>
         <w:t>8.6 السنة المالية والمتابعة</w:t>
@@ -5102,7 +6541,7 @@
       </w:pPr>
       <w:r>
         <w:rPr>
-          <w:rFonts w:cs="Arial" w:ascii="Arial" w:hAnsi="Arial"/>
+          <w:rFonts w:cs="Tajawal" w:ascii="Tajawal" w:hAnsi="Tajawal"/>
           <w:rtl/>
         </w:rPr>
         <w:t xml:space="preserve">عرّف </w:t>
@@ -5110,14 +6549,14 @@
       <w:r>
         <w:rPr>
           <w:b/>
-          <w:rFonts w:cs="Arial" w:ascii="Arial" w:hAnsi="Arial"/>
+          <w:rFonts w:cs="Tajawal" w:ascii="Tajawal" w:hAnsi="Tajawal"/>
           <w:rtl/>
         </w:rPr>
         <w:t>السنة المالية</w:t>
       </w:r>
       <w:r>
         <w:rPr>
-          <w:rFonts w:cs="Arial" w:ascii="Arial" w:hAnsi="Arial"/>
+          <w:rFonts w:cs="Tajawal" w:ascii="Tajawal" w:hAnsi="Tajawal"/>
           <w:rtl/>
         </w:rPr>
         <w:t xml:space="preserve"> واضبط </w:t>
@@ -5125,14 +6564,14 @@
       <w:r>
         <w:rPr>
           <w:b/>
-          <w:rFonts w:cs="Arial" w:ascii="Arial" w:hAnsi="Arial"/>
+          <w:rFonts w:cs="Tajawal" w:ascii="Tajawal" w:hAnsi="Tajawal"/>
           <w:rtl/>
         </w:rPr>
         <w:t>تواريخ الإقفال</w:t>
       </w:r>
       <w:r>
         <w:rPr>
-          <w:rFonts w:cs="Arial" w:ascii="Arial" w:hAnsi="Arial"/>
+          <w:rFonts w:cs="Tajawal" w:ascii="Tajawal" w:hAnsi="Tajawal"/>
           <w:rtl/>
         </w:rPr>
         <w:t xml:space="preserve"> بعد إغلاق كل فترة.</w:t>
@@ -5146,7 +6585,7 @@
       </w:pPr>
       <w:r>
         <w:rPr>
-          <w:rFonts w:cs="Arial" w:ascii="Arial" w:hAnsi="Arial"/>
+          <w:rFonts w:cs="Tajawal" w:ascii="Tajawal" w:hAnsi="Tajawal"/>
           <w:rtl/>
         </w:rPr>
         <w:t xml:space="preserve">هيّئ </w:t>
@@ -5154,14 +6593,14 @@
       <w:r>
         <w:rPr>
           <w:b/>
-          <w:rFonts w:cs="Arial" w:ascii="Arial" w:hAnsi="Arial"/>
+          <w:rFonts w:cs="Tajawal" w:ascii="Tajawal" w:hAnsi="Tajawal"/>
           <w:rtl/>
         </w:rPr>
         <w:t>مستويات المتابعة</w:t>
       </w:r>
       <w:r>
         <w:rPr>
-          <w:rFonts w:cs="Arial" w:ascii="Arial" w:hAnsi="Arial"/>
+          <w:rFonts w:cs="Tajawal" w:ascii="Tajawal" w:hAnsi="Tajawal"/>
           <w:rtl/>
         </w:rPr>
         <w:t xml:space="preserve"> (مثل 15 / 30 / 60 يومًا) لمطالبة العملاء المتأخرين.</w:t>
@@ -5180,7 +6619,7 @@
       </w:pPr>
       <w:r>
         <w:rPr>
-          <w:rFonts w:cs="Arial" w:ascii="Arial" w:hAnsi="Arial"/>
+          <w:rFonts w:cs="Tajawal" w:ascii="Tajawal" w:hAnsi="Tajawal"/>
           <w:rtl/>
         </w:rPr>
         <w:t>9. عمليات تعدّد العملات</w:t>
@@ -5193,7 +6632,7 @@
       </w:pPr>
       <w:r>
         <w:rPr>
-          <w:rFonts w:cs="Arial" w:ascii="Arial" w:hAnsi="Arial"/>
+          <w:rFonts w:cs="Tajawal" w:ascii="Tajawal" w:hAnsi="Tajawal"/>
           <w:rtl/>
         </w:rPr>
         <w:t xml:space="preserve">يحتفظ النظام بالحسابات </w:t>
@@ -5201,14 +6640,14 @@
       <w:r>
         <w:rPr>
           <w:b/>
-          <w:rFonts w:cs="Arial" w:ascii="Arial" w:hAnsi="Arial"/>
+          <w:rFonts w:cs="Tajawal" w:ascii="Tajawal" w:hAnsi="Tajawal"/>
           <w:rtl/>
         </w:rPr>
         <w:t>بالجنيه السوداني</w:t>
       </w:r>
       <w:r>
         <w:rPr>
-          <w:rFonts w:cs="Arial" w:ascii="Arial" w:hAnsi="Arial"/>
+          <w:rFonts w:cs="Tajawal" w:ascii="Tajawal" w:hAnsi="Tajawal"/>
           <w:rtl/>
         </w:rPr>
         <w:t xml:space="preserve"> مع السماح لك بالتعامل </w:t>
@@ -5216,14 +6655,14 @@
       <w:r>
         <w:rPr>
           <w:b/>
-          <w:rFonts w:cs="Arial" w:ascii="Arial" w:hAnsi="Arial"/>
+          <w:rFonts w:cs="Tajawal" w:ascii="Tajawal" w:hAnsi="Tajawal"/>
           <w:rtl/>
         </w:rPr>
         <w:t>بالدولار</w:t>
       </w:r>
       <w:r>
         <w:rPr>
-          <w:rFonts w:cs="Arial" w:ascii="Arial" w:hAnsi="Arial"/>
+          <w:rFonts w:cs="Tajawal" w:ascii="Tajawal" w:hAnsi="Tajawal"/>
           <w:rtl/>
         </w:rPr>
         <w:t>.</w:t>
@@ -5238,14 +6677,14 @@
       <w:r>
         <w:rPr>
           <w:b/>
-          <w:rFonts w:cs="Arial" w:ascii="Arial" w:hAnsi="Arial"/>
+          <w:rFonts w:cs="Tajawal" w:ascii="Tajawal" w:hAnsi="Tajawal"/>
           <w:rtl/>
         </w:rPr>
         <w:t>العملة الأساسية:</w:t>
       </w:r>
       <w:r>
         <w:rPr>
-          <w:rFonts w:cs="Arial" w:ascii="Arial" w:hAnsi="Arial"/>
+          <w:rFonts w:cs="Tajawal" w:ascii="Tajawal" w:hAnsi="Tajawal"/>
           <w:rtl/>
         </w:rPr>
         <w:t xml:space="preserve"> SDG — كل الدفاتر والتقارير بالجنيه السوداني.</w:t>
@@ -5260,14 +6699,14 @@
       <w:r>
         <w:rPr>
           <w:b/>
-          <w:rFonts w:cs="Arial" w:ascii="Arial" w:hAnsi="Arial"/>
+          <w:rFonts w:cs="Tajawal" w:ascii="Tajawal" w:hAnsi="Tajawal"/>
           <w:rtl/>
         </w:rPr>
         <w:t>العملة المرجعية:</w:t>
       </w:r>
       <w:r>
         <w:rPr>
-          <w:rFonts w:cs="Arial" w:ascii="Arial" w:hAnsi="Arial"/>
+          <w:rFonts w:cs="Tajawal" w:ascii="Tajawal" w:hAnsi="Tajawal"/>
           <w:rtl/>
         </w:rPr>
         <w:t xml:space="preserve"> USD — تُستخدم لمشتريات الاستيراد وعروض الأسعار.</w:t>
@@ -5282,14 +6721,14 @@
       <w:r>
         <w:rPr>
           <w:b/>
-          <w:rFonts w:cs="Arial" w:ascii="Arial" w:hAnsi="Arial"/>
+          <w:rFonts w:cs="Tajawal" w:ascii="Tajawal" w:hAnsi="Tajawal"/>
           <w:rtl/>
         </w:rPr>
         <w:t>الأسعار:</w:t>
       </w:r>
       <w:r>
         <w:rPr>
-          <w:rFonts w:cs="Arial" w:ascii="Arial" w:hAnsi="Arial"/>
+          <w:rFonts w:cs="Tajawal" w:ascii="Tajawal" w:hAnsi="Tajawal"/>
           <w:rtl/>
         </w:rPr>
         <w:t xml:space="preserve"> تُخزَّن كسطور مؤرّخة؛ ويُستخدم سعر تاريخ المستند للتحويل.</w:t>
@@ -5304,14 +6743,14 @@
       <w:r>
         <w:rPr>
           <w:b/>
-          <w:rFonts w:cs="Arial" w:ascii="Arial" w:hAnsi="Arial"/>
+          <w:rFonts w:cs="Tajawal" w:ascii="Tajawal" w:hAnsi="Tajawal"/>
           <w:rtl/>
         </w:rPr>
         <w:t>الدفاتر الأجنبية:</w:t>
       </w:r>
       <w:r>
         <w:rPr>
-          <w:rFonts w:cs="Arial" w:ascii="Arial" w:hAnsi="Arial"/>
+          <w:rFonts w:cs="Tajawal" w:ascii="Tajawal" w:hAnsi="Tajawal"/>
           <w:rtl/>
         </w:rPr>
         <w:t xml:space="preserve"> يحتفظ دفتر بنك أو نقد بالدولار بأرصدته بالدولار ويُعاد تقييمه إلى الجنيه عند إقفال الفترة.</w:t>
@@ -5344,7 +6783,7 @@
               <w:rPr>
                 <w:b/>
                 <w:color w:val="FFFFFF"/>
-                <w:rFonts w:cs="Arial" w:ascii="Arial" w:hAnsi="Arial"/>
+                <w:rFonts w:cs="Tajawal" w:ascii="Tajawal" w:hAnsi="Tajawal"/>
                 <w:rtl/>
               </w:rPr>
               <w:t>المستند</w:t>
@@ -5365,7 +6804,7 @@
               <w:rPr>
                 <w:b/>
                 <w:color w:val="FFFFFF"/>
-                <w:rFonts w:cs="Arial" w:ascii="Arial" w:hAnsi="Arial"/>
+                <w:rFonts w:cs="Tajawal" w:ascii="Tajawal" w:hAnsi="Tajawal"/>
                 <w:rtl/>
               </w:rPr>
               <w:t>مصدر العملة</w:t>
@@ -5385,7 +6824,7 @@
             </w:pPr>
             <w:r>
               <w:rPr>
-                <w:rFonts w:cs="Arial" w:ascii="Arial" w:hAnsi="Arial"/>
+                <w:rFonts w:cs="Tajawal" w:ascii="Tajawal" w:hAnsi="Tajawal"/>
                 <w:rtl/>
               </w:rPr>
               <w:t>أمر الشراء</w:t>
@@ -5403,7 +6842,7 @@
             </w:pPr>
             <w:r>
               <w:rPr>
-                <w:rFonts w:cs="Arial" w:ascii="Arial" w:hAnsi="Arial"/>
+                <w:rFonts w:cs="Tajawal" w:ascii="Tajawal" w:hAnsi="Tajawal"/>
                 <w:rtl/>
               </w:rPr>
               <w:t>عملة شراء المورّد / قائمة أسعار المورّد</w:t>
@@ -5424,7 +6863,7 @@
             </w:pPr>
             <w:r>
               <w:rPr>
-                <w:rFonts w:cs="Arial" w:ascii="Arial" w:hAnsi="Arial"/>
+                <w:rFonts w:cs="Tajawal" w:ascii="Tajawal" w:hAnsi="Tajawal"/>
                 <w:rtl/>
               </w:rPr>
               <w:t>فاتورة المورّد</w:t>
@@ -5443,7 +6882,7 @@
             </w:pPr>
             <w:r>
               <w:rPr>
-                <w:rFonts w:cs="Arial" w:ascii="Arial" w:hAnsi="Arial"/>
+                <w:rFonts w:cs="Tajawal" w:ascii="Tajawal" w:hAnsi="Tajawal"/>
                 <w:rtl/>
               </w:rPr>
               <w:t>موروثة من أمر الشراء</w:t>
@@ -5463,7 +6902,7 @@
             </w:pPr>
             <w:r>
               <w:rPr>
-                <w:rFonts w:cs="Arial" w:ascii="Arial" w:hAnsi="Arial"/>
+                <w:rFonts w:cs="Tajawal" w:ascii="Tajawal" w:hAnsi="Tajawal"/>
                 <w:rtl/>
               </w:rPr>
               <w:t>أمر البيع</w:t>
@@ -5481,7 +6920,7 @@
             </w:pPr>
             <w:r>
               <w:rPr>
-                <w:rFonts w:cs="Arial" w:ascii="Arial" w:hAnsi="Arial"/>
+                <w:rFonts w:cs="Tajawal" w:ascii="Tajawal" w:hAnsi="Tajawal"/>
                 <w:rtl/>
               </w:rPr>
               <w:t>قائمة أسعار العميل</w:t>
@@ -5502,7 +6941,7 @@
             </w:pPr>
             <w:r>
               <w:rPr>
-                <w:rFonts w:cs="Arial" w:ascii="Arial" w:hAnsi="Arial"/>
+                <w:rFonts w:cs="Tajawal" w:ascii="Tajawal" w:hAnsi="Tajawal"/>
                 <w:rtl/>
               </w:rPr>
               <w:t>فاتورة العميل</w:t>
@@ -5521,7 +6960,7 @@
             </w:pPr>
             <w:r>
               <w:rPr>
-                <w:rFonts w:cs="Arial" w:ascii="Arial" w:hAnsi="Arial"/>
+                <w:rFonts w:cs="Tajawal" w:ascii="Tajawal" w:hAnsi="Tajawal"/>
                 <w:rtl/>
               </w:rPr>
               <w:t>موروثة من أمر البيع</w:t>
@@ -5544,7 +6983,7 @@
       </w:pPr>
       <w:r>
         <w:rPr>
-          <w:rFonts w:cs="Arial" w:ascii="Arial" w:hAnsi="Arial"/>
+          <w:rFonts w:cs="Tajawal" w:ascii="Tajawal" w:hAnsi="Tajawal"/>
           <w:rtl/>
         </w:rPr>
         <w:t>10. خصوصيات المستلزمات الطبية</w:t>
@@ -5559,14 +6998,14 @@
       <w:r>
         <w:rPr>
           <w:b/>
-          <w:rFonts w:cs="Arial" w:ascii="Arial" w:hAnsi="Arial"/>
+          <w:rFonts w:cs="Tajawal" w:ascii="Tajawal" w:hAnsi="Tajawal"/>
           <w:rtl/>
         </w:rPr>
         <w:t>تتبّع الدفعات</w:t>
       </w:r>
       <w:r>
         <w:rPr>
-          <w:rFonts w:cs="Arial" w:ascii="Arial" w:hAnsi="Arial"/>
+          <w:rFonts w:cs="Tajawal" w:ascii="Tajawal" w:hAnsi="Tajawal"/>
           <w:rtl/>
         </w:rPr>
         <w:t xml:space="preserve"> — يُتتبَّع كل دواء بالدفعة لأغراض السحب والتدقيق.</w:t>
@@ -5581,14 +7020,14 @@
       <w:r>
         <w:rPr>
           <w:b/>
-          <w:rFonts w:cs="Arial" w:ascii="Arial" w:hAnsi="Arial"/>
+          <w:rFonts w:cs="Tajawal" w:ascii="Tajawal" w:hAnsi="Tajawal"/>
           <w:rtl/>
         </w:rPr>
         <w:t>ضبط الانتهاء</w:t>
       </w:r>
       <w:r>
         <w:rPr>
-          <w:rFonts w:cs="Arial" w:ascii="Arial" w:hAnsi="Arial"/>
+          <w:rFonts w:cs="Tajawal" w:ascii="Tajawal" w:hAnsi="Tajawal"/>
           <w:rtl/>
         </w:rPr>
         <w:t xml:space="preserve"> — تُسجَّل تواريخ الانتهاء لكل دفعة ويُبرَز المخزون القريب من الانتهاء.</w:t>
@@ -5603,14 +7042,14 @@
       <w:r>
         <w:rPr>
           <w:b/>
-          <w:rFonts w:cs="Arial" w:ascii="Arial" w:hAnsi="Arial"/>
+          <w:rFonts w:cs="Tajawal" w:ascii="Tajawal" w:hAnsi="Tajawal"/>
           <w:rtl/>
         </w:rPr>
         <w:t>FEFO</w:t>
       </w:r>
       <w:r>
         <w:rPr>
-          <w:rFonts w:cs="Arial" w:ascii="Arial" w:hAnsi="Arial"/>
+          <w:rFonts w:cs="Tajawal" w:ascii="Tajawal" w:hAnsi="Tajawal"/>
           <w:rtl/>
         </w:rPr>
         <w:t xml:space="preserve"> — تصرف التسليمات المخزون الأقرب انتهاءً أولًا تلقائيًا.</w:t>
@@ -5625,14 +7064,14 @@
       <w:r>
         <w:rPr>
           <w:b/>
-          <w:rFonts w:cs="Arial" w:ascii="Arial" w:hAnsi="Arial"/>
+          <w:rFonts w:cs="Tajawal" w:ascii="Tajawal" w:hAnsi="Tajawal"/>
           <w:rtl/>
         </w:rPr>
         <w:t>سلسلة التبريد</w:t>
       </w:r>
       <w:r>
         <w:rPr>
-          <w:rFonts w:cs="Arial" w:ascii="Arial" w:hAnsi="Arial"/>
+          <w:rFonts w:cs="Tajawal" w:ascii="Tajawal" w:hAnsi="Tajawal"/>
           <w:rtl/>
         </w:rPr>
         <w:t xml:space="preserve"> — تُخزَّن الأصناف الحساسة للحرارة (مثل الإنسولين) في موقع تخزين مبرّد، مع قواعد تخزين توجّهها إليه عند الاستلام.</w:t>
@@ -5647,14 +7086,14 @@
       <w:r>
         <w:rPr>
           <w:b/>
-          <w:rFonts w:cs="Arial" w:ascii="Arial" w:hAnsi="Arial"/>
+          <w:rFonts w:cs="Tajawal" w:ascii="Tajawal" w:hAnsi="Tajawal"/>
           <w:rtl/>
         </w:rPr>
         <w:t>الحجر / التالف</w:t>
       </w:r>
       <w:r>
         <w:rPr>
-          <w:rFonts w:cs="Arial" w:ascii="Arial" w:hAnsi="Arial"/>
+          <w:rFonts w:cs="Tajawal" w:ascii="Tajawal" w:hAnsi="Tajawal"/>
           <w:rtl/>
         </w:rPr>
         <w:t xml:space="preserve"> — مواقع منفصلة تعزل المخزون غير القابل للبيع.</w:t>
@@ -5669,14 +7108,14 @@
       <w:r>
         <w:rPr>
           <w:b/>
-          <w:rFonts w:cs="Arial" w:ascii="Arial" w:hAnsi="Arial"/>
+          <w:rFonts w:cs="Tajawal" w:ascii="Tajawal" w:hAnsi="Tajawal"/>
           <w:rtl/>
         </w:rPr>
         <w:t>الاستيراد</w:t>
       </w:r>
       <w:r>
         <w:rPr>
-          <w:rFonts w:cs="Arial" w:ascii="Arial" w:hAnsi="Arial"/>
+          <w:rFonts w:cs="Tajawal" w:ascii="Tajawal" w:hAnsi="Tajawal"/>
           <w:rtl/>
         </w:rPr>
         <w:t xml:space="preserve"> — تُقيَّم المشتريات بالدولار بالجنيه بالسعر الحالي؛ ويمكن دمج تكاليف الشحن والجمارك في تكلفة الوحدة.</w:t>
@@ -5695,7 +7134,7 @@
       </w:pPr>
       <w:r>
         <w:rPr>
-          <w:rFonts w:cs="Arial" w:ascii="Arial" w:hAnsi="Arial"/>
+          <w:rFonts w:cs="Tajawal" w:ascii="Tajawal" w:hAnsi="Tajawal"/>
           <w:rtl/>
         </w:rPr>
         <w:t>11. مرجع البيانات التجريبية</w:t>
@@ -5708,7 +7147,7 @@
       </w:pPr>
       <w:r>
         <w:rPr>
-          <w:rFonts w:cs="Arial" w:ascii="Arial" w:hAnsi="Arial"/>
+          <w:rFonts w:cs="Tajawal" w:ascii="Tajawal" w:hAnsi="Tajawal"/>
           <w:rtl/>
         </w:rPr>
         <w:t xml:space="preserve">قاعدة البيانات التجريبية </w:t>
@@ -5716,14 +7155,14 @@
       <w:r>
         <w:rPr>
           <w:b/>
-          <w:rFonts w:cs="Arial" w:ascii="Arial" w:hAnsi="Arial"/>
+          <w:rFonts w:cs="Tajawal" w:ascii="Tajawal" w:hAnsi="Tajawal"/>
           <w:rtl/>
         </w:rPr>
         <w:t>erpmedsupply</w:t>
       </w:r>
       <w:r>
         <w:rPr>
-          <w:rFonts w:cs="Arial" w:ascii="Arial" w:hAnsi="Arial"/>
+          <w:rFonts w:cs="Tajawal" w:ascii="Tajawal" w:hAnsi="Tajawal"/>
           <w:rtl/>
         </w:rPr>
         <w:t xml:space="preserve"> محمّلة مسبقًا ببيانات واقعية لاستكشاف كل الخصائص فورًا.</w:t>
@@ -5756,7 +7195,7 @@
               <w:rPr>
                 <w:b/>
                 <w:color w:val="FFFFFF"/>
-                <w:rFonts w:cs="Arial" w:ascii="Arial" w:hAnsi="Arial"/>
+                <w:rFonts w:cs="Tajawal" w:ascii="Tajawal" w:hAnsi="Tajawal"/>
                 <w:rtl/>
               </w:rPr>
               <w:t>العنصر</w:t>
@@ -5777,7 +7216,7 @@
               <w:rPr>
                 <w:b/>
                 <w:color w:val="FFFFFF"/>
-                <w:rFonts w:cs="Arial" w:ascii="Arial" w:hAnsi="Arial"/>
+                <w:rFonts w:cs="Tajawal" w:ascii="Tajawal" w:hAnsi="Tajawal"/>
                 <w:rtl/>
               </w:rPr>
               <w:t>التفاصيل</w:t>
@@ -5797,7 +7236,7 @@
             </w:pPr>
             <w:r>
               <w:rPr>
-                <w:rFonts w:cs="Arial" w:ascii="Arial" w:hAnsi="Arial"/>
+                <w:rFonts w:cs="Tajawal" w:ascii="Tajawal" w:hAnsi="Tajawal"/>
                 <w:rtl/>
               </w:rPr>
               <w:t>الشركة</w:t>
@@ -5815,7 +7254,7 @@
             </w:pPr>
             <w:r>
               <w:rPr>
-                <w:rFonts w:cs="Arial" w:ascii="Arial" w:hAnsi="Arial"/>
+                <w:rFonts w:cs="Tajawal" w:ascii="Tajawal" w:hAnsi="Tajawal"/>
                 <w:rtl/>
               </w:rPr>
               <w:t>شركة السودان للمستلزمات الطبية (العملة الأساسية SDG)</w:t>
@@ -5836,7 +7275,7 @@
             </w:pPr>
             <w:r>
               <w:rPr>
-                <w:rFonts w:cs="Arial" w:ascii="Arial" w:hAnsi="Arial"/>
+                <w:rFonts w:cs="Tajawal" w:ascii="Tajawal" w:hAnsi="Tajawal"/>
                 <w:rtl/>
               </w:rPr>
               <w:t>العملات</w:t>
@@ -5855,7 +7294,7 @@
             </w:pPr>
             <w:r>
               <w:rPr>
-                <w:rFonts w:cs="Arial" w:ascii="Arial" w:hAnsi="Arial"/>
+                <w:rFonts w:cs="Tajawal" w:ascii="Tajawal" w:hAnsi="Tajawal"/>
                 <w:rtl/>
               </w:rPr>
               <w:t>SDG (أساسية) + USD (مرجعية)، مع 5 أسعار دولار مؤرّخة (600 ← 700 جنيه)</w:t>
@@ -5875,7 +7314,7 @@
             </w:pPr>
             <w:r>
               <w:rPr>
-                <w:rFonts w:cs="Arial" w:ascii="Arial" w:hAnsi="Arial"/>
+                <w:rFonts w:cs="Tajawal" w:ascii="Tajawal" w:hAnsi="Tajawal"/>
                 <w:rtl/>
               </w:rPr>
               <w:t>المستودعات</w:t>
@@ -5893,7 +7332,7 @@
             </w:pPr>
             <w:r>
               <w:rPr>
-                <w:rFonts w:cs="Arial" w:ascii="Arial" w:hAnsi="Arial"/>
+                <w:rFonts w:cs="Tajawal" w:ascii="Tajawal" w:hAnsi="Tajawal"/>
                 <w:rtl/>
               </w:rPr>
               <w:t>الخرطوم المركزي (KRT)، بورتسودان (PRT)</w:t>
@@ -5914,7 +7353,7 @@
             </w:pPr>
             <w:r>
               <w:rPr>
-                <w:rFonts w:cs="Arial" w:ascii="Arial" w:hAnsi="Arial"/>
+                <w:rFonts w:cs="Tajawal" w:ascii="Tajawal" w:hAnsi="Tajawal"/>
                 <w:rtl/>
               </w:rPr>
               <w:t>المواقع</w:t>
@@ -5933,7 +7372,7 @@
             </w:pPr>
             <w:r>
               <w:rPr>
-                <w:rFonts w:cs="Arial" w:ascii="Arial" w:hAnsi="Arial"/>
+                <w:rFonts w:cs="Tajawal" w:ascii="Tajawal" w:hAnsi="Tajawal"/>
                 <w:rtl/>
               </w:rPr>
               <w:t>تخزين مبرّد (2-8°م)، حجر، منتهي/تالف</w:t>
@@ -5953,7 +7392,7 @@
             </w:pPr>
             <w:r>
               <w:rPr>
-                <w:rFonts w:cs="Arial" w:ascii="Arial" w:hAnsi="Arial"/>
+                <w:rFonts w:cs="Tajawal" w:ascii="Tajawal" w:hAnsi="Tajawal"/>
                 <w:rtl/>
               </w:rPr>
               <w:t>المنتجات</w:t>
@@ -5971,7 +7410,7 @@
             </w:pPr>
             <w:r>
               <w:rPr>
-                <w:rFonts w:cs="Arial" w:ascii="Arial" w:hAnsi="Arial"/>
+                <w:rFonts w:cs="Tajawal" w:ascii="Tajawal" w:hAnsi="Tajawal"/>
                 <w:rtl/>
               </w:rPr>
               <w:t>10 أصناف طبية بتتبّع الدفعات والانتهاء</w:t>
@@ -5992,7 +7431,7 @@
             </w:pPr>
             <w:r>
               <w:rPr>
-                <w:rFonts w:cs="Arial" w:ascii="Arial" w:hAnsi="Arial"/>
+                <w:rFonts w:cs="Tajawal" w:ascii="Tajawal" w:hAnsi="Tajawal"/>
                 <w:rtl/>
               </w:rPr>
               <w:t>العملاء</w:t>
@@ -6011,7 +7450,7 @@
             </w:pPr>
             <w:r>
               <w:rPr>
-                <w:rFonts w:cs="Arial" w:ascii="Arial" w:hAnsi="Arial"/>
+                <w:rFonts w:cs="Tajawal" w:ascii="Tajawal" w:hAnsi="Tajawal"/>
                 <w:rtl/>
               </w:rPr>
               <w:t>مستشفى الخرطوم التعليمي، عيادة أم درمان، الهلال الأحمر السوداني، صيدلية بحري</w:t>
@@ -6031,7 +7470,7 @@
             </w:pPr>
             <w:r>
               <w:rPr>
-                <w:rFonts w:cs="Arial" w:ascii="Arial" w:hAnsi="Arial"/>
+                <w:rFonts w:cs="Tajawal" w:ascii="Tajawal" w:hAnsi="Tajawal"/>
                 <w:rtl/>
               </w:rPr>
               <w:t>الموردون</w:t>
@@ -6049,7 +7488,7 @@
             </w:pPr>
             <w:r>
               <w:rPr>
-                <w:rFonts w:cs="Arial" w:ascii="Arial" w:hAnsi="Arial"/>
+                <w:rFonts w:cs="Tajawal" w:ascii="Tajawal" w:hAnsi="Tajawal"/>
                 <w:rtl/>
               </w:rPr>
               <w:t>النيل للمستلزمات الطبية، الخرطوم للاستيراد الدوائي، غلف ميد تريد (بالدولار)</w:t>
@@ -6070,7 +7509,7 @@
             </w:pPr>
             <w:r>
               <w:rPr>
-                <w:rFonts w:cs="Arial" w:ascii="Arial" w:hAnsi="Arial"/>
+                <w:rFonts w:cs="Tajawal" w:ascii="Tajawal" w:hAnsi="Tajawal"/>
                 <w:rtl/>
               </w:rPr>
               <w:t>البنوك والخزائن</w:t>
@@ -6089,7 +7528,7 @@
             </w:pPr>
             <w:r>
               <w:rPr>
-                <w:rFonts w:cs="Arial" w:ascii="Arial" w:hAnsi="Arial"/>
+                <w:rFonts w:cs="Tajawal" w:ascii="Tajawal" w:hAnsi="Tajawal"/>
                 <w:rtl/>
               </w:rPr>
               <w:t>دفترا بنك (SDG/USD) + خزينتا نقد (SDG/USD)</w:t>
@@ -6109,7 +7548,7 @@
             </w:pPr>
             <w:r>
               <w:rPr>
-                <w:rFonts w:cs="Arial" w:ascii="Arial" w:hAnsi="Arial"/>
+                <w:rFonts w:cs="Tajawal" w:ascii="Tajawal" w:hAnsi="Tajawal"/>
                 <w:rtl/>
               </w:rPr>
               <w:t>المشتريات</w:t>
@@ -6127,7 +7566,7 @@
             </w:pPr>
             <w:r>
               <w:rPr>
-                <w:rFonts w:cs="Arial" w:ascii="Arial" w:hAnsi="Arial"/>
+                <w:rFonts w:cs="Tajawal" w:ascii="Tajawal" w:hAnsi="Tajawal"/>
                 <w:rtl/>
               </w:rPr>
               <w:t>3 أوامر شراء مستلمة (منها واحد بالدولار)؛ فاتورة مورّد واحدة</w:t>
@@ -6148,7 +7587,7 @@
             </w:pPr>
             <w:r>
               <w:rPr>
-                <w:rFonts w:cs="Arial" w:ascii="Arial" w:hAnsi="Arial"/>
+                <w:rFonts w:cs="Tajawal" w:ascii="Tajawal" w:hAnsi="Tajawal"/>
                 <w:rtl/>
               </w:rPr>
               <w:t>المبيعات</w:t>
@@ -6167,7 +7606,7 @@
             </w:pPr>
             <w:r>
               <w:rPr>
-                <w:rFonts w:cs="Arial" w:ascii="Arial" w:hAnsi="Arial"/>
+                <w:rFonts w:cs="Tajawal" w:ascii="Tajawal" w:hAnsi="Tajawal"/>
                 <w:rtl/>
               </w:rPr>
               <w:t>أمرا بيع مُسلَّمان ومُفوتران (بالجنيه) + عرض سعر مسودة</w:t>
@@ -6190,7 +7629,7 @@
       </w:pPr>
       <w:r>
         <w:rPr>
-          <w:rFonts w:cs="Arial" w:ascii="Arial" w:hAnsi="Arial"/>
+          <w:rFonts w:cs="Tajawal" w:ascii="Tajawal" w:hAnsi="Tajawal"/>
           <w:rtl/>
         </w:rPr>
         <w:t>12. الإدارة والصيانة</w:t>
@@ -6204,7 +7643,7 @@
       </w:pPr>
       <w:r>
         <w:rPr>
-          <w:rFonts w:cs="Arial" w:ascii="Arial" w:hAnsi="Arial"/>
+          <w:rFonts w:cs="Tajawal" w:ascii="Tajawal" w:hAnsi="Tajawal"/>
           <w:rtl/>
         </w:rPr>
         <w:t>12.1 المستخدمون والصلاحيات</w:t>
@@ -6217,7 +7656,7 @@
       </w:pPr>
       <w:r>
         <w:rPr>
-          <w:rFonts w:cs="Arial" w:ascii="Arial" w:hAnsi="Arial"/>
+          <w:rFonts w:cs="Tajawal" w:ascii="Tajawal" w:hAnsi="Tajawal"/>
           <w:rtl/>
         </w:rPr>
         <w:t xml:space="preserve">أنشئ المستخدمين من </w:t>
@@ -6225,14 +7664,14 @@
       <w:r>
         <w:rPr>
           <w:b/>
-          <w:rFonts w:cs="Arial" w:ascii="Arial" w:hAnsi="Arial"/>
+          <w:rFonts w:cs="Tajawal" w:ascii="Tajawal" w:hAnsi="Tajawal"/>
           <w:rtl/>
         </w:rPr>
         <w:t>الإعدادات ← المستخدمون</w:t>
       </w:r>
       <w:r>
         <w:rPr>
-          <w:rFonts w:cs="Arial" w:ascii="Arial" w:hAnsi="Arial"/>
+          <w:rFonts w:cs="Tajawal" w:ascii="Tajawal" w:hAnsi="Tajawal"/>
           <w:rtl/>
         </w:rPr>
         <w:t>. وعيّن صلاحيات الوصول للتطبيقات بحيث يرى كل دور القوائم التي يحتاجها فقط.</w:t>
@@ -6246,7 +7685,7 @@
       </w:pPr>
       <w:r>
         <w:rPr>
-          <w:rFonts w:cs="Arial" w:ascii="Arial" w:hAnsi="Arial"/>
+          <w:rFonts w:cs="Tajawal" w:ascii="Tajawal" w:hAnsi="Tajawal"/>
           <w:rtl/>
         </w:rPr>
         <w:t>12.2 النسخ الاحتياطي</w:t>
@@ -6259,7 +7698,7 @@
       </w:pPr>
       <w:r>
         <w:rPr>
-          <w:rFonts w:cs="Arial" w:ascii="Arial" w:hAnsi="Arial"/>
+          <w:rFonts w:cs="Tajawal" w:ascii="Tajawal" w:hAnsi="Tajawal"/>
           <w:rtl/>
         </w:rPr>
         <w:t>خذ نسخًا احتياطية لقاعدة البيانات بانتظام واحتفظ بنسخ خارج الموقع قبل الترقيات.</w:t>
@@ -6273,7 +7712,7 @@
       </w:pPr>
       <w:r>
         <w:rPr>
-          <w:rFonts w:cs="Arial" w:ascii="Arial" w:hAnsi="Arial"/>
+          <w:rFonts w:cs="Tajawal" w:ascii="Tajawal" w:hAnsi="Tajawal"/>
           <w:rtl/>
         </w:rPr>
         <w:t>12.3 إعادة بناء النسخة التجريبية</w:t>
@@ -6286,7 +7725,7 @@
       </w:pPr>
       <w:r>
         <w:rPr>
-          <w:rFonts w:cs="Arial" w:ascii="Arial" w:hAnsi="Arial"/>
+          <w:rFonts w:cs="Tajawal" w:ascii="Tajawal" w:hAnsi="Tajawal"/>
           <w:rtl/>
         </w:rPr>
         <w:t>يمكن إعادة إنشاء قاعدة البيانات التجريبية من الصفر باستخدام سكربت التهيئة الخاص بالمشروع. راجع وثائق المشروع للأوامر الدقيقة.</w:t>
@@ -6316,7 +7755,7 @@
               <w:rPr>
                 <w:b/>
                 <w:color w:val="B00020"/>
-                <w:rFonts w:cs="Arial" w:ascii="Arial" w:hAnsi="Arial"/>
+                <w:rFonts w:cs="Tajawal" w:ascii="Tajawal" w:hAnsi="Tajawal"/>
                 <w:rtl/>
               </w:rPr>
               <w:t>هام — تجهيز الإنتاج</w:t>
@@ -6329,7 +7768,7 @@
             </w:pPr>
             <w:r>
               <w:rPr>
-                <w:rFonts w:cs="Arial" w:ascii="Arial" w:hAnsi="Arial"/>
+                <w:rFonts w:cs="Tajawal" w:ascii="Tajawal" w:hAnsi="Tajawal"/>
                 <w:rtl/>
               </w:rPr>
               <w:t>قبل الاستخدام الفعلي: غيّر كل كلمات المرور الافتراضية، وعطّل مدير قواعد البيانات، وفعّل HTTPS، وقيّد مرشّح قاعدة البيانات.</w:t>
@@ -6352,7 +7791,7 @@
       </w:pPr>
       <w:r>
         <w:rPr>
-          <w:rFonts w:cs="Arial" w:ascii="Arial" w:hAnsi="Arial"/>
+          <w:rFonts w:cs="Tajawal" w:ascii="Tajawal" w:hAnsi="Tajawal"/>
           <w:rtl/>
         </w:rPr>
         <w:t>13. مسرد المصطلحات</w:t>
@@ -6385,7 +7824,7 @@
               <w:rPr>
                 <w:b/>
                 <w:color w:val="FFFFFF"/>
-                <w:rFonts w:cs="Arial" w:ascii="Arial" w:hAnsi="Arial"/>
+                <w:rFonts w:cs="Tajawal" w:ascii="Tajawal" w:hAnsi="Tajawal"/>
                 <w:rtl/>
               </w:rPr>
               <w:t>المصطلح</w:t>
@@ -6406,7 +7845,7 @@
               <w:rPr>
                 <w:b/>
                 <w:color w:val="FFFFFF"/>
-                <w:rFonts w:cs="Arial" w:ascii="Arial" w:hAnsi="Arial"/>
+                <w:rFonts w:cs="Tajawal" w:ascii="Tajawal" w:hAnsi="Tajawal"/>
                 <w:rtl/>
               </w:rPr>
               <w:t>المعنى</w:t>
@@ -6426,7 +7865,7 @@
             </w:pPr>
             <w:r>
               <w:rPr>
-                <w:rFonts w:cs="Arial" w:ascii="Arial" w:hAnsi="Arial"/>
+                <w:rFonts w:cs="Tajawal" w:ascii="Tajawal" w:hAnsi="Tajawal"/>
                 <w:rtl/>
               </w:rPr>
               <w:t>SKU / المرجع الداخلي</w:t>
@@ -6444,7 +7883,7 @@
             </w:pPr>
             <w:r>
               <w:rPr>
-                <w:rFonts w:cs="Arial" w:ascii="Arial" w:hAnsi="Arial"/>
+                <w:rFonts w:cs="Tajawal" w:ascii="Tajawal" w:hAnsi="Tajawal"/>
                 <w:rtl/>
               </w:rPr>
               <w:t>رمز المنتج الفريد لديك.</w:t>
@@ -6465,7 +7904,7 @@
             </w:pPr>
             <w:r>
               <w:rPr>
-                <w:rFonts w:cs="Arial" w:ascii="Arial" w:hAnsi="Arial"/>
+                <w:rFonts w:cs="Tajawal" w:ascii="Tajawal" w:hAnsi="Tajawal"/>
                 <w:rtl/>
               </w:rPr>
               <w:t>الدفعة (Lot/Batch)</w:t>
@@ -6484,7 +7923,7 @@
             </w:pPr>
             <w:r>
               <w:rPr>
-                <w:rFonts w:cs="Arial" w:ascii="Arial" w:hAnsi="Arial"/>
+                <w:rFonts w:cs="Tajawal" w:ascii="Tajawal" w:hAnsi="Tajawal"/>
                 <w:rtl/>
               </w:rPr>
               <w:t>مجموعة وحدات مستلمة معًا وتُتتبَّع كوحدة واحدة.</w:t>
@@ -6504,7 +7943,7 @@
             </w:pPr>
             <w:r>
               <w:rPr>
-                <w:rFonts w:cs="Arial" w:ascii="Arial" w:hAnsi="Arial"/>
+                <w:rFonts w:cs="Tajawal" w:ascii="Tajawal" w:hAnsi="Tajawal"/>
                 <w:rtl/>
               </w:rPr>
               <w:t>FEFO</w:t>
@@ -6522,7 +7961,7 @@
             </w:pPr>
             <w:r>
               <w:rPr>
-                <w:rFonts w:cs="Arial" w:ascii="Arial" w:hAnsi="Arial"/>
+                <w:rFonts w:cs="Tajawal" w:ascii="Tajawal" w:hAnsi="Tajawal"/>
                 <w:rtl/>
               </w:rPr>
               <w:t>الأقرب انتهاءً صادر أولًا — يُصرَف المخزون الأقرب انتهاءً أولًا.</w:t>
@@ -6543,7 +7982,7 @@
             </w:pPr>
             <w:r>
               <w:rPr>
-                <w:rFonts w:cs="Arial" w:ascii="Arial" w:hAnsi="Arial"/>
+                <w:rFonts w:cs="Tajawal" w:ascii="Tajawal" w:hAnsi="Tajawal"/>
                 <w:rtl/>
               </w:rPr>
               <w:t>FIFO</w:t>
@@ -6562,7 +8001,7 @@
             </w:pPr>
             <w:r>
               <w:rPr>
-                <w:rFonts w:cs="Arial" w:ascii="Arial" w:hAnsi="Arial"/>
+                <w:rFonts w:cs="Tajawal" w:ascii="Tajawal" w:hAnsi="Tajawal"/>
                 <w:rtl/>
               </w:rPr>
               <w:t>الوارد أولًا صادر أولًا — تقييم بأقدم تكلفة أولًا.</w:t>
@@ -6582,7 +8021,7 @@
             </w:pPr>
             <w:r>
               <w:rPr>
-                <w:rFonts w:cs="Arial" w:ascii="Arial" w:hAnsi="Arial"/>
+                <w:rFonts w:cs="Tajawal" w:ascii="Tajawal" w:hAnsi="Tajawal"/>
                 <w:rtl/>
               </w:rPr>
               <w:t>قاعدة التخزين</w:t>
@@ -6600,7 +8039,7 @@
             </w:pPr>
             <w:r>
               <w:rPr>
-                <w:rFonts w:cs="Arial" w:ascii="Arial" w:hAnsi="Arial"/>
+                <w:rFonts w:cs="Tajawal" w:ascii="Tajawal" w:hAnsi="Tajawal"/>
                 <w:rtl/>
               </w:rPr>
               <w:t>توجيه آلي للبضائع المستلمة إلى موقع محدد.</w:t>
@@ -6621,7 +8060,7 @@
             </w:pPr>
             <w:r>
               <w:rPr>
-                <w:rFonts w:cs="Arial" w:ascii="Arial" w:hAnsi="Arial"/>
+                <w:rFonts w:cs="Tajawal" w:ascii="Tajawal" w:hAnsi="Tajawal"/>
                 <w:rtl/>
               </w:rPr>
               <w:t>دفتر اليومية</w:t>
@@ -6640,7 +8079,7 @@
             </w:pPr>
             <w:r>
               <w:rPr>
-                <w:rFonts w:cs="Arial" w:ascii="Arial" w:hAnsi="Arial"/>
+                <w:rFonts w:cs="Tajawal" w:ascii="Tajawal" w:hAnsi="Tajawal"/>
                 <w:rtl/>
               </w:rPr>
               <w:t>سجل قيود محاسبية (مبيعات، مشتريات، بنك، نقد، متنوع).</w:t>
@@ -6660,7 +8099,7 @@
             </w:pPr>
             <w:r>
               <w:rPr>
-                <w:rFonts w:cs="Arial" w:ascii="Arial" w:hAnsi="Arial"/>
+                <w:rFonts w:cs="Tajawal" w:ascii="Tajawal" w:hAnsi="Tajawal"/>
                 <w:rtl/>
               </w:rPr>
               <w:t>RFQ</w:t>
@@ -6678,7 +8117,7 @@
             </w:pPr>
             <w:r>
               <w:rPr>
-                <w:rFonts w:cs="Arial" w:ascii="Arial" w:hAnsi="Arial"/>
+                <w:rFonts w:cs="Tajawal" w:ascii="Tajawal" w:hAnsi="Tajawal"/>
                 <w:rtl/>
               </w:rPr>
               <w:t>طلب عرض سعر — أمر شراء مسودة.</w:t>
@@ -6699,7 +8138,7 @@
             </w:pPr>
             <w:r>
               <w:rPr>
-                <w:rFonts w:cs="Arial" w:ascii="Arial" w:hAnsi="Arial"/>
+                <w:rFonts w:cs="Tajawal" w:ascii="Tajawal" w:hAnsi="Tajawal"/>
                 <w:rtl/>
               </w:rPr>
               <w:t>التسوية</w:t>
@@ -6718,7 +8157,7 @@
             </w:pPr>
             <w:r>
               <w:rPr>
-                <w:rFonts w:cs="Arial" w:ascii="Arial" w:hAnsi="Arial"/>
+                <w:rFonts w:cs="Tajawal" w:ascii="Tajawal" w:hAnsi="Tajawal"/>
                 <w:rtl/>
               </w:rPr>
               <w:t>مطابقة سطور كشف الحساب البنكي مع الفواتير والمدفوعات.</w:t>
@@ -6738,7 +8177,7 @@
             </w:pPr>
             <w:r>
               <w:rPr>
-                <w:rFonts w:cs="Arial" w:ascii="Arial" w:hAnsi="Arial"/>
+                <w:rFonts w:cs="Tajawal" w:ascii="Tajawal" w:hAnsi="Tajawal"/>
                 <w:rtl/>
               </w:rPr>
               <w:t>العملة الأساسية</w:t>
@@ -6756,7 +8195,7 @@
             </w:pPr>
             <w:r>
               <w:rPr>
-                <w:rFonts w:cs="Arial" w:ascii="Arial" w:hAnsi="Arial"/>
+                <w:rFonts w:cs="Tajawal" w:ascii="Tajawal" w:hAnsi="Tajawal"/>
                 <w:rtl/>
               </w:rPr>
               <w:t>العملة التي تُمسَك بها الحسابات (SDG).</w:t>
@@ -7157,7 +8596,7 @@
     <w:qFormat/>
     <w:rsid w:val="00FC693F"/>
     <w:rPr>
-      <w:rFonts w:ascii="Arial" w:hAnsi="Arial"/>
+      <w:rFonts w:ascii="Tajawal" w:hAnsi="Tajawal"/>
       <w:sz w:val="22"/>
     </w:rPr>
   </w:style>
@@ -7220,7 +8659,7 @@
       <w:outlineLvl w:val="0"/>
     </w:pPr>
     <w:rPr>
-      <w:rFonts w:asciiTheme="majorHAnsi" w:eastAsiaTheme="majorEastAsia" w:hAnsiTheme="majorHAnsi" w:cstheme="majorBidi" w:ascii="Arial" w:hAnsi="Arial"/>
+      <w:rFonts w:asciiTheme="majorHAnsi" w:eastAsiaTheme="majorEastAsia" w:hAnsiTheme="majorHAnsi" w:cstheme="majorBidi" w:ascii="Tajawal" w:hAnsi="Tajawal"/>
       <w:b/>
       <w:bCs/>
       <w:color w:val="094E66"/>
@@ -7244,7 +8683,7 @@
       <w:outlineLvl w:val="1"/>
     </w:pPr>
     <w:rPr>
-      <w:rFonts w:asciiTheme="majorHAnsi" w:eastAsiaTheme="majorEastAsia" w:hAnsiTheme="majorHAnsi" w:cstheme="majorBidi" w:ascii="Arial" w:hAnsi="Arial"/>
+      <w:rFonts w:asciiTheme="majorHAnsi" w:eastAsiaTheme="majorEastAsia" w:hAnsiTheme="majorHAnsi" w:cstheme="majorBidi" w:ascii="Tajawal" w:hAnsi="Tajawal"/>
       <w:b/>
       <w:bCs/>
       <w:color w:val="0E6E8E"/>
@@ -7268,7 +8707,7 @@
       <w:outlineLvl w:val="2"/>
     </w:pPr>
     <w:rPr>
-      <w:rFonts w:asciiTheme="majorHAnsi" w:eastAsiaTheme="majorEastAsia" w:hAnsiTheme="majorHAnsi" w:cstheme="majorBidi" w:ascii="Arial" w:hAnsi="Arial"/>
+      <w:rFonts w:asciiTheme="majorHAnsi" w:eastAsiaTheme="majorEastAsia" w:hAnsiTheme="majorHAnsi" w:cstheme="majorBidi" w:ascii="Tajawal" w:hAnsi="Tajawal"/>
       <w:b/>
       <w:bCs/>
       <w:color w:val="1F7A4D"/>
